--- a/server/docs/templates/ofertaFizBalashovIP.docx
+++ b/server/docs/templates/ofertaFizBalashovIP.docx
@@ -192,45 +192,7 @@
           <w:shd w:fill="auto" w:val="clear"/>
           <w:vertAlign w:val="baseline"/>
         </w:rPr>
-        <w:t xml:space="preserve">») между </w:t>
-      </w:r>
-      <w:r>
-        <w:rPr>
-          <w:rFonts w:eastAsia="Arial" w:cs="Arial" w:ascii="Arial" w:hAnsi="Arial"/>
-          <w:i w:val="false"/>
-          <w:caps w:val="false"/>
-          <w:smallCaps w:val="false"/>
-          <w:strike w:val="false"/>
-          <w:dstrike w:val="false"/>
-          <w:color w:val="000000"/>
-          <w:position w:val="0"/>
-          <w:sz w:val="22"/>
-          <w:sz w:val="22"/>
-          <w:szCs w:val="22"/>
-          <w:u w:val="none"/>
-          <w:shd w:fill="auto" w:val="clear"/>
-          <w:vertAlign w:val="baseline"/>
-        </w:rPr>
-        <w:t>и</w:t>
-      </w:r>
-      <w:r>
-        <w:rPr>
-          <w:rFonts w:eastAsia="Arial" w:cs="Arial" w:ascii="Arial" w:hAnsi="Arial"/>
-          <w:i w:val="false"/>
-          <w:caps w:val="false"/>
-          <w:smallCaps w:val="false"/>
-          <w:strike w:val="false"/>
-          <w:dstrike w:val="false"/>
-          <w:color w:val="000000"/>
-          <w:position w:val="0"/>
-          <w:sz w:val="22"/>
-          <w:sz w:val="22"/>
-          <w:szCs w:val="22"/>
-          <w:u w:val="none"/>
-          <w:shd w:fill="auto" w:val="clear"/>
-          <w:vertAlign w:val="baseline"/>
-        </w:rPr>
-        <w:t xml:space="preserve">сполнителем Платформы </w:t>
+        <w:t xml:space="preserve">») между исполнителем Платформы </w:t>
       </w:r>
       <w:r>
         <w:rPr>
@@ -4608,8 +4570,8 @@
         <w:tblLook w:val="0600"/>
       </w:tblPr>
       <w:tblGrid>
-        <w:gridCol w:w="2548"/>
-        <w:gridCol w:w="6807"/>
+        <w:gridCol w:w="2547"/>
+        <w:gridCol w:w="6808"/>
       </w:tblGrid>
       <w:tr>
         <w:trPr>
@@ -4617,7 +4579,7 @@
         </w:trPr>
         <w:tc>
           <w:tcPr>
-            <w:tcW w:w="2548" w:type="dxa"/>
+            <w:tcW w:w="2547" w:type="dxa"/>
             <w:tcBorders>
               <w:top w:val="single" w:sz="8" w:space="0" w:color="000000"/>
               <w:left w:val="single" w:sz="8" w:space="0" w:color="000000"/>
@@ -4654,7 +4616,7 @@
         </w:tc>
         <w:tc>
           <w:tcPr>
-            <w:tcW w:w="6807" w:type="dxa"/>
+            <w:tcW w:w="6808" w:type="dxa"/>
             <w:tcBorders>
               <w:top w:val="single" w:sz="8" w:space="0" w:color="000000"/>
               <w:left w:val="single" w:sz="8" w:space="0" w:color="000000"/>
@@ -4693,7 +4655,7 @@
         </w:trPr>
         <w:tc>
           <w:tcPr>
-            <w:tcW w:w="2548" w:type="dxa"/>
+            <w:tcW w:w="2547" w:type="dxa"/>
             <w:tcBorders>
               <w:top w:val="single" w:sz="8" w:space="0" w:color="000000"/>
               <w:left w:val="single" w:sz="8" w:space="0" w:color="000000"/>
@@ -4731,7 +4693,7 @@
         </w:tc>
         <w:tc>
           <w:tcPr>
-            <w:tcW w:w="6807" w:type="dxa"/>
+            <w:tcW w:w="6808" w:type="dxa"/>
             <w:tcBorders>
               <w:top w:val="single" w:sz="8" w:space="0" w:color="000000"/>
               <w:left w:val="single" w:sz="8" w:space="0" w:color="000000"/>
@@ -4770,7 +4732,7 @@
         </w:trPr>
         <w:tc>
           <w:tcPr>
-            <w:tcW w:w="2548" w:type="dxa"/>
+            <w:tcW w:w="2547" w:type="dxa"/>
             <w:tcBorders>
               <w:top w:val="single" w:sz="8" w:space="0" w:color="000000"/>
               <w:left w:val="single" w:sz="8" w:space="0" w:color="000000"/>
@@ -4808,7 +4770,7 @@
         </w:tc>
         <w:tc>
           <w:tcPr>
-            <w:tcW w:w="6807" w:type="dxa"/>
+            <w:tcW w:w="6808" w:type="dxa"/>
             <w:tcBorders>
               <w:top w:val="single" w:sz="8" w:space="0" w:color="000000"/>
               <w:left w:val="single" w:sz="8" w:space="0" w:color="000000"/>
@@ -4847,7 +4809,7 @@
         </w:trPr>
         <w:tc>
           <w:tcPr>
-            <w:tcW w:w="2548" w:type="dxa"/>
+            <w:tcW w:w="2547" w:type="dxa"/>
             <w:tcBorders>
               <w:top w:val="single" w:sz="8" w:space="0" w:color="000000"/>
               <w:left w:val="single" w:sz="8" w:space="0" w:color="000000"/>
@@ -4884,7 +4846,7 @@
         </w:tc>
         <w:tc>
           <w:tcPr>
-            <w:tcW w:w="6807" w:type="dxa"/>
+            <w:tcW w:w="6808" w:type="dxa"/>
             <w:tcBorders>
               <w:top w:val="single" w:sz="8" w:space="0" w:color="000000"/>
               <w:left w:val="single" w:sz="8" w:space="0" w:color="000000"/>
@@ -4911,7 +4873,25 @@
                 <w:szCs w:val="20"/>
                 <w:highlight w:val="white"/>
               </w:rPr>
-              <w:t>412031, Россия, Сартовская обл., г. Ртищево, ул. Пролетарская, д. 2, кв. 87</w:t>
+              <w:t>412031, Россия, Сар</w:t>
+            </w:r>
+            <w:r>
+              <w:rPr>
+                <w:rFonts w:eastAsia="Arial" w:cs="Arial" w:ascii="Arial" w:hAnsi="Arial"/>
+                <w:sz w:val="20"/>
+                <w:szCs w:val="20"/>
+                <w:highlight w:val="white"/>
+              </w:rPr>
+              <w:t>а</w:t>
+            </w:r>
+            <w:r>
+              <w:rPr>
+                <w:rFonts w:eastAsia="Arial" w:cs="Arial" w:ascii="Arial" w:hAnsi="Arial"/>
+                <w:sz w:val="20"/>
+                <w:szCs w:val="20"/>
+                <w:highlight w:val="white"/>
+              </w:rPr>
+              <w:t>товская обл., г. Ртищево, ул. Пролетарская, д. 2, кв. 87</w:t>
             </w:r>
           </w:p>
         </w:tc>
@@ -4922,7 +4902,7 @@
         </w:trPr>
         <w:tc>
           <w:tcPr>
-            <w:tcW w:w="2548" w:type="dxa"/>
+            <w:tcW w:w="2547" w:type="dxa"/>
             <w:tcBorders>
               <w:top w:val="single" w:sz="8" w:space="0" w:color="000000"/>
               <w:left w:val="single" w:sz="8" w:space="0" w:color="000000"/>
@@ -4959,7 +4939,7 @@
         </w:tc>
         <w:tc>
           <w:tcPr>
-            <w:tcW w:w="6807" w:type="dxa"/>
+            <w:tcW w:w="6808" w:type="dxa"/>
             <w:tcBorders>
               <w:top w:val="single" w:sz="8" w:space="0" w:color="000000"/>
               <w:left w:val="single" w:sz="8" w:space="0" w:color="000000"/>
@@ -4997,7 +4977,7 @@
         </w:trPr>
         <w:tc>
           <w:tcPr>
-            <w:tcW w:w="2548" w:type="dxa"/>
+            <w:tcW w:w="2547" w:type="dxa"/>
             <w:tcBorders>
               <w:top w:val="single" w:sz="8" w:space="0" w:color="000000"/>
               <w:left w:val="single" w:sz="8" w:space="0" w:color="000000"/>
@@ -5034,7 +5014,7 @@
         </w:tc>
         <w:tc>
           <w:tcPr>
-            <w:tcW w:w="6807" w:type="dxa"/>
+            <w:tcW w:w="6808" w:type="dxa"/>
             <w:tcBorders>
               <w:top w:val="single" w:sz="8" w:space="0" w:color="000000"/>
               <w:left w:val="single" w:sz="8" w:space="0" w:color="000000"/>
@@ -5072,7 +5052,7 @@
         </w:trPr>
         <w:tc>
           <w:tcPr>
-            <w:tcW w:w="2548" w:type="dxa"/>
+            <w:tcW w:w="2547" w:type="dxa"/>
             <w:tcBorders>
               <w:top w:val="single" w:sz="8" w:space="0" w:color="000000"/>
               <w:left w:val="single" w:sz="8" w:space="0" w:color="000000"/>
@@ -5109,7 +5089,7 @@
         </w:tc>
         <w:tc>
           <w:tcPr>
-            <w:tcW w:w="6807" w:type="dxa"/>
+            <w:tcW w:w="6808" w:type="dxa"/>
             <w:tcBorders>
               <w:top w:val="single" w:sz="8" w:space="0" w:color="000000"/>
               <w:left w:val="single" w:sz="8" w:space="0" w:color="000000"/>
@@ -5147,7 +5127,7 @@
         </w:trPr>
         <w:tc>
           <w:tcPr>
-            <w:tcW w:w="2548" w:type="dxa"/>
+            <w:tcW w:w="2547" w:type="dxa"/>
             <w:tcBorders>
               <w:top w:val="single" w:sz="8" w:space="0" w:color="000000"/>
               <w:left w:val="single" w:sz="8" w:space="0" w:color="000000"/>
@@ -5184,7 +5164,7 @@
         </w:tc>
         <w:tc>
           <w:tcPr>
-            <w:tcW w:w="6807" w:type="dxa"/>
+            <w:tcW w:w="6808" w:type="dxa"/>
             <w:tcBorders>
               <w:top w:val="single" w:sz="8" w:space="0" w:color="000000"/>
               <w:left w:val="single" w:sz="8" w:space="0" w:color="000000"/>
@@ -5222,7 +5202,7 @@
         </w:trPr>
         <w:tc>
           <w:tcPr>
-            <w:tcW w:w="2548" w:type="dxa"/>
+            <w:tcW w:w="2547" w:type="dxa"/>
             <w:tcBorders>
               <w:top w:val="single" w:sz="8" w:space="0" w:color="000000"/>
               <w:left w:val="single" w:sz="8" w:space="0" w:color="000000"/>
@@ -5260,7 +5240,7 @@
         </w:tc>
         <w:tc>
           <w:tcPr>
-            <w:tcW w:w="6807" w:type="dxa"/>
+            <w:tcW w:w="6808" w:type="dxa"/>
             <w:tcBorders>
               <w:top w:val="single" w:sz="8" w:space="0" w:color="000000"/>
               <w:left w:val="single" w:sz="8" w:space="0" w:color="000000"/>
@@ -6380,6 +6360,28 @@
       <w:u w:val="single"/>
     </w:rPr>
   </w:style>
+  <w:style w:type="character" w:styleId="ListLabel7">
+    <w:name w:val="ListLabel 7"/>
+    <w:qFormat/>
+    <w:rPr>
+      <w:rFonts w:ascii="Arial" w:hAnsi="Arial" w:eastAsia="Arial" w:cs="Arial"/>
+      <w:color w:val="0000FF"/>
+      <w:sz w:val="22"/>
+      <w:szCs w:val="22"/>
+      <w:u w:val="single"/>
+    </w:rPr>
+  </w:style>
+  <w:style w:type="character" w:styleId="ListLabel8">
+    <w:name w:val="ListLabel 8"/>
+    <w:qFormat/>
+    <w:rPr>
+      <w:rFonts w:ascii="Arial" w:hAnsi="Arial" w:eastAsia="Arial" w:cs="Arial"/>
+      <w:color w:val="1155CC"/>
+      <w:sz w:val="20"/>
+      <w:szCs w:val="20"/>
+      <w:u w:val="single"/>
+    </w:rPr>
+  </w:style>
   <w:style w:type="paragraph" w:styleId="Heading">
     <w:name w:val="Heading"/>
     <w:basedOn w:val="Normal"/>

--- a/server/docs/templates/ofertaFizBalashovIP.docx
+++ b/server/docs/templates/ofertaFizBalashovIP.docx
@@ -1,27 +1,26 @@
 
 <file path=word/document.xml><?xml version="1.0" encoding="utf-8"?>
-<w:document xmlns:o="urn:schemas-microsoft-com:office:office" xmlns:r="http://schemas.openxmlformats.org/officeDocument/2006/relationships" xmlns:v="urn:schemas-microsoft-com:vml" xmlns:w="http://schemas.openxmlformats.org/wordprocessingml/2006/main" xmlns:w10="urn:schemas-microsoft-com:office:word" xmlns:wp="http://schemas.openxmlformats.org/drawingml/2006/wordprocessingDrawing" xmlns:wps="http://schemas.microsoft.com/office/word/2010/wordprocessingShape" xmlns:wpg="http://schemas.microsoft.com/office/word/2010/wordprocessingGroup" xmlns:mc="http://schemas.openxmlformats.org/markup-compatibility/2006" xmlns:wp14="http://schemas.microsoft.com/office/word/2010/wordprocessingDrawing" xmlns:w14="http://schemas.microsoft.com/office/word/2010/wordml" mc:Ignorable="w14 wp14">
+<w:document xmlns:o="urn:schemas-microsoft-com:office:office" xmlns:r="http://schemas.openxmlformats.org/officeDocument/2006/relationships" xmlns:v="urn:schemas-microsoft-com:vml" xmlns:w="http://schemas.openxmlformats.org/wordprocessingml/2006/main" xmlns:w10="urn:schemas-microsoft-com:office:word" xmlns:wp="http://schemas.openxmlformats.org/drawingml/2006/wordprocessingDrawing" xmlns:pic="http://schemas.openxmlformats.org/drawingml/2006/picture" xmlns:wps="http://schemas.microsoft.com/office/word/2010/wordprocessingShape" xmlns:wpg="http://schemas.microsoft.com/office/word/2010/wordprocessingGroup" xmlns:mc="http://schemas.openxmlformats.org/markup-compatibility/2006" xmlns:wp14="http://schemas.microsoft.com/office/word/2010/wordprocessingDrawing" xmlns:w14="http://schemas.microsoft.com/office/word/2010/wordml" xmlns:w15="http://schemas.microsoft.com/office/word/2012/wordml" mc:Ignorable="w14 wp14 w15">
   <w:body>
     <w:p>
       <w:pPr>
         <w:pStyle w:val="Normal"/>
-        <w:ind w:left="-566" w:hanging="0"/>
+        <w:ind w:hanging="0" w:left="-566"/>
         <w:jc w:val="center"/>
         <w:rPr>
           <w:rFonts w:ascii="Arial" w:hAnsi="Arial" w:eastAsia="Arial" w:cs="Arial"/>
           <w:b/>
+          <w:sz w:val="22"/>
+          <w:szCs w:val="22"/>
+        </w:rPr>
+      </w:pPr>
+      <w:r>
+        <w:rPr>
+          <w:rFonts w:eastAsia="Arial" w:cs="Arial" w:ascii="Arial" w:hAnsi="Arial"/>
           <w:b/>
           <w:sz w:val="22"/>
           <w:szCs w:val="22"/>
         </w:rPr>
-      </w:pPr>
-      <w:r>
-        <w:rPr>
-          <w:rFonts w:eastAsia="Arial" w:cs="Arial" w:ascii="Arial" w:hAnsi="Arial"/>
-          <w:b/>
-          <w:sz w:val="22"/>
-          <w:szCs w:val="22"/>
-        </w:rPr>
         <w:t>Договор-оферта на оказание услуг</w:t>
       </w:r>
     </w:p>
@@ -34,7 +33,7 @@
         <w:widowControl/>
         <w:shd w:val="clear" w:fill="auto"/>
         <w:spacing w:lineRule="auto" w:line="276" w:before="0" w:after="120"/>
-        <w:ind w:left="-566" w:right="0" w:hanging="0"/>
+        <w:ind w:hanging="0" w:left="-566" w:right="0"/>
         <w:jc w:val="left"/>
         <w:rPr/>
       </w:pPr>
@@ -126,7 +125,7 @@
       <w:hyperlink r:id="rId2">
         <w:r>
           <w:rPr>
-            <w:rStyle w:val="ListLabel1"/>
+            <w:rStyle w:val="Style"/>
             <w:rFonts w:eastAsia="Arial" w:cs="Arial" w:ascii="Arial" w:hAnsi="Arial"/>
             <w:color w:val="0000FF"/>
             <w:sz w:val="22"/>
@@ -270,7 +269,7 @@
         <w:widowControl/>
         <w:shd w:val="clear" w:fill="auto"/>
         <w:spacing w:lineRule="auto" w:line="276" w:before="0" w:after="120"/>
-        <w:ind w:left="-566" w:right="0" w:hanging="0"/>
+        <w:ind w:hanging="0" w:left="-566" w:right="0"/>
         <w:jc w:val="left"/>
         <w:rPr/>
       </w:pPr>
@@ -304,7 +303,7 @@
       <w:hyperlink r:id="rId3">
         <w:r>
           <w:rPr>
-            <w:rStyle w:val="ListLabel1"/>
+            <w:rStyle w:val="Style"/>
             <w:rFonts w:eastAsia="Arial" w:cs="Arial" w:ascii="Arial" w:hAnsi="Arial"/>
             <w:color w:val="0000FF"/>
             <w:sz w:val="22"/>
@@ -343,19 +342,19 @@
         <w:widowControl/>
         <w:shd w:val="clear" w:fill="auto"/>
         <w:spacing w:lineRule="auto" w:line="276" w:before="0" w:after="120"/>
-        <w:ind w:left="-566" w:right="0" w:hanging="0"/>
-        <w:jc w:val="left"/>
-        <w:rPr>
-          <w:rFonts w:ascii="Arial" w:hAnsi="Arial" w:eastAsia="Arial" w:cs="Arial"/>
-          <w:i w:val="false"/>
-          <w:i w:val="false"/>
-          <w:caps w:val="false"/>
-          <w:smallCaps w:val="false"/>
-          <w:strike w:val="false"/>
-          <w:dstrike w:val="false"/>
-          <w:color w:val="000000"/>
-          <w:position w:val="0"/>
-          <w:sz w:val="24"/>
+        <w:ind w:hanging="0" w:left="-566" w:right="0"/>
+        <w:jc w:val="left"/>
+        <w:rPr>
+          <w:rFonts w:ascii="Arial" w:hAnsi="Arial" w:eastAsia="Arial" w:cs="Arial"/>
+          <w:i w:val="false"/>
+          <w:i w:val="false"/>
+          <w:caps w:val="false"/>
+          <w:smallCaps w:val="false"/>
+          <w:strike w:val="false"/>
+          <w:dstrike w:val="false"/>
+          <w:color w:val="000000"/>
+          <w:position w:val="0"/>
+          <w:sz w:val="22"/>
           <w:sz w:val="22"/>
           <w:szCs w:val="22"/>
           <w:u w:val="none"/>
@@ -502,7 +501,7 @@
     <w:p>
       <w:pPr>
         <w:pStyle w:val="Normal"/>
-        <w:ind w:left="-566" w:hanging="0"/>
+        <w:ind w:hanging="0" w:left="-566"/>
         <w:jc w:val="center"/>
         <w:rPr>
           <w:rFonts w:ascii="Arial" w:hAnsi="Arial" w:eastAsia="Arial" w:cs="Arial"/>
@@ -531,21 +530,20 @@
         </w:numPr>
         <w:shd w:val="clear" w:fill="auto"/>
         <w:spacing w:lineRule="auto" w:line="276" w:before="0" w:after="0"/>
-        <w:ind w:left="-566" w:right="0" w:hanging="0"/>
+        <w:ind w:hanging="0" w:left="-566" w:right="0"/>
         <w:jc w:val="center"/>
         <w:rPr>
           <w:rFonts w:ascii="Arial" w:hAnsi="Arial" w:eastAsia="Arial" w:cs="Arial"/>
           <w:b/>
-          <w:b/>
-          <w:i w:val="false"/>
-          <w:i w:val="false"/>
-          <w:caps w:val="false"/>
-          <w:smallCaps w:val="false"/>
-          <w:strike w:val="false"/>
-          <w:dstrike w:val="false"/>
-          <w:color w:val="000000"/>
-          <w:position w:val="0"/>
-          <w:sz w:val="24"/>
+          <w:i w:val="false"/>
+          <w:i w:val="false"/>
+          <w:caps w:val="false"/>
+          <w:smallCaps w:val="false"/>
+          <w:strike w:val="false"/>
+          <w:dstrike w:val="false"/>
+          <w:color w:val="000000"/>
+          <w:position w:val="0"/>
+          <w:sz w:val="22"/>
           <w:sz w:val="22"/>
           <w:szCs w:val="22"/>
           <w:vertAlign w:val="baseline"/>
@@ -585,19 +583,19 @@
         </w:numPr>
         <w:shd w:val="clear" w:fill="auto"/>
         <w:spacing w:lineRule="auto" w:line="276" w:before="0" w:after="0"/>
-        <w:ind w:left="-566" w:right="0" w:hanging="0"/>
-        <w:jc w:val="left"/>
-        <w:rPr>
-          <w:rFonts w:ascii="Arial" w:hAnsi="Arial" w:eastAsia="Arial" w:cs="Arial"/>
-          <w:i w:val="false"/>
-          <w:i w:val="false"/>
-          <w:caps w:val="false"/>
-          <w:smallCaps w:val="false"/>
-          <w:strike w:val="false"/>
-          <w:dstrike w:val="false"/>
-          <w:color w:val="000000"/>
-          <w:position w:val="0"/>
-          <w:sz w:val="24"/>
+        <w:ind w:hanging="0" w:left="-566" w:right="0"/>
+        <w:jc w:val="left"/>
+        <w:rPr>
+          <w:rFonts w:ascii="Arial" w:hAnsi="Arial" w:eastAsia="Arial" w:cs="Arial"/>
+          <w:i w:val="false"/>
+          <w:i w:val="false"/>
+          <w:caps w:val="false"/>
+          <w:smallCaps w:val="false"/>
+          <w:strike w:val="false"/>
+          <w:dstrike w:val="false"/>
+          <w:color w:val="000000"/>
+          <w:position w:val="0"/>
+          <w:sz w:val="22"/>
           <w:sz w:val="22"/>
           <w:szCs w:val="22"/>
           <w:vertAlign w:val="baseline"/>
@@ -798,19 +796,19 @@
         </w:numPr>
         <w:shd w:val="clear" w:fill="auto"/>
         <w:spacing w:lineRule="auto" w:line="276" w:before="0" w:after="0"/>
-        <w:ind w:left="-566" w:right="0" w:hanging="0"/>
-        <w:jc w:val="left"/>
-        <w:rPr>
-          <w:rFonts w:ascii="Arial" w:hAnsi="Arial" w:eastAsia="Arial" w:cs="Arial"/>
-          <w:i w:val="false"/>
-          <w:i w:val="false"/>
-          <w:caps w:val="false"/>
-          <w:smallCaps w:val="false"/>
-          <w:strike w:val="false"/>
-          <w:dstrike w:val="false"/>
-          <w:color w:val="000000"/>
-          <w:position w:val="0"/>
-          <w:sz w:val="24"/>
+        <w:ind w:hanging="0" w:left="-566" w:right="0"/>
+        <w:jc w:val="left"/>
+        <w:rPr>
+          <w:rFonts w:ascii="Arial" w:hAnsi="Arial" w:eastAsia="Arial" w:cs="Arial"/>
+          <w:i w:val="false"/>
+          <w:i w:val="false"/>
+          <w:caps w:val="false"/>
+          <w:smallCaps w:val="false"/>
+          <w:strike w:val="false"/>
+          <w:dstrike w:val="false"/>
+          <w:color w:val="000000"/>
+          <w:position w:val="0"/>
+          <w:sz w:val="22"/>
           <w:sz w:val="22"/>
           <w:szCs w:val="22"/>
           <w:vertAlign w:val="baseline"/>
@@ -857,19 +855,19 @@
         </w:numPr>
         <w:shd w:val="clear" w:fill="auto"/>
         <w:spacing w:lineRule="auto" w:line="276" w:before="0" w:after="0"/>
-        <w:ind w:left="-566" w:right="0" w:hanging="0"/>
-        <w:jc w:val="left"/>
-        <w:rPr>
-          <w:rFonts w:ascii="Arial" w:hAnsi="Arial" w:eastAsia="Arial" w:cs="Arial"/>
-          <w:i w:val="false"/>
-          <w:i w:val="false"/>
-          <w:caps w:val="false"/>
-          <w:smallCaps w:val="false"/>
-          <w:strike w:val="false"/>
-          <w:dstrike w:val="false"/>
-          <w:color w:val="000000"/>
-          <w:position w:val="0"/>
-          <w:sz w:val="24"/>
+        <w:ind w:hanging="0" w:left="-566" w:right="0"/>
+        <w:jc w:val="left"/>
+        <w:rPr>
+          <w:rFonts w:ascii="Arial" w:hAnsi="Arial" w:eastAsia="Arial" w:cs="Arial"/>
+          <w:i w:val="false"/>
+          <w:i w:val="false"/>
+          <w:caps w:val="false"/>
+          <w:smallCaps w:val="false"/>
+          <w:strike w:val="false"/>
+          <w:dstrike w:val="false"/>
+          <w:color w:val="000000"/>
+          <w:position w:val="0"/>
+          <w:sz w:val="22"/>
           <w:sz w:val="22"/>
           <w:szCs w:val="22"/>
           <w:vertAlign w:val="baseline"/>
@@ -904,7 +902,7 @@
         <w:widowControl/>
         <w:shd w:val="clear" w:fill="auto"/>
         <w:spacing w:lineRule="auto" w:line="276" w:before="0" w:after="0"/>
-        <w:ind w:left="-566" w:right="0" w:hanging="0"/>
+        <w:ind w:hanging="0" w:left="-566" w:right="0"/>
         <w:jc w:val="left"/>
         <w:rPr>
           <w:rFonts w:ascii="Arial" w:hAnsi="Arial" w:eastAsia="Arial" w:cs="Arial"/>
@@ -954,21 +952,20 @@
         </w:numPr>
         <w:shd w:val="clear" w:fill="auto"/>
         <w:spacing w:lineRule="auto" w:line="276" w:before="0" w:after="0"/>
-        <w:ind w:left="-566" w:right="0" w:hanging="0"/>
+        <w:ind w:hanging="0" w:left="-566" w:right="0"/>
         <w:jc w:val="center"/>
         <w:rPr>
           <w:rFonts w:ascii="Arial" w:hAnsi="Arial" w:eastAsia="Arial" w:cs="Arial"/>
           <w:b/>
-          <w:b/>
-          <w:i w:val="false"/>
-          <w:i w:val="false"/>
-          <w:caps w:val="false"/>
-          <w:smallCaps w:val="false"/>
-          <w:strike w:val="false"/>
-          <w:dstrike w:val="false"/>
-          <w:color w:val="000000"/>
-          <w:position w:val="0"/>
-          <w:sz w:val="24"/>
+          <w:i w:val="false"/>
+          <w:i w:val="false"/>
+          <w:caps w:val="false"/>
+          <w:smallCaps w:val="false"/>
+          <w:strike w:val="false"/>
+          <w:dstrike w:val="false"/>
+          <w:color w:val="000000"/>
+          <w:position w:val="0"/>
+          <w:sz w:val="22"/>
           <w:sz w:val="22"/>
           <w:szCs w:val="22"/>
           <w:vertAlign w:val="baseline"/>
@@ -1008,19 +1005,19 @@
         </w:numPr>
         <w:shd w:val="clear" w:fill="auto"/>
         <w:spacing w:lineRule="auto" w:line="276" w:before="0" w:after="0"/>
-        <w:ind w:left="-566" w:right="0" w:hanging="0"/>
-        <w:jc w:val="left"/>
-        <w:rPr>
-          <w:rFonts w:ascii="Arial" w:hAnsi="Arial" w:eastAsia="Arial" w:cs="Arial"/>
-          <w:i w:val="false"/>
-          <w:i w:val="false"/>
-          <w:caps w:val="false"/>
-          <w:smallCaps w:val="false"/>
-          <w:strike w:val="false"/>
-          <w:dstrike w:val="false"/>
-          <w:color w:val="000000"/>
-          <w:position w:val="0"/>
-          <w:sz w:val="24"/>
+        <w:ind w:hanging="0" w:left="-566" w:right="0"/>
+        <w:jc w:val="left"/>
+        <w:rPr>
+          <w:rFonts w:ascii="Arial" w:hAnsi="Arial" w:eastAsia="Arial" w:cs="Arial"/>
+          <w:i w:val="false"/>
+          <w:i w:val="false"/>
+          <w:caps w:val="false"/>
+          <w:smallCaps w:val="false"/>
+          <w:strike w:val="false"/>
+          <w:dstrike w:val="false"/>
+          <w:color w:val="000000"/>
+          <w:position w:val="0"/>
+          <w:sz w:val="22"/>
           <w:sz w:val="22"/>
           <w:szCs w:val="22"/>
           <w:vertAlign w:val="baseline"/>
@@ -1194,19 +1191,19 @@
         </w:numPr>
         <w:shd w:val="clear" w:fill="auto"/>
         <w:spacing w:lineRule="auto" w:line="276" w:before="0" w:after="0"/>
-        <w:ind w:left="-566" w:right="0" w:hanging="0"/>
-        <w:jc w:val="left"/>
-        <w:rPr>
-          <w:rFonts w:ascii="Arial" w:hAnsi="Arial" w:eastAsia="Arial" w:cs="Arial"/>
-          <w:i w:val="false"/>
-          <w:i w:val="false"/>
-          <w:caps w:val="false"/>
-          <w:smallCaps w:val="false"/>
-          <w:strike w:val="false"/>
-          <w:dstrike w:val="false"/>
-          <w:color w:val="000000"/>
-          <w:position w:val="0"/>
-          <w:sz w:val="24"/>
+        <w:ind w:hanging="0" w:left="-566" w:right="0"/>
+        <w:jc w:val="left"/>
+        <w:rPr>
+          <w:rFonts w:ascii="Arial" w:hAnsi="Arial" w:eastAsia="Arial" w:cs="Arial"/>
+          <w:i w:val="false"/>
+          <w:i w:val="false"/>
+          <w:caps w:val="false"/>
+          <w:smallCaps w:val="false"/>
+          <w:strike w:val="false"/>
+          <w:dstrike w:val="false"/>
+          <w:color w:val="000000"/>
+          <w:position w:val="0"/>
+          <w:sz w:val="22"/>
           <w:sz w:val="22"/>
           <w:szCs w:val="22"/>
           <w:vertAlign w:val="baseline"/>
@@ -1253,19 +1250,19 @@
         </w:numPr>
         <w:shd w:val="clear" w:fill="auto"/>
         <w:spacing w:lineRule="auto" w:line="276" w:before="0" w:after="0"/>
-        <w:ind w:left="-566" w:right="0" w:hanging="0"/>
-        <w:jc w:val="left"/>
-        <w:rPr>
-          <w:rFonts w:ascii="Arial" w:hAnsi="Arial" w:eastAsia="Arial" w:cs="Arial"/>
-          <w:i w:val="false"/>
-          <w:i w:val="false"/>
-          <w:caps w:val="false"/>
-          <w:smallCaps w:val="false"/>
-          <w:strike w:val="false"/>
-          <w:dstrike w:val="false"/>
-          <w:color w:val="000000"/>
-          <w:position w:val="0"/>
-          <w:sz w:val="24"/>
+        <w:ind w:hanging="0" w:left="-566" w:right="0"/>
+        <w:jc w:val="left"/>
+        <w:rPr>
+          <w:rFonts w:ascii="Arial" w:hAnsi="Arial" w:eastAsia="Arial" w:cs="Arial"/>
+          <w:i w:val="false"/>
+          <w:i w:val="false"/>
+          <w:caps w:val="false"/>
+          <w:smallCaps w:val="false"/>
+          <w:strike w:val="false"/>
+          <w:dstrike w:val="false"/>
+          <w:color w:val="000000"/>
+          <w:position w:val="0"/>
+          <w:sz w:val="22"/>
           <w:sz w:val="22"/>
           <w:szCs w:val="22"/>
           <w:vertAlign w:val="baseline"/>
@@ -1331,19 +1328,19 @@
         </w:numPr>
         <w:shd w:val="clear" w:fill="auto"/>
         <w:spacing w:lineRule="auto" w:line="276" w:before="0" w:after="0"/>
-        <w:ind w:left="-566" w:right="0" w:hanging="0"/>
-        <w:jc w:val="left"/>
-        <w:rPr>
-          <w:rFonts w:ascii="Arial" w:hAnsi="Arial" w:eastAsia="Arial" w:cs="Arial"/>
-          <w:i w:val="false"/>
-          <w:i w:val="false"/>
-          <w:caps w:val="false"/>
-          <w:smallCaps w:val="false"/>
-          <w:strike w:val="false"/>
-          <w:dstrike w:val="false"/>
-          <w:color w:val="000000"/>
-          <w:position w:val="0"/>
-          <w:sz w:val="24"/>
+        <w:ind w:hanging="0" w:left="-566" w:right="0"/>
+        <w:jc w:val="left"/>
+        <w:rPr>
+          <w:rFonts w:ascii="Arial" w:hAnsi="Arial" w:eastAsia="Arial" w:cs="Arial"/>
+          <w:i w:val="false"/>
+          <w:i w:val="false"/>
+          <w:caps w:val="false"/>
+          <w:smallCaps w:val="false"/>
+          <w:strike w:val="false"/>
+          <w:dstrike w:val="false"/>
+          <w:color w:val="000000"/>
+          <w:position w:val="0"/>
+          <w:sz w:val="22"/>
           <w:sz w:val="22"/>
           <w:szCs w:val="22"/>
           <w:vertAlign w:val="baseline"/>
@@ -1378,7 +1375,7 @@
         <w:widowControl/>
         <w:shd w:val="clear" w:fill="auto"/>
         <w:spacing w:lineRule="auto" w:line="276" w:before="0" w:after="0"/>
-        <w:ind w:left="-566" w:right="0" w:hanging="0"/>
+        <w:ind w:hanging="0" w:left="-566" w:right="0"/>
         <w:jc w:val="left"/>
         <w:rPr>
           <w:rFonts w:ascii="Arial" w:hAnsi="Arial" w:eastAsia="Arial" w:cs="Arial"/>
@@ -1415,7 +1412,7 @@
         <w:widowControl/>
         <w:shd w:val="clear" w:fill="auto"/>
         <w:spacing w:lineRule="auto" w:line="276" w:before="0" w:after="0"/>
-        <w:ind w:left="-566" w:right="0" w:hanging="0"/>
+        <w:ind w:hanging="0" w:left="-566" w:right="0"/>
         <w:jc w:val="left"/>
         <w:rPr>
           <w:rFonts w:ascii="Arial" w:hAnsi="Arial" w:eastAsia="Arial" w:cs="Arial"/>
@@ -1465,21 +1462,20 @@
         </w:numPr>
         <w:shd w:val="clear" w:fill="auto"/>
         <w:spacing w:lineRule="auto" w:line="276" w:before="0" w:after="0"/>
-        <w:ind w:left="-566" w:right="0" w:hanging="0"/>
+        <w:ind w:hanging="0" w:left="-566" w:right="0"/>
         <w:jc w:val="center"/>
         <w:rPr>
           <w:rFonts w:ascii="Arial" w:hAnsi="Arial" w:eastAsia="Arial" w:cs="Arial"/>
           <w:b/>
-          <w:b/>
-          <w:i w:val="false"/>
-          <w:i w:val="false"/>
-          <w:caps w:val="false"/>
-          <w:smallCaps w:val="false"/>
-          <w:strike w:val="false"/>
-          <w:dstrike w:val="false"/>
-          <w:color w:val="000000"/>
-          <w:position w:val="0"/>
-          <w:sz w:val="24"/>
+          <w:i w:val="false"/>
+          <w:i w:val="false"/>
+          <w:caps w:val="false"/>
+          <w:smallCaps w:val="false"/>
+          <w:strike w:val="false"/>
+          <w:dstrike w:val="false"/>
+          <w:color w:val="000000"/>
+          <w:position w:val="0"/>
+          <w:sz w:val="22"/>
           <w:sz w:val="22"/>
           <w:szCs w:val="22"/>
           <w:vertAlign w:val="baseline"/>
@@ -1519,19 +1515,19 @@
         </w:numPr>
         <w:shd w:val="clear" w:fill="auto"/>
         <w:spacing w:lineRule="auto" w:line="276" w:before="0" w:after="0"/>
-        <w:ind w:left="-566" w:right="0" w:hanging="0"/>
-        <w:jc w:val="left"/>
-        <w:rPr>
-          <w:rFonts w:ascii="Arial" w:hAnsi="Arial" w:eastAsia="Arial" w:cs="Arial"/>
-          <w:i w:val="false"/>
-          <w:i w:val="false"/>
-          <w:caps w:val="false"/>
-          <w:smallCaps w:val="false"/>
-          <w:strike w:val="false"/>
-          <w:dstrike w:val="false"/>
-          <w:color w:val="000000"/>
-          <w:position w:val="0"/>
-          <w:sz w:val="24"/>
+        <w:ind w:hanging="0" w:left="-566" w:right="0"/>
+        <w:jc w:val="left"/>
+        <w:rPr>
+          <w:rFonts w:ascii="Arial" w:hAnsi="Arial" w:eastAsia="Arial" w:cs="Arial"/>
+          <w:i w:val="false"/>
+          <w:i w:val="false"/>
+          <w:caps w:val="false"/>
+          <w:smallCaps w:val="false"/>
+          <w:strike w:val="false"/>
+          <w:dstrike w:val="false"/>
+          <w:color w:val="000000"/>
+          <w:position w:val="0"/>
+          <w:sz w:val="22"/>
           <w:sz w:val="22"/>
           <w:szCs w:val="22"/>
           <w:vertAlign w:val="baseline"/>
@@ -1570,19 +1566,19 @@
         </w:numPr>
         <w:shd w:val="clear" w:fill="auto"/>
         <w:spacing w:lineRule="auto" w:line="276" w:before="0" w:after="0"/>
-        <w:ind w:left="-566" w:right="0" w:hanging="0"/>
-        <w:jc w:val="left"/>
-        <w:rPr>
-          <w:rFonts w:ascii="Arial" w:hAnsi="Arial" w:eastAsia="Arial" w:cs="Arial"/>
-          <w:i w:val="false"/>
-          <w:i w:val="false"/>
-          <w:caps w:val="false"/>
-          <w:smallCaps w:val="false"/>
-          <w:strike w:val="false"/>
-          <w:dstrike w:val="false"/>
-          <w:color w:val="000000"/>
-          <w:position w:val="0"/>
-          <w:sz w:val="24"/>
+        <w:ind w:hanging="0" w:left="-566" w:right="0"/>
+        <w:jc w:val="left"/>
+        <w:rPr>
+          <w:rFonts w:ascii="Arial" w:hAnsi="Arial" w:eastAsia="Arial" w:cs="Arial"/>
+          <w:i w:val="false"/>
+          <w:i w:val="false"/>
+          <w:caps w:val="false"/>
+          <w:smallCaps w:val="false"/>
+          <w:strike w:val="false"/>
+          <w:dstrike w:val="false"/>
+          <w:color w:val="000000"/>
+          <w:position w:val="0"/>
+          <w:sz w:val="22"/>
           <w:sz w:val="22"/>
           <w:szCs w:val="22"/>
           <w:vertAlign w:val="baseline"/>
@@ -1698,7 +1694,7 @@
         <w:widowControl/>
         <w:shd w:val="clear" w:fill="auto"/>
         <w:spacing w:lineRule="auto" w:line="276" w:before="0" w:after="0"/>
-        <w:ind w:left="-566" w:right="0" w:hanging="0"/>
+        <w:ind w:hanging="0" w:left="-566" w:right="0"/>
         <w:jc w:val="left"/>
         <w:rPr>
           <w:rFonts w:ascii="Arial" w:hAnsi="Arial" w:eastAsia="Arial" w:cs="Arial"/>
@@ -1748,21 +1744,20 @@
         </w:numPr>
         <w:shd w:val="clear" w:fill="auto"/>
         <w:spacing w:lineRule="auto" w:line="276" w:before="0" w:after="0"/>
-        <w:ind w:left="-566" w:right="0" w:hanging="0"/>
+        <w:ind w:hanging="0" w:left="-566" w:right="0"/>
         <w:jc w:val="center"/>
         <w:rPr>
           <w:rFonts w:ascii="Arial" w:hAnsi="Arial" w:eastAsia="Arial" w:cs="Arial"/>
           <w:b/>
-          <w:b/>
-          <w:i w:val="false"/>
-          <w:i w:val="false"/>
-          <w:caps w:val="false"/>
-          <w:smallCaps w:val="false"/>
-          <w:strike w:val="false"/>
-          <w:dstrike w:val="false"/>
-          <w:color w:val="000000"/>
-          <w:position w:val="0"/>
-          <w:sz w:val="24"/>
+          <w:i w:val="false"/>
+          <w:i w:val="false"/>
+          <w:caps w:val="false"/>
+          <w:smallCaps w:val="false"/>
+          <w:strike w:val="false"/>
+          <w:dstrike w:val="false"/>
+          <w:color w:val="000000"/>
+          <w:position w:val="0"/>
+          <w:sz w:val="22"/>
           <w:sz w:val="22"/>
           <w:szCs w:val="22"/>
           <w:vertAlign w:val="baseline"/>
@@ -1802,19 +1797,19 @@
         </w:numPr>
         <w:shd w:val="clear" w:fill="auto"/>
         <w:spacing w:lineRule="auto" w:line="276" w:before="0" w:after="0"/>
-        <w:ind w:left="-566" w:right="0" w:hanging="0"/>
-        <w:jc w:val="left"/>
-        <w:rPr>
-          <w:rFonts w:ascii="Arial" w:hAnsi="Arial" w:eastAsia="Arial" w:cs="Arial"/>
-          <w:i w:val="false"/>
-          <w:i w:val="false"/>
-          <w:caps w:val="false"/>
-          <w:smallCaps w:val="false"/>
-          <w:strike w:val="false"/>
-          <w:dstrike w:val="false"/>
-          <w:color w:val="000000"/>
-          <w:position w:val="0"/>
-          <w:sz w:val="24"/>
+        <w:ind w:hanging="0" w:left="-566" w:right="0"/>
+        <w:jc w:val="left"/>
+        <w:rPr>
+          <w:rFonts w:ascii="Arial" w:hAnsi="Arial" w:eastAsia="Arial" w:cs="Arial"/>
+          <w:i w:val="false"/>
+          <w:i w:val="false"/>
+          <w:caps w:val="false"/>
+          <w:smallCaps w:val="false"/>
+          <w:strike w:val="false"/>
+          <w:dstrike w:val="false"/>
+          <w:color w:val="000000"/>
+          <w:position w:val="0"/>
+          <w:sz w:val="22"/>
           <w:sz w:val="22"/>
           <w:szCs w:val="22"/>
           <w:vertAlign w:val="baseline"/>
@@ -1853,19 +1848,19 @@
         </w:numPr>
         <w:shd w:val="clear" w:fill="auto"/>
         <w:spacing w:lineRule="auto" w:line="276" w:before="0" w:after="0"/>
-        <w:ind w:left="-566" w:right="0" w:hanging="0"/>
-        <w:jc w:val="left"/>
-        <w:rPr>
-          <w:rFonts w:ascii="Arial" w:hAnsi="Arial" w:eastAsia="Arial" w:cs="Arial"/>
-          <w:i w:val="false"/>
-          <w:i w:val="false"/>
-          <w:caps w:val="false"/>
-          <w:smallCaps w:val="false"/>
-          <w:strike w:val="false"/>
-          <w:dstrike w:val="false"/>
-          <w:color w:val="000000"/>
-          <w:position w:val="0"/>
-          <w:sz w:val="24"/>
+        <w:ind w:hanging="0" w:left="-566" w:right="0"/>
+        <w:jc w:val="left"/>
+        <w:rPr>
+          <w:rFonts w:ascii="Arial" w:hAnsi="Arial" w:eastAsia="Arial" w:cs="Arial"/>
+          <w:i w:val="false"/>
+          <w:i w:val="false"/>
+          <w:caps w:val="false"/>
+          <w:smallCaps w:val="false"/>
+          <w:strike w:val="false"/>
+          <w:dstrike w:val="false"/>
+          <w:color w:val="000000"/>
+          <w:position w:val="0"/>
+          <w:sz w:val="22"/>
           <w:sz w:val="22"/>
           <w:szCs w:val="22"/>
           <w:vertAlign w:val="baseline"/>
@@ -1900,7 +1895,7 @@
         <w:widowControl/>
         <w:shd w:val="clear" w:fill="auto"/>
         <w:spacing w:lineRule="auto" w:line="276" w:before="0" w:after="0"/>
-        <w:ind w:left="-566" w:right="0" w:hanging="0"/>
+        <w:ind w:hanging="0" w:left="-566" w:right="0"/>
         <w:jc w:val="left"/>
         <w:rPr>
           <w:rFonts w:ascii="Arial" w:hAnsi="Arial" w:eastAsia="Arial" w:cs="Arial"/>
@@ -1950,21 +1945,20 @@
         </w:numPr>
         <w:shd w:val="clear" w:fill="auto"/>
         <w:spacing w:lineRule="auto" w:line="276" w:before="0" w:after="0"/>
-        <w:ind w:left="-566" w:right="0" w:hanging="0"/>
+        <w:ind w:hanging="0" w:left="-566" w:right="0"/>
         <w:jc w:val="center"/>
         <w:rPr>
           <w:rFonts w:ascii="Arial" w:hAnsi="Arial" w:eastAsia="Arial" w:cs="Arial"/>
           <w:b/>
-          <w:b/>
-          <w:i w:val="false"/>
-          <w:i w:val="false"/>
-          <w:caps w:val="false"/>
-          <w:smallCaps w:val="false"/>
-          <w:strike w:val="false"/>
-          <w:dstrike w:val="false"/>
-          <w:color w:val="000000"/>
-          <w:position w:val="0"/>
-          <w:sz w:val="24"/>
+          <w:i w:val="false"/>
+          <w:i w:val="false"/>
+          <w:caps w:val="false"/>
+          <w:smallCaps w:val="false"/>
+          <w:strike w:val="false"/>
+          <w:dstrike w:val="false"/>
+          <w:color w:val="000000"/>
+          <w:position w:val="0"/>
+          <w:sz w:val="22"/>
           <w:sz w:val="22"/>
           <w:szCs w:val="22"/>
           <w:vertAlign w:val="baseline"/>
@@ -2004,19 +1998,19 @@
         </w:numPr>
         <w:shd w:val="clear" w:fill="auto"/>
         <w:spacing w:lineRule="auto" w:line="276" w:before="0" w:after="0"/>
-        <w:ind w:left="-566" w:right="0" w:hanging="0"/>
-        <w:jc w:val="left"/>
-        <w:rPr>
-          <w:rFonts w:ascii="Arial" w:hAnsi="Arial" w:eastAsia="Arial" w:cs="Arial"/>
-          <w:i w:val="false"/>
-          <w:i w:val="false"/>
-          <w:caps w:val="false"/>
-          <w:smallCaps w:val="false"/>
-          <w:strike w:val="false"/>
-          <w:dstrike w:val="false"/>
-          <w:color w:val="000000"/>
-          <w:position w:val="0"/>
-          <w:sz w:val="24"/>
+        <w:ind w:hanging="0" w:left="-566" w:right="0"/>
+        <w:jc w:val="left"/>
+        <w:rPr>
+          <w:rFonts w:ascii="Arial" w:hAnsi="Arial" w:eastAsia="Arial" w:cs="Arial"/>
+          <w:i w:val="false"/>
+          <w:i w:val="false"/>
+          <w:caps w:val="false"/>
+          <w:smallCaps w:val="false"/>
+          <w:strike w:val="false"/>
+          <w:dstrike w:val="false"/>
+          <w:color w:val="000000"/>
+          <w:position w:val="0"/>
+          <w:sz w:val="22"/>
           <w:sz w:val="22"/>
           <w:szCs w:val="22"/>
           <w:vertAlign w:val="baseline"/>
@@ -2055,19 +2049,19 @@
         </w:numPr>
         <w:shd w:val="clear" w:fill="auto"/>
         <w:spacing w:lineRule="auto" w:line="276" w:before="0" w:after="0"/>
-        <w:ind w:left="-566" w:right="0" w:hanging="0"/>
-        <w:jc w:val="left"/>
-        <w:rPr>
-          <w:rFonts w:ascii="Arial" w:hAnsi="Arial" w:eastAsia="Arial" w:cs="Arial"/>
-          <w:i w:val="false"/>
-          <w:i w:val="false"/>
-          <w:caps w:val="false"/>
-          <w:smallCaps w:val="false"/>
-          <w:strike w:val="false"/>
-          <w:dstrike w:val="false"/>
-          <w:color w:val="000000"/>
-          <w:position w:val="0"/>
-          <w:sz w:val="24"/>
+        <w:ind w:hanging="0" w:left="-566" w:right="0"/>
+        <w:jc w:val="left"/>
+        <w:rPr>
+          <w:rFonts w:ascii="Arial" w:hAnsi="Arial" w:eastAsia="Arial" w:cs="Arial"/>
+          <w:i w:val="false"/>
+          <w:i w:val="false"/>
+          <w:caps w:val="false"/>
+          <w:smallCaps w:val="false"/>
+          <w:strike w:val="false"/>
+          <w:dstrike w:val="false"/>
+          <w:color w:val="000000"/>
+          <w:position w:val="0"/>
+          <w:sz w:val="22"/>
           <w:sz w:val="22"/>
           <w:szCs w:val="22"/>
           <w:vertAlign w:val="baseline"/>
@@ -2106,19 +2100,19 @@
         </w:numPr>
         <w:shd w:val="clear" w:fill="auto"/>
         <w:spacing w:lineRule="auto" w:line="276" w:before="0" w:after="0"/>
-        <w:ind w:left="-566" w:right="0" w:hanging="0"/>
-        <w:jc w:val="left"/>
-        <w:rPr>
-          <w:rFonts w:ascii="Arial" w:hAnsi="Arial" w:eastAsia="Arial" w:cs="Arial"/>
-          <w:i w:val="false"/>
-          <w:i w:val="false"/>
-          <w:caps w:val="false"/>
-          <w:smallCaps w:val="false"/>
-          <w:strike w:val="false"/>
-          <w:dstrike w:val="false"/>
-          <w:color w:val="000000"/>
-          <w:position w:val="0"/>
-          <w:sz w:val="24"/>
+        <w:ind w:hanging="0" w:left="-566" w:right="0"/>
+        <w:jc w:val="left"/>
+        <w:rPr>
+          <w:rFonts w:ascii="Arial" w:hAnsi="Arial" w:eastAsia="Arial" w:cs="Arial"/>
+          <w:i w:val="false"/>
+          <w:i w:val="false"/>
+          <w:caps w:val="false"/>
+          <w:smallCaps w:val="false"/>
+          <w:strike w:val="false"/>
+          <w:dstrike w:val="false"/>
+          <w:color w:val="000000"/>
+          <w:position w:val="0"/>
+          <w:sz w:val="22"/>
           <w:sz w:val="22"/>
           <w:szCs w:val="22"/>
           <w:vertAlign w:val="baseline"/>
@@ -2180,7 +2174,7 @@
         <w:widowControl/>
         <w:shd w:val="clear" w:fill="auto"/>
         <w:spacing w:lineRule="auto" w:line="276" w:before="0" w:after="0"/>
-        <w:ind w:left="-566" w:right="0" w:hanging="0"/>
+        <w:ind w:hanging="0" w:left="-566" w:right="0"/>
         <w:jc w:val="left"/>
         <w:rPr>
           <w:rFonts w:ascii="Arial" w:hAnsi="Arial" w:eastAsia="Arial" w:cs="Arial"/>
@@ -2230,21 +2224,20 @@
         </w:numPr>
         <w:shd w:val="clear" w:fill="auto"/>
         <w:spacing w:lineRule="auto" w:line="276" w:before="0" w:after="0"/>
-        <w:ind w:left="-566" w:right="0" w:hanging="0"/>
+        <w:ind w:hanging="0" w:left="-566" w:right="0"/>
         <w:jc w:val="center"/>
         <w:rPr>
           <w:rFonts w:ascii="Arial" w:hAnsi="Arial" w:eastAsia="Arial" w:cs="Arial"/>
           <w:b/>
-          <w:b/>
-          <w:i w:val="false"/>
-          <w:i w:val="false"/>
-          <w:caps w:val="false"/>
-          <w:smallCaps w:val="false"/>
-          <w:strike w:val="false"/>
-          <w:dstrike w:val="false"/>
-          <w:color w:val="000000"/>
-          <w:position w:val="0"/>
-          <w:sz w:val="24"/>
+          <w:i w:val="false"/>
+          <w:i w:val="false"/>
+          <w:caps w:val="false"/>
+          <w:smallCaps w:val="false"/>
+          <w:strike w:val="false"/>
+          <w:dstrike w:val="false"/>
+          <w:color w:val="000000"/>
+          <w:position w:val="0"/>
+          <w:sz w:val="22"/>
           <w:sz w:val="22"/>
           <w:szCs w:val="22"/>
           <w:vertAlign w:val="baseline"/>
@@ -2284,19 +2277,19 @@
         </w:numPr>
         <w:shd w:val="clear" w:fill="auto"/>
         <w:spacing w:lineRule="auto" w:line="276" w:before="0" w:after="0"/>
-        <w:ind w:left="-566" w:right="0" w:hanging="0"/>
-        <w:jc w:val="left"/>
-        <w:rPr>
-          <w:rFonts w:ascii="Arial" w:hAnsi="Arial" w:eastAsia="Arial" w:cs="Arial"/>
-          <w:i w:val="false"/>
-          <w:i w:val="false"/>
-          <w:caps w:val="false"/>
-          <w:smallCaps w:val="false"/>
-          <w:strike w:val="false"/>
-          <w:dstrike w:val="false"/>
-          <w:color w:val="000000"/>
-          <w:position w:val="0"/>
-          <w:sz w:val="24"/>
+        <w:ind w:hanging="0" w:left="-566" w:right="0"/>
+        <w:jc w:val="left"/>
+        <w:rPr>
+          <w:rFonts w:ascii="Arial" w:hAnsi="Arial" w:eastAsia="Arial" w:cs="Arial"/>
+          <w:i w:val="false"/>
+          <w:i w:val="false"/>
+          <w:caps w:val="false"/>
+          <w:smallCaps w:val="false"/>
+          <w:strike w:val="false"/>
+          <w:dstrike w:val="false"/>
+          <w:color w:val="000000"/>
+          <w:position w:val="0"/>
+          <w:sz w:val="22"/>
           <w:sz w:val="22"/>
           <w:szCs w:val="22"/>
           <w:vertAlign w:val="baseline"/>
@@ -2354,19 +2347,19 @@
         </w:numPr>
         <w:shd w:val="clear" w:fill="auto"/>
         <w:spacing w:lineRule="auto" w:line="276" w:before="0" w:after="0"/>
-        <w:ind w:left="-566" w:right="0" w:hanging="0"/>
-        <w:jc w:val="left"/>
-        <w:rPr>
-          <w:rFonts w:ascii="Arial" w:hAnsi="Arial" w:eastAsia="Arial" w:cs="Arial"/>
-          <w:i w:val="false"/>
-          <w:i w:val="false"/>
-          <w:caps w:val="false"/>
-          <w:smallCaps w:val="false"/>
-          <w:strike w:val="false"/>
-          <w:dstrike w:val="false"/>
-          <w:color w:val="000000"/>
-          <w:position w:val="0"/>
-          <w:sz w:val="24"/>
+        <w:ind w:hanging="0" w:left="-566" w:right="0"/>
+        <w:jc w:val="left"/>
+        <w:rPr>
+          <w:rFonts w:ascii="Arial" w:hAnsi="Arial" w:eastAsia="Arial" w:cs="Arial"/>
+          <w:i w:val="false"/>
+          <w:i w:val="false"/>
+          <w:caps w:val="false"/>
+          <w:smallCaps w:val="false"/>
+          <w:strike w:val="false"/>
+          <w:dstrike w:val="false"/>
+          <w:color w:val="000000"/>
+          <w:position w:val="0"/>
+          <w:sz w:val="22"/>
           <w:sz w:val="22"/>
           <w:szCs w:val="22"/>
           <w:vertAlign w:val="baseline"/>
@@ -2405,19 +2398,19 @@
         </w:numPr>
         <w:shd w:val="clear" w:fill="auto"/>
         <w:spacing w:lineRule="auto" w:line="276" w:before="0" w:after="0"/>
-        <w:ind w:left="-566" w:right="0" w:hanging="0"/>
-        <w:jc w:val="left"/>
-        <w:rPr>
-          <w:rFonts w:ascii="Arial" w:hAnsi="Arial" w:eastAsia="Arial" w:cs="Arial"/>
-          <w:i w:val="false"/>
-          <w:i w:val="false"/>
-          <w:caps w:val="false"/>
-          <w:smallCaps w:val="false"/>
-          <w:strike w:val="false"/>
-          <w:dstrike w:val="false"/>
-          <w:color w:val="000000"/>
-          <w:position w:val="0"/>
-          <w:sz w:val="24"/>
+        <w:ind w:hanging="0" w:left="-566" w:right="0"/>
+        <w:jc w:val="left"/>
+        <w:rPr>
+          <w:rFonts w:ascii="Arial" w:hAnsi="Arial" w:eastAsia="Arial" w:cs="Arial"/>
+          <w:i w:val="false"/>
+          <w:i w:val="false"/>
+          <w:caps w:val="false"/>
+          <w:smallCaps w:val="false"/>
+          <w:strike w:val="false"/>
+          <w:dstrike w:val="false"/>
+          <w:color w:val="000000"/>
+          <w:position w:val="0"/>
+          <w:sz w:val="22"/>
           <w:sz w:val="22"/>
           <w:szCs w:val="22"/>
           <w:vertAlign w:val="baseline"/>
@@ -2456,19 +2449,19 @@
         </w:numPr>
         <w:shd w:val="clear" w:fill="auto"/>
         <w:spacing w:lineRule="auto" w:line="276" w:before="0" w:after="0"/>
-        <w:ind w:left="-566" w:right="0" w:hanging="0"/>
-        <w:jc w:val="left"/>
-        <w:rPr>
-          <w:rFonts w:ascii="Arial" w:hAnsi="Arial" w:eastAsia="Arial" w:cs="Arial"/>
-          <w:i w:val="false"/>
-          <w:i w:val="false"/>
-          <w:caps w:val="false"/>
-          <w:smallCaps w:val="false"/>
-          <w:strike w:val="false"/>
-          <w:dstrike w:val="false"/>
-          <w:color w:val="000000"/>
-          <w:position w:val="0"/>
-          <w:sz w:val="24"/>
+        <w:ind w:hanging="0" w:left="-566" w:right="0"/>
+        <w:jc w:val="left"/>
+        <w:rPr>
+          <w:rFonts w:ascii="Arial" w:hAnsi="Arial" w:eastAsia="Arial" w:cs="Arial"/>
+          <w:i w:val="false"/>
+          <w:i w:val="false"/>
+          <w:caps w:val="false"/>
+          <w:smallCaps w:val="false"/>
+          <w:strike w:val="false"/>
+          <w:dstrike w:val="false"/>
+          <w:color w:val="000000"/>
+          <w:position w:val="0"/>
+          <w:sz w:val="22"/>
           <w:sz w:val="22"/>
           <w:szCs w:val="22"/>
           <w:vertAlign w:val="baseline"/>
@@ -2507,19 +2500,19 @@
         </w:numPr>
         <w:shd w:val="clear" w:fill="auto"/>
         <w:spacing w:lineRule="auto" w:line="276" w:before="0" w:after="0"/>
-        <w:ind w:left="-566" w:right="0" w:hanging="0"/>
-        <w:jc w:val="left"/>
-        <w:rPr>
-          <w:rFonts w:ascii="Arial" w:hAnsi="Arial" w:eastAsia="Arial" w:cs="Arial"/>
-          <w:i w:val="false"/>
-          <w:i w:val="false"/>
-          <w:caps w:val="false"/>
-          <w:smallCaps w:val="false"/>
-          <w:strike w:val="false"/>
-          <w:dstrike w:val="false"/>
-          <w:color w:val="000000"/>
-          <w:position w:val="0"/>
-          <w:sz w:val="24"/>
+        <w:ind w:hanging="0" w:left="-566" w:right="0"/>
+        <w:jc w:val="left"/>
+        <w:rPr>
+          <w:rFonts w:ascii="Arial" w:hAnsi="Arial" w:eastAsia="Arial" w:cs="Arial"/>
+          <w:i w:val="false"/>
+          <w:i w:val="false"/>
+          <w:caps w:val="false"/>
+          <w:smallCaps w:val="false"/>
+          <w:strike w:val="false"/>
+          <w:dstrike w:val="false"/>
+          <w:color w:val="000000"/>
+          <w:position w:val="0"/>
+          <w:sz w:val="22"/>
           <w:sz w:val="22"/>
           <w:szCs w:val="22"/>
           <w:vertAlign w:val="baseline"/>
@@ -2558,19 +2551,19 @@
         </w:numPr>
         <w:shd w:val="clear" w:fill="auto"/>
         <w:spacing w:lineRule="auto" w:line="276" w:before="0" w:after="0"/>
-        <w:ind w:left="-566" w:right="0" w:hanging="0"/>
-        <w:jc w:val="left"/>
-        <w:rPr>
-          <w:rFonts w:ascii="Arial" w:hAnsi="Arial" w:eastAsia="Arial" w:cs="Arial"/>
-          <w:i w:val="false"/>
-          <w:i w:val="false"/>
-          <w:caps w:val="false"/>
-          <w:smallCaps w:val="false"/>
-          <w:strike w:val="false"/>
-          <w:dstrike w:val="false"/>
-          <w:color w:val="000000"/>
-          <w:position w:val="0"/>
-          <w:sz w:val="24"/>
+        <w:ind w:hanging="0" w:left="-566" w:right="0"/>
+        <w:jc w:val="left"/>
+        <w:rPr>
+          <w:rFonts w:ascii="Arial" w:hAnsi="Arial" w:eastAsia="Arial" w:cs="Arial"/>
+          <w:i w:val="false"/>
+          <w:i w:val="false"/>
+          <w:caps w:val="false"/>
+          <w:smallCaps w:val="false"/>
+          <w:strike w:val="false"/>
+          <w:dstrike w:val="false"/>
+          <w:color w:val="000000"/>
+          <w:position w:val="0"/>
+          <w:sz w:val="22"/>
           <w:sz w:val="22"/>
           <w:szCs w:val="22"/>
           <w:vertAlign w:val="baseline"/>
@@ -2609,19 +2602,19 @@
         </w:numPr>
         <w:shd w:val="clear" w:fill="auto"/>
         <w:spacing w:lineRule="auto" w:line="276" w:before="0" w:after="0"/>
-        <w:ind w:left="-566" w:right="0" w:hanging="0"/>
-        <w:jc w:val="left"/>
-        <w:rPr>
-          <w:rFonts w:ascii="Arial" w:hAnsi="Arial" w:eastAsia="Arial" w:cs="Arial"/>
-          <w:i w:val="false"/>
-          <w:i w:val="false"/>
-          <w:caps w:val="false"/>
-          <w:smallCaps w:val="false"/>
-          <w:strike w:val="false"/>
-          <w:dstrike w:val="false"/>
-          <w:color w:val="000000"/>
-          <w:position w:val="0"/>
-          <w:sz w:val="24"/>
+        <w:ind w:hanging="0" w:left="-566" w:right="0"/>
+        <w:jc w:val="left"/>
+        <w:rPr>
+          <w:rFonts w:ascii="Arial" w:hAnsi="Arial" w:eastAsia="Arial" w:cs="Arial"/>
+          <w:i w:val="false"/>
+          <w:i w:val="false"/>
+          <w:caps w:val="false"/>
+          <w:smallCaps w:val="false"/>
+          <w:strike w:val="false"/>
+          <w:dstrike w:val="false"/>
+          <w:color w:val="000000"/>
+          <w:position w:val="0"/>
+          <w:sz w:val="22"/>
           <w:sz w:val="22"/>
           <w:szCs w:val="22"/>
           <w:vertAlign w:val="baseline"/>
@@ -2656,7 +2649,7 @@
         <w:widowControl/>
         <w:shd w:val="clear" w:fill="auto"/>
         <w:spacing w:lineRule="auto" w:line="276" w:before="0" w:after="0"/>
-        <w:ind w:left="-566" w:right="0" w:hanging="0"/>
+        <w:ind w:hanging="0" w:left="-566" w:right="0"/>
         <w:jc w:val="left"/>
         <w:rPr>
           <w:rFonts w:ascii="Arial" w:hAnsi="Arial" w:eastAsia="Arial" w:cs="Arial"/>
@@ -2706,21 +2699,20 @@
         </w:numPr>
         <w:shd w:val="clear" w:fill="auto"/>
         <w:spacing w:lineRule="auto" w:line="276" w:before="0" w:after="0"/>
-        <w:ind w:left="-566" w:right="0" w:hanging="0"/>
+        <w:ind w:hanging="0" w:left="-566" w:right="0"/>
         <w:jc w:val="center"/>
         <w:rPr>
           <w:rFonts w:ascii="Arial" w:hAnsi="Arial" w:eastAsia="Arial" w:cs="Arial"/>
           <w:b/>
-          <w:b/>
-          <w:i w:val="false"/>
-          <w:i w:val="false"/>
-          <w:caps w:val="false"/>
-          <w:smallCaps w:val="false"/>
-          <w:strike w:val="false"/>
-          <w:dstrike w:val="false"/>
-          <w:color w:val="000000"/>
-          <w:position w:val="0"/>
-          <w:sz w:val="24"/>
+          <w:i w:val="false"/>
+          <w:i w:val="false"/>
+          <w:caps w:val="false"/>
+          <w:smallCaps w:val="false"/>
+          <w:strike w:val="false"/>
+          <w:dstrike w:val="false"/>
+          <w:color w:val="000000"/>
+          <w:position w:val="0"/>
+          <w:sz w:val="22"/>
           <w:sz w:val="22"/>
           <w:szCs w:val="22"/>
           <w:vertAlign w:val="baseline"/>
@@ -2760,19 +2752,19 @@
         </w:numPr>
         <w:shd w:val="clear" w:fill="auto"/>
         <w:spacing w:lineRule="auto" w:line="276" w:before="0" w:after="0"/>
-        <w:ind w:left="-566" w:right="0" w:hanging="0"/>
-        <w:jc w:val="left"/>
-        <w:rPr>
-          <w:rFonts w:ascii="Arial" w:hAnsi="Arial" w:eastAsia="Arial" w:cs="Arial"/>
-          <w:i w:val="false"/>
-          <w:i w:val="false"/>
-          <w:caps w:val="false"/>
-          <w:smallCaps w:val="false"/>
-          <w:strike w:val="false"/>
-          <w:dstrike w:val="false"/>
-          <w:color w:val="000000"/>
-          <w:position w:val="0"/>
-          <w:sz w:val="24"/>
+        <w:ind w:hanging="0" w:left="-566" w:right="0"/>
+        <w:jc w:val="left"/>
+        <w:rPr>
+          <w:rFonts w:ascii="Arial" w:hAnsi="Arial" w:eastAsia="Arial" w:cs="Arial"/>
+          <w:i w:val="false"/>
+          <w:i w:val="false"/>
+          <w:caps w:val="false"/>
+          <w:smallCaps w:val="false"/>
+          <w:strike w:val="false"/>
+          <w:dstrike w:val="false"/>
+          <w:color w:val="000000"/>
+          <w:position w:val="0"/>
+          <w:sz w:val="22"/>
           <w:sz w:val="22"/>
           <w:szCs w:val="22"/>
           <w:vertAlign w:val="baseline"/>
@@ -2811,19 +2803,19 @@
         </w:numPr>
         <w:shd w:val="clear" w:fill="auto"/>
         <w:spacing w:lineRule="auto" w:line="276" w:before="0" w:after="0"/>
-        <w:ind w:left="-566" w:right="0" w:hanging="0"/>
-        <w:jc w:val="left"/>
-        <w:rPr>
-          <w:rFonts w:ascii="Arial" w:hAnsi="Arial" w:eastAsia="Arial" w:cs="Arial"/>
-          <w:i w:val="false"/>
-          <w:i w:val="false"/>
-          <w:caps w:val="false"/>
-          <w:smallCaps w:val="false"/>
-          <w:strike w:val="false"/>
-          <w:dstrike w:val="false"/>
-          <w:color w:val="000000"/>
-          <w:position w:val="0"/>
-          <w:sz w:val="24"/>
+        <w:ind w:hanging="0" w:left="-566" w:right="0"/>
+        <w:jc w:val="left"/>
+        <w:rPr>
+          <w:rFonts w:ascii="Arial" w:hAnsi="Arial" w:eastAsia="Arial" w:cs="Arial"/>
+          <w:i w:val="false"/>
+          <w:i w:val="false"/>
+          <w:caps w:val="false"/>
+          <w:smallCaps w:val="false"/>
+          <w:strike w:val="false"/>
+          <w:dstrike w:val="false"/>
+          <w:color w:val="000000"/>
+          <w:position w:val="0"/>
+          <w:sz w:val="22"/>
           <w:sz w:val="22"/>
           <w:szCs w:val="22"/>
           <w:vertAlign w:val="baseline"/>
@@ -2862,19 +2854,19 @@
         </w:numPr>
         <w:shd w:val="clear" w:fill="auto"/>
         <w:spacing w:lineRule="auto" w:line="276" w:before="0" w:after="0"/>
-        <w:ind w:left="-566" w:right="0" w:hanging="0"/>
-        <w:jc w:val="left"/>
-        <w:rPr>
-          <w:rFonts w:ascii="Arial" w:hAnsi="Arial" w:eastAsia="Arial" w:cs="Arial"/>
-          <w:i w:val="false"/>
-          <w:i w:val="false"/>
-          <w:caps w:val="false"/>
-          <w:smallCaps w:val="false"/>
-          <w:strike w:val="false"/>
-          <w:dstrike w:val="false"/>
-          <w:color w:val="000000"/>
-          <w:position w:val="0"/>
-          <w:sz w:val="24"/>
+        <w:ind w:hanging="0" w:left="-566" w:right="0"/>
+        <w:jc w:val="left"/>
+        <w:rPr>
+          <w:rFonts w:ascii="Arial" w:hAnsi="Arial" w:eastAsia="Arial" w:cs="Arial"/>
+          <w:i w:val="false"/>
+          <w:i w:val="false"/>
+          <w:caps w:val="false"/>
+          <w:smallCaps w:val="false"/>
+          <w:strike w:val="false"/>
+          <w:dstrike w:val="false"/>
+          <w:color w:val="000000"/>
+          <w:position w:val="0"/>
+          <w:sz w:val="22"/>
           <w:sz w:val="22"/>
           <w:szCs w:val="22"/>
           <w:vertAlign w:val="baseline"/>
@@ -2913,19 +2905,19 @@
         </w:numPr>
         <w:shd w:val="clear" w:fill="auto"/>
         <w:spacing w:lineRule="auto" w:line="276" w:before="0" w:after="0"/>
-        <w:ind w:left="-566" w:right="0" w:hanging="0"/>
-        <w:jc w:val="left"/>
-        <w:rPr>
-          <w:rFonts w:ascii="Arial" w:hAnsi="Arial" w:eastAsia="Arial" w:cs="Arial"/>
-          <w:i w:val="false"/>
-          <w:i w:val="false"/>
-          <w:caps w:val="false"/>
-          <w:smallCaps w:val="false"/>
-          <w:strike w:val="false"/>
-          <w:dstrike w:val="false"/>
-          <w:color w:val="000000"/>
-          <w:position w:val="0"/>
-          <w:sz w:val="24"/>
+        <w:ind w:hanging="0" w:left="-566" w:right="0"/>
+        <w:jc w:val="left"/>
+        <w:rPr>
+          <w:rFonts w:ascii="Arial" w:hAnsi="Arial" w:eastAsia="Arial" w:cs="Arial"/>
+          <w:i w:val="false"/>
+          <w:i w:val="false"/>
+          <w:caps w:val="false"/>
+          <w:smallCaps w:val="false"/>
+          <w:strike w:val="false"/>
+          <w:dstrike w:val="false"/>
+          <w:color w:val="000000"/>
+          <w:position w:val="0"/>
+          <w:sz w:val="22"/>
           <w:sz w:val="22"/>
           <w:szCs w:val="22"/>
           <w:vertAlign w:val="baseline"/>
@@ -2964,19 +2956,19 @@
         </w:numPr>
         <w:shd w:val="clear" w:fill="auto"/>
         <w:spacing w:lineRule="auto" w:line="276" w:before="0" w:after="0"/>
-        <w:ind w:left="-566" w:right="0" w:hanging="0"/>
-        <w:jc w:val="left"/>
-        <w:rPr>
-          <w:rFonts w:ascii="Arial" w:hAnsi="Arial" w:eastAsia="Arial" w:cs="Arial"/>
-          <w:i w:val="false"/>
-          <w:i w:val="false"/>
-          <w:caps w:val="false"/>
-          <w:smallCaps w:val="false"/>
-          <w:strike w:val="false"/>
-          <w:dstrike w:val="false"/>
-          <w:color w:val="000000"/>
-          <w:position w:val="0"/>
-          <w:sz w:val="24"/>
+        <w:ind w:hanging="0" w:left="-566" w:right="0"/>
+        <w:jc w:val="left"/>
+        <w:rPr>
+          <w:rFonts w:ascii="Arial" w:hAnsi="Arial" w:eastAsia="Arial" w:cs="Arial"/>
+          <w:i w:val="false"/>
+          <w:i w:val="false"/>
+          <w:caps w:val="false"/>
+          <w:smallCaps w:val="false"/>
+          <w:strike w:val="false"/>
+          <w:dstrike w:val="false"/>
+          <w:color w:val="000000"/>
+          <w:position w:val="0"/>
+          <w:sz w:val="22"/>
           <w:sz w:val="22"/>
           <w:szCs w:val="22"/>
           <w:vertAlign w:val="baseline"/>
@@ -3015,19 +3007,19 @@
         </w:numPr>
         <w:shd w:val="clear" w:fill="auto"/>
         <w:spacing w:lineRule="auto" w:line="276" w:before="0" w:after="0"/>
-        <w:ind w:left="-566" w:right="0" w:hanging="0"/>
-        <w:jc w:val="left"/>
-        <w:rPr>
-          <w:rFonts w:ascii="Arial" w:hAnsi="Arial" w:eastAsia="Arial" w:cs="Arial"/>
-          <w:i w:val="false"/>
-          <w:i w:val="false"/>
-          <w:caps w:val="false"/>
-          <w:smallCaps w:val="false"/>
-          <w:strike w:val="false"/>
-          <w:dstrike w:val="false"/>
-          <w:color w:val="000000"/>
-          <w:position w:val="0"/>
-          <w:sz w:val="24"/>
+        <w:ind w:hanging="0" w:left="-566" w:right="0"/>
+        <w:jc w:val="left"/>
+        <w:rPr>
+          <w:rFonts w:ascii="Arial" w:hAnsi="Arial" w:eastAsia="Arial" w:cs="Arial"/>
+          <w:i w:val="false"/>
+          <w:i w:val="false"/>
+          <w:caps w:val="false"/>
+          <w:smallCaps w:val="false"/>
+          <w:strike w:val="false"/>
+          <w:dstrike w:val="false"/>
+          <w:color w:val="000000"/>
+          <w:position w:val="0"/>
+          <w:sz w:val="22"/>
           <w:sz w:val="22"/>
           <w:szCs w:val="22"/>
           <w:vertAlign w:val="baseline"/>
@@ -3062,7 +3054,7 @@
         <w:widowControl/>
         <w:shd w:val="clear" w:fill="auto"/>
         <w:spacing w:lineRule="auto" w:line="276" w:before="0" w:after="0"/>
-        <w:ind w:left="-566" w:right="0" w:hanging="0"/>
+        <w:ind w:hanging="0" w:left="-566" w:right="0"/>
         <w:jc w:val="left"/>
         <w:rPr>
           <w:rFonts w:ascii="Arial" w:hAnsi="Arial" w:eastAsia="Arial" w:cs="Arial"/>
@@ -3112,21 +3104,20 @@
         </w:numPr>
         <w:shd w:val="clear" w:fill="auto"/>
         <w:spacing w:lineRule="auto" w:line="276" w:before="0" w:after="0"/>
-        <w:ind w:left="-566" w:right="0" w:hanging="0"/>
+        <w:ind w:hanging="0" w:left="-566" w:right="0"/>
         <w:jc w:val="center"/>
         <w:rPr>
           <w:rFonts w:ascii="Arial" w:hAnsi="Arial" w:eastAsia="Arial" w:cs="Arial"/>
           <w:b/>
-          <w:b/>
-          <w:i w:val="false"/>
-          <w:i w:val="false"/>
-          <w:caps w:val="false"/>
-          <w:smallCaps w:val="false"/>
-          <w:strike w:val="false"/>
-          <w:dstrike w:val="false"/>
-          <w:color w:val="000000"/>
-          <w:position w:val="0"/>
-          <w:sz w:val="24"/>
+          <w:i w:val="false"/>
+          <w:i w:val="false"/>
+          <w:caps w:val="false"/>
+          <w:smallCaps w:val="false"/>
+          <w:strike w:val="false"/>
+          <w:dstrike w:val="false"/>
+          <w:color w:val="000000"/>
+          <w:position w:val="0"/>
+          <w:sz w:val="22"/>
           <w:sz w:val="22"/>
           <w:szCs w:val="22"/>
           <w:vertAlign w:val="baseline"/>
@@ -3166,19 +3157,19 @@
         </w:numPr>
         <w:shd w:val="clear" w:fill="auto"/>
         <w:spacing w:lineRule="auto" w:line="276" w:before="0" w:after="0"/>
-        <w:ind w:left="-566" w:right="0" w:hanging="0"/>
-        <w:jc w:val="left"/>
-        <w:rPr>
-          <w:rFonts w:ascii="Arial" w:hAnsi="Arial" w:eastAsia="Arial" w:cs="Arial"/>
-          <w:i w:val="false"/>
-          <w:i w:val="false"/>
-          <w:caps w:val="false"/>
-          <w:smallCaps w:val="false"/>
-          <w:strike w:val="false"/>
-          <w:dstrike w:val="false"/>
-          <w:color w:val="000000"/>
-          <w:position w:val="0"/>
-          <w:sz w:val="24"/>
+        <w:ind w:hanging="0" w:left="-566" w:right="0"/>
+        <w:jc w:val="left"/>
+        <w:rPr>
+          <w:rFonts w:ascii="Arial" w:hAnsi="Arial" w:eastAsia="Arial" w:cs="Arial"/>
+          <w:i w:val="false"/>
+          <w:i w:val="false"/>
+          <w:caps w:val="false"/>
+          <w:smallCaps w:val="false"/>
+          <w:strike w:val="false"/>
+          <w:dstrike w:val="false"/>
+          <w:color w:val="000000"/>
+          <w:position w:val="0"/>
+          <w:sz w:val="22"/>
           <w:sz w:val="22"/>
           <w:szCs w:val="22"/>
           <w:vertAlign w:val="baseline"/>
@@ -3217,19 +3208,19 @@
         </w:numPr>
         <w:shd w:val="clear" w:fill="auto"/>
         <w:spacing w:lineRule="auto" w:line="276" w:before="0" w:after="0"/>
-        <w:ind w:left="-566" w:right="0" w:hanging="0"/>
-        <w:jc w:val="left"/>
-        <w:rPr>
-          <w:rFonts w:ascii="Arial" w:hAnsi="Arial" w:eastAsia="Arial" w:cs="Arial"/>
-          <w:i w:val="false"/>
-          <w:i w:val="false"/>
-          <w:caps w:val="false"/>
-          <w:smallCaps w:val="false"/>
-          <w:strike w:val="false"/>
-          <w:dstrike w:val="false"/>
-          <w:color w:val="000000"/>
-          <w:position w:val="0"/>
-          <w:sz w:val="24"/>
+        <w:ind w:hanging="0" w:left="-566" w:right="0"/>
+        <w:jc w:val="left"/>
+        <w:rPr>
+          <w:rFonts w:ascii="Arial" w:hAnsi="Arial" w:eastAsia="Arial" w:cs="Arial"/>
+          <w:i w:val="false"/>
+          <w:i w:val="false"/>
+          <w:caps w:val="false"/>
+          <w:smallCaps w:val="false"/>
+          <w:strike w:val="false"/>
+          <w:dstrike w:val="false"/>
+          <w:color w:val="000000"/>
+          <w:position w:val="0"/>
+          <w:sz w:val="22"/>
           <w:sz w:val="22"/>
           <w:szCs w:val="22"/>
           <w:vertAlign w:val="baseline"/>
@@ -3295,19 +3286,19 @@
         </w:numPr>
         <w:shd w:val="clear" w:fill="auto"/>
         <w:spacing w:lineRule="auto" w:line="276" w:before="0" w:after="0"/>
-        <w:ind w:left="-566" w:right="0" w:hanging="0"/>
-        <w:jc w:val="left"/>
-        <w:rPr>
-          <w:rFonts w:ascii="Arial" w:hAnsi="Arial" w:eastAsia="Arial" w:cs="Arial"/>
-          <w:i w:val="false"/>
-          <w:i w:val="false"/>
-          <w:caps w:val="false"/>
-          <w:smallCaps w:val="false"/>
-          <w:strike w:val="false"/>
-          <w:dstrike w:val="false"/>
-          <w:color w:val="000000"/>
-          <w:position w:val="0"/>
-          <w:sz w:val="24"/>
+        <w:ind w:hanging="0" w:left="-566" w:right="0"/>
+        <w:jc w:val="left"/>
+        <w:rPr>
+          <w:rFonts w:ascii="Arial" w:hAnsi="Arial" w:eastAsia="Arial" w:cs="Arial"/>
+          <w:i w:val="false"/>
+          <w:i w:val="false"/>
+          <w:caps w:val="false"/>
+          <w:smallCaps w:val="false"/>
+          <w:strike w:val="false"/>
+          <w:dstrike w:val="false"/>
+          <w:color w:val="000000"/>
+          <w:position w:val="0"/>
+          <w:sz w:val="22"/>
           <w:sz w:val="22"/>
           <w:szCs w:val="22"/>
           <w:vertAlign w:val="baseline"/>
@@ -3396,7 +3387,7 @@
         <w:widowControl/>
         <w:shd w:val="clear" w:fill="auto"/>
         <w:spacing w:lineRule="auto" w:line="276" w:before="0" w:after="0"/>
-        <w:ind w:left="-566" w:right="0" w:hanging="0"/>
+        <w:ind w:hanging="0" w:left="-566" w:right="0"/>
         <w:jc w:val="left"/>
         <w:rPr>
           <w:rFonts w:ascii="Arial" w:hAnsi="Arial" w:eastAsia="Arial" w:cs="Arial"/>
@@ -3446,21 +3437,20 @@
         </w:numPr>
         <w:shd w:val="clear" w:fill="auto"/>
         <w:spacing w:lineRule="auto" w:line="276" w:before="0" w:after="0"/>
-        <w:ind w:left="-566" w:right="0" w:hanging="0"/>
+        <w:ind w:hanging="0" w:left="-566" w:right="0"/>
         <w:jc w:val="center"/>
         <w:rPr>
           <w:rFonts w:ascii="Arial" w:hAnsi="Arial" w:eastAsia="Arial" w:cs="Arial"/>
           <w:b/>
-          <w:b/>
-          <w:i w:val="false"/>
-          <w:i w:val="false"/>
-          <w:caps w:val="false"/>
-          <w:smallCaps w:val="false"/>
-          <w:strike w:val="false"/>
-          <w:dstrike w:val="false"/>
-          <w:color w:val="000000"/>
-          <w:position w:val="0"/>
-          <w:sz w:val="24"/>
+          <w:i w:val="false"/>
+          <w:i w:val="false"/>
+          <w:caps w:val="false"/>
+          <w:smallCaps w:val="false"/>
+          <w:strike w:val="false"/>
+          <w:dstrike w:val="false"/>
+          <w:color w:val="000000"/>
+          <w:position w:val="0"/>
+          <w:sz w:val="22"/>
           <w:sz w:val="22"/>
           <w:szCs w:val="22"/>
           <w:vertAlign w:val="baseline"/>
@@ -3500,19 +3490,19 @@
         </w:numPr>
         <w:shd w:val="clear" w:fill="auto"/>
         <w:spacing w:lineRule="auto" w:line="276" w:before="0" w:after="0"/>
-        <w:ind w:left="-566" w:right="0" w:hanging="0"/>
-        <w:jc w:val="left"/>
-        <w:rPr>
-          <w:rFonts w:ascii="Arial" w:hAnsi="Arial" w:eastAsia="Arial" w:cs="Arial"/>
-          <w:i w:val="false"/>
-          <w:i w:val="false"/>
-          <w:caps w:val="false"/>
-          <w:smallCaps w:val="false"/>
-          <w:strike w:val="false"/>
-          <w:dstrike w:val="false"/>
-          <w:color w:val="000000"/>
-          <w:position w:val="0"/>
-          <w:sz w:val="24"/>
+        <w:ind w:hanging="0" w:left="-566" w:right="0"/>
+        <w:jc w:val="left"/>
+        <w:rPr>
+          <w:rFonts w:ascii="Arial" w:hAnsi="Arial" w:eastAsia="Arial" w:cs="Arial"/>
+          <w:i w:val="false"/>
+          <w:i w:val="false"/>
+          <w:caps w:val="false"/>
+          <w:smallCaps w:val="false"/>
+          <w:strike w:val="false"/>
+          <w:dstrike w:val="false"/>
+          <w:color w:val="000000"/>
+          <w:position w:val="0"/>
+          <w:sz w:val="22"/>
           <w:sz w:val="22"/>
           <w:szCs w:val="22"/>
           <w:vertAlign w:val="baseline"/>
@@ -3551,19 +3541,19 @@
         </w:numPr>
         <w:shd w:val="clear" w:fill="auto"/>
         <w:spacing w:lineRule="auto" w:line="276" w:before="0" w:after="0"/>
-        <w:ind w:left="-566" w:right="0" w:hanging="0"/>
-        <w:jc w:val="left"/>
-        <w:rPr>
-          <w:rFonts w:ascii="Arial" w:hAnsi="Arial" w:eastAsia="Arial" w:cs="Arial"/>
-          <w:i w:val="false"/>
-          <w:i w:val="false"/>
-          <w:caps w:val="false"/>
-          <w:smallCaps w:val="false"/>
-          <w:strike w:val="false"/>
-          <w:dstrike w:val="false"/>
-          <w:color w:val="000000"/>
-          <w:position w:val="0"/>
-          <w:sz w:val="24"/>
+        <w:ind w:hanging="0" w:left="-566" w:right="0"/>
+        <w:jc w:val="left"/>
+        <w:rPr>
+          <w:rFonts w:ascii="Arial" w:hAnsi="Arial" w:eastAsia="Arial" w:cs="Arial"/>
+          <w:i w:val="false"/>
+          <w:i w:val="false"/>
+          <w:caps w:val="false"/>
+          <w:smallCaps w:val="false"/>
+          <w:strike w:val="false"/>
+          <w:dstrike w:val="false"/>
+          <w:color w:val="000000"/>
+          <w:position w:val="0"/>
+          <w:sz w:val="22"/>
           <w:sz w:val="22"/>
           <w:szCs w:val="22"/>
           <w:vertAlign w:val="baseline"/>
@@ -3602,19 +3592,19 @@
         </w:numPr>
         <w:shd w:val="clear" w:fill="auto"/>
         <w:spacing w:lineRule="auto" w:line="276" w:before="0" w:after="0"/>
-        <w:ind w:left="-566" w:right="0" w:hanging="0"/>
-        <w:jc w:val="left"/>
-        <w:rPr>
-          <w:rFonts w:ascii="Arial" w:hAnsi="Arial" w:eastAsia="Arial" w:cs="Arial"/>
-          <w:i w:val="false"/>
-          <w:i w:val="false"/>
-          <w:caps w:val="false"/>
-          <w:smallCaps w:val="false"/>
-          <w:strike w:val="false"/>
-          <w:dstrike w:val="false"/>
-          <w:color w:val="000000"/>
-          <w:position w:val="0"/>
-          <w:sz w:val="24"/>
+        <w:ind w:hanging="0" w:left="-566" w:right="0"/>
+        <w:jc w:val="left"/>
+        <w:rPr>
+          <w:rFonts w:ascii="Arial" w:hAnsi="Arial" w:eastAsia="Arial" w:cs="Arial"/>
+          <w:i w:val="false"/>
+          <w:i w:val="false"/>
+          <w:caps w:val="false"/>
+          <w:smallCaps w:val="false"/>
+          <w:strike w:val="false"/>
+          <w:dstrike w:val="false"/>
+          <w:color w:val="000000"/>
+          <w:position w:val="0"/>
+          <w:sz w:val="22"/>
           <w:sz w:val="22"/>
           <w:szCs w:val="22"/>
           <w:vertAlign w:val="baseline"/>
@@ -3653,19 +3643,19 @@
         </w:numPr>
         <w:shd w:val="clear" w:fill="auto"/>
         <w:spacing w:lineRule="auto" w:line="276" w:before="0" w:after="0"/>
-        <w:ind w:left="-566" w:right="0" w:hanging="0"/>
-        <w:jc w:val="left"/>
-        <w:rPr>
-          <w:rFonts w:ascii="Arial" w:hAnsi="Arial" w:eastAsia="Arial" w:cs="Arial"/>
-          <w:i w:val="false"/>
-          <w:i w:val="false"/>
-          <w:caps w:val="false"/>
-          <w:smallCaps w:val="false"/>
-          <w:strike w:val="false"/>
-          <w:dstrike w:val="false"/>
-          <w:color w:val="000000"/>
-          <w:position w:val="0"/>
-          <w:sz w:val="24"/>
+        <w:ind w:hanging="0" w:left="-566" w:right="0"/>
+        <w:jc w:val="left"/>
+        <w:rPr>
+          <w:rFonts w:ascii="Arial" w:hAnsi="Arial" w:eastAsia="Arial" w:cs="Arial"/>
+          <w:i w:val="false"/>
+          <w:i w:val="false"/>
+          <w:caps w:val="false"/>
+          <w:smallCaps w:val="false"/>
+          <w:strike w:val="false"/>
+          <w:dstrike w:val="false"/>
+          <w:color w:val="000000"/>
+          <w:position w:val="0"/>
+          <w:sz w:val="22"/>
           <w:sz w:val="22"/>
           <w:szCs w:val="22"/>
           <w:vertAlign w:val="baseline"/>
@@ -3700,53 +3690,53 @@
         <w:widowControl/>
         <w:shd w:val="clear" w:fill="auto"/>
         <w:spacing w:lineRule="auto" w:line="276" w:before="0" w:after="0"/>
-        <w:ind w:left="-566" w:right="0" w:hanging="0"/>
-        <w:jc w:val="left"/>
-        <w:rPr>
-          <w:rFonts w:ascii="Arial" w:hAnsi="Arial" w:eastAsia="Arial" w:cs="Arial"/>
-          <w:i w:val="false"/>
-          <w:i w:val="false"/>
-          <w:caps w:val="false"/>
-          <w:smallCaps w:val="false"/>
-          <w:strike w:val="false"/>
-          <w:dstrike w:val="false"/>
-          <w:color w:val="000000"/>
-          <w:position w:val="0"/>
-          <w:sz w:val="22"/>
-          <w:sz w:val="22"/>
-          <w:szCs w:val="22"/>
-          <w:u w:val="none"/>
-          <w:vertAlign w:val="baseline"/>
-        </w:rPr>
-      </w:pPr>
-      <w:r>
-        <w:rPr>
-          <w:rFonts w:eastAsia="Arial" w:cs="Arial" w:ascii="Arial" w:hAnsi="Arial"/>
-          <w:i w:val="false"/>
-          <w:caps w:val="false"/>
-          <w:smallCaps w:val="false"/>
-          <w:strike w:val="false"/>
-          <w:dstrike w:val="false"/>
-          <w:color w:val="000000"/>
-          <w:position w:val="0"/>
-          <w:sz w:val="22"/>
-          <w:sz w:val="22"/>
-          <w:szCs w:val="22"/>
-          <w:u w:val="none"/>
-          <w:vertAlign w:val="baseline"/>
-        </w:rPr>
-      </w:r>
-    </w:p>
-    <w:p>
-      <w:pPr>
-        <w:pStyle w:val="Normal"/>
-        <w:keepNext w:val="false"/>
-        <w:keepLines w:val="false"/>
-        <w:pageBreakBefore w:val="false"/>
-        <w:widowControl/>
-        <w:shd w:val="clear" w:fill="auto"/>
-        <w:spacing w:lineRule="auto" w:line="276" w:before="0" w:after="0"/>
-        <w:ind w:left="-566" w:right="0" w:hanging="0"/>
+        <w:ind w:hanging="0" w:left="-566" w:right="0"/>
+        <w:jc w:val="left"/>
+        <w:rPr>
+          <w:rFonts w:ascii="Arial" w:hAnsi="Arial" w:eastAsia="Arial" w:cs="Arial"/>
+          <w:i w:val="false"/>
+          <w:i w:val="false"/>
+          <w:caps w:val="false"/>
+          <w:smallCaps w:val="false"/>
+          <w:strike w:val="false"/>
+          <w:dstrike w:val="false"/>
+          <w:color w:val="000000"/>
+          <w:position w:val="0"/>
+          <w:sz w:val="22"/>
+          <w:sz w:val="22"/>
+          <w:szCs w:val="22"/>
+          <w:u w:val="none"/>
+          <w:vertAlign w:val="baseline"/>
+        </w:rPr>
+      </w:pPr>
+      <w:r>
+        <w:rPr>
+          <w:rFonts w:eastAsia="Arial" w:cs="Arial" w:ascii="Arial" w:hAnsi="Arial"/>
+          <w:i w:val="false"/>
+          <w:caps w:val="false"/>
+          <w:smallCaps w:val="false"/>
+          <w:strike w:val="false"/>
+          <w:dstrike w:val="false"/>
+          <w:color w:val="000000"/>
+          <w:position w:val="0"/>
+          <w:sz w:val="22"/>
+          <w:sz w:val="22"/>
+          <w:szCs w:val="22"/>
+          <w:u w:val="none"/>
+          <w:vertAlign w:val="baseline"/>
+        </w:rPr>
+      </w:r>
+    </w:p>
+    <w:p>
+      <w:pPr>
+        <w:pStyle w:val="Normal"/>
+        <w:keepNext w:val="false"/>
+        <w:keepLines w:val="false"/>
+        <w:pageBreakBefore w:val="false"/>
+        <w:widowControl/>
+        <w:shd w:val="clear" w:fill="auto"/>
+        <w:spacing w:lineRule="auto" w:line="276" w:before="0" w:after="0"/>
+        <w:ind w:hanging="0" w:left="-566" w:right="0"/>
         <w:jc w:val="left"/>
         <w:rPr>
           <w:rFonts w:ascii="Arial" w:hAnsi="Arial" w:eastAsia="Arial" w:cs="Arial"/>
@@ -3796,21 +3786,20 @@
         </w:numPr>
         <w:shd w:val="clear" w:fill="auto"/>
         <w:spacing w:lineRule="auto" w:line="276" w:before="0" w:after="0"/>
-        <w:ind w:left="-566" w:right="0" w:hanging="0"/>
+        <w:ind w:hanging="0" w:left="-566" w:right="0"/>
         <w:jc w:val="center"/>
         <w:rPr>
           <w:rFonts w:ascii="Arial" w:hAnsi="Arial" w:eastAsia="Arial" w:cs="Arial"/>
           <w:b/>
-          <w:b/>
-          <w:i w:val="false"/>
-          <w:i w:val="false"/>
-          <w:caps w:val="false"/>
-          <w:smallCaps w:val="false"/>
-          <w:strike w:val="false"/>
-          <w:dstrike w:val="false"/>
-          <w:color w:val="000000"/>
-          <w:position w:val="0"/>
-          <w:sz w:val="24"/>
+          <w:i w:val="false"/>
+          <w:i w:val="false"/>
+          <w:caps w:val="false"/>
+          <w:smallCaps w:val="false"/>
+          <w:strike w:val="false"/>
+          <w:dstrike w:val="false"/>
+          <w:color w:val="000000"/>
+          <w:position w:val="0"/>
+          <w:sz w:val="22"/>
           <w:sz w:val="22"/>
           <w:szCs w:val="22"/>
           <w:vertAlign w:val="baseline"/>
@@ -3850,19 +3839,19 @@
         </w:numPr>
         <w:shd w:val="clear" w:fill="auto"/>
         <w:spacing w:lineRule="auto" w:line="276" w:before="0" w:after="0"/>
-        <w:ind w:left="-566" w:right="0" w:hanging="0"/>
-        <w:jc w:val="left"/>
-        <w:rPr>
-          <w:rFonts w:ascii="Arial" w:hAnsi="Arial" w:eastAsia="Arial" w:cs="Arial"/>
-          <w:i w:val="false"/>
-          <w:i w:val="false"/>
-          <w:caps w:val="false"/>
-          <w:smallCaps w:val="false"/>
-          <w:strike w:val="false"/>
-          <w:dstrike w:val="false"/>
-          <w:color w:val="000000"/>
-          <w:position w:val="0"/>
-          <w:sz w:val="24"/>
+        <w:ind w:hanging="0" w:left="-566" w:right="0"/>
+        <w:jc w:val="left"/>
+        <w:rPr>
+          <w:rFonts w:ascii="Arial" w:hAnsi="Arial" w:eastAsia="Arial" w:cs="Arial"/>
+          <w:i w:val="false"/>
+          <w:i w:val="false"/>
+          <w:caps w:val="false"/>
+          <w:smallCaps w:val="false"/>
+          <w:strike w:val="false"/>
+          <w:dstrike w:val="false"/>
+          <w:color w:val="000000"/>
+          <w:position w:val="0"/>
+          <w:sz w:val="22"/>
           <w:sz w:val="22"/>
           <w:szCs w:val="22"/>
           <w:vertAlign w:val="baseline"/>
@@ -3901,19 +3890,19 @@
         </w:numPr>
         <w:shd w:val="clear" w:fill="auto"/>
         <w:spacing w:lineRule="auto" w:line="276" w:before="0" w:after="0"/>
-        <w:ind w:left="-566" w:right="0" w:hanging="0"/>
-        <w:jc w:val="left"/>
-        <w:rPr>
-          <w:rFonts w:ascii="Arial" w:hAnsi="Arial" w:eastAsia="Arial" w:cs="Arial"/>
-          <w:i w:val="false"/>
-          <w:i w:val="false"/>
-          <w:caps w:val="false"/>
-          <w:smallCaps w:val="false"/>
-          <w:strike w:val="false"/>
-          <w:dstrike w:val="false"/>
-          <w:color w:val="000000"/>
-          <w:position w:val="0"/>
-          <w:sz w:val="24"/>
+        <w:ind w:hanging="0" w:left="-566" w:right="0"/>
+        <w:jc w:val="left"/>
+        <w:rPr>
+          <w:rFonts w:ascii="Arial" w:hAnsi="Arial" w:eastAsia="Arial" w:cs="Arial"/>
+          <w:i w:val="false"/>
+          <w:i w:val="false"/>
+          <w:caps w:val="false"/>
+          <w:smallCaps w:val="false"/>
+          <w:strike w:val="false"/>
+          <w:dstrike w:val="false"/>
+          <w:color w:val="000000"/>
+          <w:position w:val="0"/>
+          <w:sz w:val="22"/>
           <w:sz w:val="22"/>
           <w:szCs w:val="22"/>
           <w:vertAlign w:val="baseline"/>
@@ -3948,7 +3937,7 @@
         <w:widowControl/>
         <w:shd w:val="clear" w:fill="auto"/>
         <w:spacing w:lineRule="auto" w:line="276" w:before="0" w:after="0"/>
-        <w:ind w:left="-566" w:right="0" w:hanging="0"/>
+        <w:ind w:hanging="0" w:left="-566" w:right="0"/>
         <w:jc w:val="left"/>
         <w:rPr>
           <w:rFonts w:ascii="Arial" w:hAnsi="Arial" w:eastAsia="Arial" w:cs="Arial"/>
@@ -3998,21 +3987,20 @@
         </w:numPr>
         <w:shd w:val="clear" w:fill="auto"/>
         <w:spacing w:lineRule="auto" w:line="276" w:before="0" w:after="0"/>
-        <w:ind w:left="-566" w:right="0" w:hanging="0"/>
+        <w:ind w:hanging="0" w:left="-566" w:right="0"/>
         <w:jc w:val="center"/>
         <w:rPr>
           <w:rFonts w:ascii="Arial" w:hAnsi="Arial" w:eastAsia="Arial" w:cs="Arial"/>
           <w:b/>
-          <w:b/>
-          <w:i w:val="false"/>
-          <w:i w:val="false"/>
-          <w:caps w:val="false"/>
-          <w:smallCaps w:val="false"/>
-          <w:strike w:val="false"/>
-          <w:dstrike w:val="false"/>
-          <w:color w:val="000000"/>
-          <w:position w:val="0"/>
-          <w:sz w:val="24"/>
+          <w:i w:val="false"/>
+          <w:i w:val="false"/>
+          <w:caps w:val="false"/>
+          <w:smallCaps w:val="false"/>
+          <w:strike w:val="false"/>
+          <w:dstrike w:val="false"/>
+          <w:color w:val="000000"/>
+          <w:position w:val="0"/>
+          <w:sz w:val="22"/>
           <w:sz w:val="22"/>
           <w:szCs w:val="22"/>
           <w:vertAlign w:val="baseline"/>
@@ -4052,19 +4040,19 @@
         </w:numPr>
         <w:shd w:val="clear" w:fill="auto"/>
         <w:spacing w:lineRule="auto" w:line="276" w:before="0" w:after="0"/>
-        <w:ind w:left="-566" w:right="0" w:hanging="0"/>
-        <w:jc w:val="left"/>
-        <w:rPr>
-          <w:rFonts w:ascii="Arial" w:hAnsi="Arial" w:eastAsia="Arial" w:cs="Arial"/>
-          <w:i w:val="false"/>
-          <w:i w:val="false"/>
-          <w:caps w:val="false"/>
-          <w:smallCaps w:val="false"/>
-          <w:strike w:val="false"/>
-          <w:dstrike w:val="false"/>
-          <w:color w:val="000000"/>
-          <w:position w:val="0"/>
-          <w:sz w:val="24"/>
+        <w:ind w:hanging="0" w:left="-566" w:right="0"/>
+        <w:jc w:val="left"/>
+        <w:rPr>
+          <w:rFonts w:ascii="Arial" w:hAnsi="Arial" w:eastAsia="Arial" w:cs="Arial"/>
+          <w:i w:val="false"/>
+          <w:i w:val="false"/>
+          <w:caps w:val="false"/>
+          <w:smallCaps w:val="false"/>
+          <w:strike w:val="false"/>
+          <w:dstrike w:val="false"/>
+          <w:color w:val="000000"/>
+          <w:position w:val="0"/>
+          <w:sz w:val="22"/>
           <w:sz w:val="22"/>
           <w:szCs w:val="22"/>
           <w:vertAlign w:val="baseline"/>
@@ -4103,19 +4091,19 @@
         </w:numPr>
         <w:shd w:val="clear" w:fill="auto"/>
         <w:spacing w:lineRule="auto" w:line="276" w:before="0" w:after="0"/>
-        <w:ind w:left="-566" w:right="0" w:hanging="0"/>
-        <w:jc w:val="left"/>
-        <w:rPr>
-          <w:rFonts w:ascii="Arial" w:hAnsi="Arial" w:eastAsia="Arial" w:cs="Arial"/>
-          <w:i w:val="false"/>
-          <w:i w:val="false"/>
-          <w:caps w:val="false"/>
-          <w:smallCaps w:val="false"/>
-          <w:strike w:val="false"/>
-          <w:dstrike w:val="false"/>
-          <w:color w:val="000000"/>
-          <w:position w:val="0"/>
-          <w:sz w:val="24"/>
+        <w:ind w:hanging="0" w:left="-566" w:right="0"/>
+        <w:jc w:val="left"/>
+        <w:rPr>
+          <w:rFonts w:ascii="Arial" w:hAnsi="Arial" w:eastAsia="Arial" w:cs="Arial"/>
+          <w:i w:val="false"/>
+          <w:i w:val="false"/>
+          <w:caps w:val="false"/>
+          <w:smallCaps w:val="false"/>
+          <w:strike w:val="false"/>
+          <w:dstrike w:val="false"/>
+          <w:color w:val="000000"/>
+          <w:position w:val="0"/>
+          <w:sz w:val="22"/>
           <w:sz w:val="22"/>
           <w:szCs w:val="22"/>
           <w:vertAlign w:val="baseline"/>
@@ -4154,19 +4142,19 @@
         </w:numPr>
         <w:shd w:val="clear" w:fill="auto"/>
         <w:spacing w:lineRule="auto" w:line="276" w:before="0" w:after="0"/>
-        <w:ind w:left="-566" w:right="0" w:hanging="0"/>
-        <w:jc w:val="left"/>
-        <w:rPr>
-          <w:rFonts w:ascii="Arial" w:hAnsi="Arial" w:eastAsia="Arial" w:cs="Arial"/>
-          <w:i w:val="false"/>
-          <w:i w:val="false"/>
-          <w:caps w:val="false"/>
-          <w:smallCaps w:val="false"/>
-          <w:strike w:val="false"/>
-          <w:dstrike w:val="false"/>
-          <w:color w:val="000000"/>
-          <w:position w:val="0"/>
-          <w:sz w:val="24"/>
+        <w:ind w:hanging="0" w:left="-566" w:right="0"/>
+        <w:jc w:val="left"/>
+        <w:rPr>
+          <w:rFonts w:ascii="Arial" w:hAnsi="Arial" w:eastAsia="Arial" w:cs="Arial"/>
+          <w:i w:val="false"/>
+          <w:i w:val="false"/>
+          <w:caps w:val="false"/>
+          <w:smallCaps w:val="false"/>
+          <w:strike w:val="false"/>
+          <w:dstrike w:val="false"/>
+          <w:color w:val="000000"/>
+          <w:position w:val="0"/>
+          <w:sz w:val="22"/>
           <w:sz w:val="22"/>
           <w:szCs w:val="22"/>
           <w:vertAlign w:val="baseline"/>
@@ -4205,19 +4193,19 @@
         </w:numPr>
         <w:shd w:val="clear" w:fill="auto"/>
         <w:spacing w:lineRule="auto" w:line="276" w:before="0" w:after="0"/>
-        <w:ind w:left="-566" w:right="0" w:hanging="0"/>
-        <w:jc w:val="left"/>
-        <w:rPr>
-          <w:rFonts w:ascii="Arial" w:hAnsi="Arial" w:eastAsia="Arial" w:cs="Arial"/>
-          <w:i w:val="false"/>
-          <w:i w:val="false"/>
-          <w:caps w:val="false"/>
-          <w:smallCaps w:val="false"/>
-          <w:strike w:val="false"/>
-          <w:dstrike w:val="false"/>
-          <w:color w:val="000000"/>
-          <w:position w:val="0"/>
-          <w:sz w:val="24"/>
+        <w:ind w:hanging="0" w:left="-566" w:right="0"/>
+        <w:jc w:val="left"/>
+        <w:rPr>
+          <w:rFonts w:ascii="Arial" w:hAnsi="Arial" w:eastAsia="Arial" w:cs="Arial"/>
+          <w:i w:val="false"/>
+          <w:i w:val="false"/>
+          <w:caps w:val="false"/>
+          <w:smallCaps w:val="false"/>
+          <w:strike w:val="false"/>
+          <w:dstrike w:val="false"/>
+          <w:color w:val="000000"/>
+          <w:position w:val="0"/>
+          <w:sz w:val="22"/>
           <w:sz w:val="22"/>
           <w:szCs w:val="22"/>
           <w:vertAlign w:val="baseline"/>
@@ -4252,7 +4240,7 @@
         <w:widowControl/>
         <w:shd w:val="clear" w:fill="auto"/>
         <w:spacing w:lineRule="auto" w:line="276" w:before="0" w:after="0"/>
-        <w:ind w:left="-566" w:right="0" w:hanging="0"/>
+        <w:ind w:hanging="0" w:left="-566" w:right="0"/>
         <w:jc w:val="left"/>
         <w:rPr>
           <w:rFonts w:ascii="Arial" w:hAnsi="Arial" w:eastAsia="Arial" w:cs="Arial"/>
@@ -4302,21 +4290,20 @@
         </w:numPr>
         <w:shd w:val="clear" w:fill="auto"/>
         <w:spacing w:lineRule="auto" w:line="276" w:before="0" w:after="0"/>
-        <w:ind w:left="-566" w:right="0" w:hanging="0"/>
+        <w:ind w:hanging="0" w:left="-566" w:right="0"/>
         <w:jc w:val="center"/>
         <w:rPr>
           <w:rFonts w:ascii="Arial" w:hAnsi="Arial" w:eastAsia="Arial" w:cs="Arial"/>
           <w:b/>
-          <w:b/>
-          <w:i w:val="false"/>
-          <w:i w:val="false"/>
-          <w:caps w:val="false"/>
-          <w:smallCaps w:val="false"/>
-          <w:strike w:val="false"/>
-          <w:dstrike w:val="false"/>
-          <w:color w:val="000000"/>
-          <w:position w:val="0"/>
-          <w:sz w:val="24"/>
+          <w:i w:val="false"/>
+          <w:i w:val="false"/>
+          <w:caps w:val="false"/>
+          <w:smallCaps w:val="false"/>
+          <w:strike w:val="false"/>
+          <w:dstrike w:val="false"/>
+          <w:color w:val="000000"/>
+          <w:position w:val="0"/>
+          <w:sz w:val="22"/>
           <w:sz w:val="22"/>
           <w:szCs w:val="22"/>
           <w:vertAlign w:val="baseline"/>
@@ -4356,19 +4343,19 @@
         </w:numPr>
         <w:shd w:val="clear" w:fill="auto"/>
         <w:spacing w:lineRule="auto" w:line="276" w:before="0" w:after="0"/>
-        <w:ind w:left="-566" w:right="0" w:hanging="0"/>
-        <w:jc w:val="left"/>
-        <w:rPr>
-          <w:rFonts w:ascii="Arial" w:hAnsi="Arial" w:eastAsia="Arial" w:cs="Arial"/>
-          <w:i w:val="false"/>
-          <w:i w:val="false"/>
-          <w:caps w:val="false"/>
-          <w:smallCaps w:val="false"/>
-          <w:strike w:val="false"/>
-          <w:dstrike w:val="false"/>
-          <w:color w:val="000000"/>
-          <w:position w:val="0"/>
-          <w:sz w:val="24"/>
+        <w:ind w:hanging="0" w:left="-566" w:right="0"/>
+        <w:jc w:val="left"/>
+        <w:rPr>
+          <w:rFonts w:ascii="Arial" w:hAnsi="Arial" w:eastAsia="Arial" w:cs="Arial"/>
+          <w:i w:val="false"/>
+          <w:i w:val="false"/>
+          <w:caps w:val="false"/>
+          <w:smallCaps w:val="false"/>
+          <w:strike w:val="false"/>
+          <w:dstrike w:val="false"/>
+          <w:color w:val="000000"/>
+          <w:position w:val="0"/>
+          <w:sz w:val="22"/>
           <w:sz w:val="22"/>
           <w:szCs w:val="22"/>
           <w:vertAlign w:val="baseline"/>
@@ -4407,19 +4394,19 @@
         </w:numPr>
         <w:shd w:val="clear" w:fill="auto"/>
         <w:spacing w:lineRule="auto" w:line="276" w:before="0" w:after="0"/>
-        <w:ind w:left="-566" w:right="0" w:hanging="0"/>
-        <w:jc w:val="left"/>
-        <w:rPr>
-          <w:rFonts w:ascii="Arial" w:hAnsi="Arial" w:eastAsia="Arial" w:cs="Arial"/>
-          <w:i w:val="false"/>
-          <w:i w:val="false"/>
-          <w:caps w:val="false"/>
-          <w:smallCaps w:val="false"/>
-          <w:strike w:val="false"/>
-          <w:dstrike w:val="false"/>
-          <w:color w:val="000000"/>
-          <w:position w:val="0"/>
-          <w:sz w:val="24"/>
+        <w:ind w:hanging="0" w:left="-566" w:right="0"/>
+        <w:jc w:val="left"/>
+        <w:rPr>
+          <w:rFonts w:ascii="Arial" w:hAnsi="Arial" w:eastAsia="Arial" w:cs="Arial"/>
+          <w:i w:val="false"/>
+          <w:i w:val="false"/>
+          <w:caps w:val="false"/>
+          <w:smallCaps w:val="false"/>
+          <w:strike w:val="false"/>
+          <w:dstrike w:val="false"/>
+          <w:color w:val="000000"/>
+          <w:position w:val="0"/>
+          <w:sz w:val="22"/>
           <w:sz w:val="22"/>
           <w:szCs w:val="22"/>
           <w:vertAlign w:val="baseline"/>
@@ -4458,19 +4445,19 @@
         </w:numPr>
         <w:shd w:val="clear" w:fill="auto"/>
         <w:spacing w:lineRule="auto" w:line="276" w:before="0" w:after="0"/>
-        <w:ind w:left="-566" w:right="0" w:hanging="0"/>
-        <w:jc w:val="left"/>
-        <w:rPr>
-          <w:rFonts w:ascii="Arial" w:hAnsi="Arial" w:eastAsia="Arial" w:cs="Arial"/>
-          <w:i w:val="false"/>
-          <w:i w:val="false"/>
-          <w:caps w:val="false"/>
-          <w:smallCaps w:val="false"/>
-          <w:strike w:val="false"/>
-          <w:dstrike w:val="false"/>
-          <w:color w:val="000000"/>
-          <w:position w:val="0"/>
-          <w:sz w:val="24"/>
+        <w:ind w:hanging="0" w:left="-566" w:right="0"/>
+        <w:jc w:val="left"/>
+        <w:rPr>
+          <w:rFonts w:ascii="Arial" w:hAnsi="Arial" w:eastAsia="Arial" w:cs="Arial"/>
+          <w:i w:val="false"/>
+          <w:i w:val="false"/>
+          <w:caps w:val="false"/>
+          <w:smallCaps w:val="false"/>
+          <w:strike w:val="false"/>
+          <w:dstrike w:val="false"/>
+          <w:color w:val="000000"/>
+          <w:position w:val="0"/>
+          <w:sz w:val="22"/>
           <w:sz w:val="22"/>
           <w:szCs w:val="22"/>
           <w:vertAlign w:val="baseline"/>
@@ -4498,14 +4485,387 @@
     </w:p>
     <w:p>
       <w:pPr>
-        <w:pStyle w:val="Normal"/>
-        <w:keepNext w:val="false"/>
-        <w:keepLines w:val="false"/>
-        <w:pageBreakBefore w:val="false"/>
-        <w:widowControl/>
+        <w:pStyle w:val="normal1"/>
+        <w:keepNext w:val="false"/>
+        <w:keepLines w:val="false"/>
+        <w:pageBreakBefore w:val="false"/>
+        <w:widowControl/>
+        <w:pBdr/>
         <w:shd w:val="clear" w:fill="auto"/>
         <w:spacing w:lineRule="auto" w:line="276" w:before="0" w:after="160"/>
-        <w:ind w:left="-566" w:right="0" w:hanging="0"/>
+        <w:ind w:hanging="0" w:left="-566" w:right="0"/>
+        <w:jc w:val="left"/>
+        <w:rPr>
+          <w:rFonts w:ascii="Arial" w:hAnsi="Arial" w:eastAsia="Arial" w:cs="Arial"/>
+          <w:sz w:val="22"/>
+          <w:szCs w:val="22"/>
+        </w:rPr>
+      </w:pPr>
+      <w:r>
+        <w:rPr>
+          <w:rFonts w:eastAsia="Arial" w:cs="Arial" w:ascii="Arial" w:hAnsi="Arial"/>
+          <w:sz w:val="22"/>
+          <w:szCs w:val="22"/>
+        </w:rPr>
+      </w:r>
+    </w:p>
+    <w:p>
+      <w:pPr>
+        <w:pStyle w:val="normal1"/>
+        <w:numPr>
+          <w:ilvl w:val="0"/>
+          <w:numId w:val="1"/>
+        </w:numPr>
+        <w:spacing w:lineRule="auto" w:line="240" w:before="0" w:after="0"/>
+        <w:ind w:hanging="0" w:left="-566"/>
+        <w:jc w:val="center"/>
+        <w:rPr>
+          <w:rFonts w:ascii="Arial" w:hAnsi="Arial" w:eastAsia="Arial" w:cs="Arial"/>
+          <w:b/>
+          <w:sz w:val="22"/>
+          <w:szCs w:val="22"/>
+        </w:rPr>
+      </w:pPr>
+      <w:r>
+        <w:rPr>
+          <w:rFonts w:eastAsia="Arial" w:cs="Arial" w:ascii="Arial" w:hAnsi="Arial"/>
+          <w:b/>
+          <w:sz w:val="22"/>
+          <w:szCs w:val="22"/>
+        </w:rPr>
+        <w:t>Политика возврата денежных средств с баланса</w:t>
+      </w:r>
+    </w:p>
+    <w:p>
+      <w:pPr>
+        <w:pStyle w:val="normal1"/>
+        <w:keepNext w:val="false"/>
+        <w:keepLines w:val="false"/>
+        <w:pageBreakBefore w:val="false"/>
+        <w:widowControl/>
+        <w:numPr>
+          <w:ilvl w:val="1"/>
+          <w:numId w:val="1"/>
+        </w:numPr>
+        <w:pBdr/>
+        <w:shd w:val="clear" w:fill="auto"/>
+        <w:spacing w:lineRule="auto" w:line="276" w:before="0" w:after="0"/>
+        <w:ind w:hanging="0" w:left="-566" w:right="0"/>
+        <w:jc w:val="left"/>
+        <w:rPr>
+          <w:rFonts w:ascii="Arial" w:hAnsi="Arial" w:eastAsia="Arial" w:cs="Arial"/>
+          <w:sz w:val="22"/>
+          <w:szCs w:val="22"/>
+        </w:rPr>
+      </w:pPr>
+      <w:r>
+        <w:rPr>
+          <w:rFonts w:eastAsia="Arial" w:cs="Arial" w:ascii="Arial" w:hAnsi="Arial"/>
+          <w:sz w:val="22"/>
+          <w:szCs w:val="22"/>
+        </w:rPr>
+        <w:t>Пользователь вправе подать заявку на возврат (вывод) денежных средств, находящихся на балансе его Персонального кошелька, на те же реквизиты, с которых было осуществлено пополнение баланса.</w:t>
+      </w:r>
+    </w:p>
+    <w:p>
+      <w:pPr>
+        <w:pStyle w:val="normal1"/>
+        <w:keepNext w:val="false"/>
+        <w:keepLines w:val="false"/>
+        <w:pageBreakBefore w:val="false"/>
+        <w:widowControl/>
+        <w:numPr>
+          <w:ilvl w:val="1"/>
+          <w:numId w:val="1"/>
+        </w:numPr>
+        <w:pBdr/>
+        <w:shd w:val="clear" w:fill="auto"/>
+        <w:spacing w:lineRule="auto" w:line="276" w:before="0" w:after="0"/>
+        <w:ind w:hanging="0" w:left="-566" w:right="0"/>
+        <w:jc w:val="left"/>
+        <w:rPr>
+          <w:rFonts w:ascii="Arial" w:hAnsi="Arial" w:eastAsia="Arial" w:cs="Arial"/>
+          <w:sz w:val="22"/>
+          <w:szCs w:val="22"/>
+        </w:rPr>
+      </w:pPr>
+      <w:r>
+        <w:rPr>
+          <w:rFonts w:eastAsia="Arial" w:cs="Arial" w:ascii="Arial" w:hAnsi="Arial"/>
+          <w:sz w:val="22"/>
+          <w:szCs w:val="22"/>
+        </w:rPr>
+        <w:t>Заявка на вывод средств подается Пользователем через личный кабинет или по электронному адресу Исполнителя, указанному на Платформе.</w:t>
+      </w:r>
+    </w:p>
+    <w:p>
+      <w:pPr>
+        <w:pStyle w:val="normal1"/>
+        <w:keepNext w:val="false"/>
+        <w:keepLines w:val="false"/>
+        <w:pageBreakBefore w:val="false"/>
+        <w:widowControl/>
+        <w:numPr>
+          <w:ilvl w:val="1"/>
+          <w:numId w:val="1"/>
+        </w:numPr>
+        <w:pBdr/>
+        <w:shd w:val="clear" w:fill="auto"/>
+        <w:spacing w:lineRule="auto" w:line="276" w:before="0" w:after="0"/>
+        <w:ind w:hanging="0" w:left="-566" w:right="0"/>
+        <w:jc w:val="left"/>
+        <w:rPr>
+          <w:rFonts w:ascii="Arial" w:hAnsi="Arial" w:eastAsia="Arial" w:cs="Arial"/>
+          <w:sz w:val="22"/>
+          <w:szCs w:val="22"/>
+        </w:rPr>
+      </w:pPr>
+      <w:r>
+        <w:rPr>
+          <w:rFonts w:eastAsia="Arial" w:cs="Arial" w:ascii="Arial" w:hAnsi="Arial"/>
+          <w:sz w:val="22"/>
+          <w:szCs w:val="22"/>
+        </w:rPr>
+        <w:t>Исполнитель осуществляет обработку и перечисление денежных средств в течение 30 (тридцати) календарных дней с момента подачи Пользователем корректно оформленной заявки.</w:t>
+      </w:r>
+    </w:p>
+    <w:p>
+      <w:pPr>
+        <w:pStyle w:val="normal1"/>
+        <w:keepNext w:val="false"/>
+        <w:keepLines w:val="false"/>
+        <w:pageBreakBefore w:val="false"/>
+        <w:widowControl/>
+        <w:numPr>
+          <w:ilvl w:val="1"/>
+          <w:numId w:val="1"/>
+        </w:numPr>
+        <w:pBdr/>
+        <w:shd w:val="clear" w:fill="auto"/>
+        <w:spacing w:lineRule="auto" w:line="276" w:before="0" w:after="0"/>
+        <w:ind w:hanging="0" w:left="-566" w:right="0"/>
+        <w:jc w:val="left"/>
+        <w:rPr>
+          <w:rFonts w:ascii="Arial" w:hAnsi="Arial" w:eastAsia="Arial" w:cs="Arial"/>
+          <w:sz w:val="22"/>
+          <w:szCs w:val="22"/>
+        </w:rPr>
+      </w:pPr>
+      <w:r>
+        <w:rPr>
+          <w:rFonts w:eastAsia="Arial" w:cs="Arial" w:ascii="Arial" w:hAnsi="Arial"/>
+          <w:sz w:val="22"/>
+          <w:szCs w:val="22"/>
+        </w:rPr>
+        <w:t>Основанием для отказа в выводе средств может являться:</w:t>
+      </w:r>
+    </w:p>
+    <w:p>
+      <w:pPr>
+        <w:pStyle w:val="normal1"/>
+        <w:keepNext w:val="false"/>
+        <w:keepLines w:val="false"/>
+        <w:pageBreakBefore w:val="false"/>
+        <w:widowControl/>
+        <w:numPr>
+          <w:ilvl w:val="1"/>
+          <w:numId w:val="1"/>
+        </w:numPr>
+        <w:pBdr/>
+        <w:shd w:val="clear" w:fill="auto"/>
+        <w:spacing w:lineRule="auto" w:line="276" w:before="0" w:after="0"/>
+        <w:ind w:hanging="0" w:left="-566" w:right="0"/>
+        <w:jc w:val="left"/>
+        <w:rPr>
+          <w:rFonts w:ascii="Arial" w:hAnsi="Arial" w:eastAsia="Arial" w:cs="Arial"/>
+          <w:sz w:val="22"/>
+          <w:szCs w:val="22"/>
+        </w:rPr>
+      </w:pPr>
+      <w:r>
+        <w:rPr>
+          <w:rFonts w:eastAsia="Arial" w:cs="Arial" w:ascii="Arial" w:hAnsi="Arial"/>
+          <w:sz w:val="22"/>
+          <w:szCs w:val="22"/>
+        </w:rPr>
+        <w:t>некорректно указанные реквизиты;</w:t>
+        <w:br/>
+        <w:t>несоответствие данных Пользователя данным, указанным при регистрации и пополнении баланса;</w:t>
+      </w:r>
+    </w:p>
+    <w:p>
+      <w:pPr>
+        <w:pStyle w:val="normal1"/>
+        <w:keepNext w:val="false"/>
+        <w:keepLines w:val="false"/>
+        <w:pageBreakBefore w:val="false"/>
+        <w:widowControl/>
+        <w:numPr>
+          <w:ilvl w:val="1"/>
+          <w:numId w:val="1"/>
+        </w:numPr>
+        <w:pBdr/>
+        <w:shd w:val="clear" w:fill="auto"/>
+        <w:spacing w:lineRule="auto" w:line="276" w:before="0" w:after="0"/>
+        <w:ind w:hanging="0" w:left="-566" w:right="0"/>
+        <w:jc w:val="left"/>
+        <w:rPr>
+          <w:rFonts w:ascii="Arial" w:hAnsi="Arial" w:eastAsia="Arial" w:cs="Arial"/>
+          <w:sz w:val="22"/>
+          <w:szCs w:val="22"/>
+        </w:rPr>
+      </w:pPr>
+      <w:r>
+        <w:rPr>
+          <w:rFonts w:eastAsia="Arial" w:cs="Arial" w:ascii="Arial" w:hAnsi="Arial"/>
+          <w:sz w:val="22"/>
+          <w:szCs w:val="22"/>
+        </w:rPr>
+        <w:t xml:space="preserve">иные обстоятельства, требующие подтверждения личности Пользователя в целях соблюдения требований законодательства РФ, включая Федеральный закон № 115-ФЗ «О противодействии легализации (отмыванию) доходов, полученных преступным путем, и финансированию терроризма». </w:t>
+      </w:r>
+    </w:p>
+    <w:p>
+      <w:pPr>
+        <w:pStyle w:val="normal1"/>
+        <w:keepNext w:val="false"/>
+        <w:keepLines w:val="false"/>
+        <w:pageBreakBefore w:val="false"/>
+        <w:widowControl/>
+        <w:numPr>
+          <w:ilvl w:val="1"/>
+          <w:numId w:val="1"/>
+        </w:numPr>
+        <w:pBdr/>
+        <w:shd w:val="clear" w:fill="auto"/>
+        <w:spacing w:lineRule="auto" w:line="276" w:before="0" w:after="0"/>
+        <w:ind w:hanging="0" w:left="-566" w:right="0"/>
+        <w:jc w:val="left"/>
+        <w:rPr>
+          <w:rFonts w:ascii="Arial" w:hAnsi="Arial" w:eastAsia="Arial" w:cs="Arial"/>
+          <w:sz w:val="22"/>
+          <w:szCs w:val="22"/>
+        </w:rPr>
+      </w:pPr>
+      <w:r>
+        <w:rPr>
+          <w:rFonts w:eastAsia="Arial" w:cs="Arial" w:ascii="Arial" w:hAnsi="Arial"/>
+          <w:sz w:val="22"/>
+          <w:szCs w:val="22"/>
+        </w:rPr>
+        <w:t xml:space="preserve"> </w:t>
+      </w:r>
+      <w:r>
+        <w:rPr>
+          <w:rFonts w:eastAsia="Arial" w:cs="Arial" w:ascii="Arial" w:hAnsi="Arial"/>
+          <w:sz w:val="22"/>
+          <w:szCs w:val="22"/>
+        </w:rPr>
+        <w:t>В случае отказа Исполнителя в обработке заявки Пользователю направляется уведомление с указанием причины отказа и просьбой подать новую корректную заявку.</w:t>
+      </w:r>
+    </w:p>
+    <w:p>
+      <w:pPr>
+        <w:pStyle w:val="normal1"/>
+        <w:keepNext w:val="false"/>
+        <w:keepLines w:val="false"/>
+        <w:pageBreakBefore w:val="false"/>
+        <w:widowControl/>
+        <w:numPr>
+          <w:ilvl w:val="1"/>
+          <w:numId w:val="1"/>
+        </w:numPr>
+        <w:pBdr/>
+        <w:shd w:val="clear" w:fill="auto"/>
+        <w:spacing w:lineRule="auto" w:line="276" w:before="0" w:after="0"/>
+        <w:ind w:hanging="0" w:left="-566" w:right="0"/>
+        <w:jc w:val="left"/>
+        <w:rPr>
+          <w:rFonts w:ascii="Arial" w:hAnsi="Arial" w:eastAsia="Arial" w:cs="Arial"/>
+          <w:sz w:val="22"/>
+          <w:szCs w:val="22"/>
+        </w:rPr>
+      </w:pPr>
+      <w:r>
+        <w:rPr>
+          <w:rFonts w:eastAsia="Arial" w:cs="Arial" w:ascii="Arial" w:hAnsi="Arial"/>
+          <w:sz w:val="22"/>
+          <w:szCs w:val="22"/>
+        </w:rPr>
+        <w:t>Сумма вывода должна быть равна текущему балансу Пользователя. Частичный вывод средств не допускается в целях соблюдения финансовой безопасности Исполнителя и предотвращения рисков, связанных с нарушением законодательства РФ.</w:t>
+      </w:r>
+    </w:p>
+    <w:p>
+      <w:pPr>
+        <w:pStyle w:val="normal1"/>
+        <w:keepNext w:val="false"/>
+        <w:keepLines w:val="false"/>
+        <w:pageBreakBefore w:val="false"/>
+        <w:widowControl/>
+        <w:numPr>
+          <w:ilvl w:val="1"/>
+          <w:numId w:val="1"/>
+        </w:numPr>
+        <w:pBdr/>
+        <w:shd w:val="clear" w:fill="auto"/>
+        <w:spacing w:lineRule="auto" w:line="276" w:before="0" w:after="0"/>
+        <w:ind w:hanging="0" w:left="-566" w:right="0"/>
+        <w:jc w:val="left"/>
+        <w:rPr>
+          <w:rFonts w:ascii="Arial" w:hAnsi="Arial" w:eastAsia="Arial" w:cs="Arial"/>
+          <w:sz w:val="22"/>
+          <w:szCs w:val="22"/>
+        </w:rPr>
+      </w:pPr>
+      <w:r>
+        <w:rPr>
+          <w:rFonts w:eastAsia="Arial" w:cs="Arial" w:ascii="Arial" w:hAnsi="Arial"/>
+          <w:sz w:val="22"/>
+          <w:szCs w:val="22"/>
+        </w:rPr>
+        <w:t>Исполнитель не удерживает комиссию за вывод средств, кроме случаев, когда банковские или иные платежные системы взимают комиссионное вознаграждение, о чем Пользователь уведомляется заранее.</w:t>
+      </w:r>
+    </w:p>
+    <w:p>
+      <w:pPr>
+        <w:pStyle w:val="normal1"/>
+        <w:keepNext w:val="false"/>
+        <w:keepLines w:val="false"/>
+        <w:pageBreakBefore w:val="false"/>
+        <w:widowControl/>
+        <w:numPr>
+          <w:ilvl w:val="1"/>
+          <w:numId w:val="1"/>
+        </w:numPr>
+        <w:pBdr/>
+        <w:shd w:val="clear" w:fill="auto"/>
+        <w:spacing w:lineRule="auto" w:line="276" w:before="0" w:after="0"/>
+        <w:ind w:hanging="0" w:left="-566" w:right="0"/>
+        <w:jc w:val="left"/>
+        <w:rPr>
+          <w:rFonts w:ascii="Arial" w:hAnsi="Arial" w:eastAsia="Arial" w:cs="Arial"/>
+          <w:sz w:val="22"/>
+          <w:szCs w:val="22"/>
+        </w:rPr>
+      </w:pPr>
+      <w:r>
+        <w:rPr>
+          <w:rFonts w:eastAsia="Arial" w:cs="Arial" w:ascii="Arial" w:hAnsi="Arial"/>
+          <w:sz w:val="22"/>
+          <w:szCs w:val="22"/>
+        </w:rPr>
+        <w:t>После обработки заявки и перечисления средств обязательства Исполнителя по возврату считаются исполненными в полном объеме.</w:t>
+      </w:r>
+    </w:p>
+    <w:p>
+      <w:pPr>
+        <w:pStyle w:val="normal1"/>
+        <w:keepNext w:val="false"/>
+        <w:keepLines w:val="false"/>
+        <w:widowControl/>
+        <w:pBdr/>
+        <w:shd w:val="clear" w:fill="auto"/>
+        <w:spacing w:lineRule="auto" w:line="276" w:before="0" w:after="0"/>
+        <w:ind w:hanging="0" w:left="792" w:right="0"/>
         <w:jc w:val="left"/>
         <w:rPr>
           <w:rFonts w:ascii="Arial" w:hAnsi="Arial" w:eastAsia="Arial" w:cs="Arial"/>
@@ -4526,11 +4886,10 @@
         <w:pStyle w:val="Normal"/>
         <w:widowControl w:val="false"/>
         <w:spacing w:lineRule="auto" w:line="240" w:before="312" w:after="0"/>
-        <w:ind w:left="1800" w:firstLine="360"/>
-        <w:jc w:val="left"/>
-        <w:rPr>
-          <w:rFonts w:ascii="Arial" w:hAnsi="Arial" w:eastAsia="Arial" w:cs="Arial"/>
-          <w:b/>
+        <w:ind w:firstLine="360" w:left="1800"/>
+        <w:jc w:val="left"/>
+        <w:rPr>
+          <w:rFonts w:ascii="Arial" w:hAnsi="Arial" w:eastAsia="Arial" w:cs="Arial"/>
           <w:b/>
           <w:sz w:val="20"/>
           <w:szCs w:val="20"/>
@@ -4543,7 +4902,26 @@
           <w:sz w:val="22"/>
           <w:szCs w:val="22"/>
         </w:rPr>
-        <w:t xml:space="preserve">13. РЕКВИЗИТЫ ОПЕРАТОРА </w:t>
+        <w:t>1</w:t>
+      </w:r>
+      <w:r>
+        <w:rPr>
+          <w:rFonts w:eastAsia="Arial" w:cs="Arial" w:ascii="Arial" w:hAnsi="Arial"/>
+          <w:b/>
+          <w:sz w:val="22"/>
+          <w:szCs w:val="22"/>
+          <w:lang w:val="en-US"/>
+        </w:rPr>
+        <w:t>4</w:t>
+      </w:r>
+      <w:r>
+        <w:rPr>
+          <w:rFonts w:eastAsia="Arial" w:cs="Arial" w:ascii="Arial" w:hAnsi="Arial"/>
+          <w:b/>
+          <w:sz w:val="22"/>
+          <w:szCs w:val="22"/>
+        </w:rPr>
+        <w:t xml:space="preserve">. РЕКВИЗИТЫ ОПЕРАТОРА </w:t>
       </w:r>
       <w:r>
         <w:rPr>
@@ -4561,6 +4939,7 @@
         <w:tblW w:w="9356" w:type="dxa"/>
         <w:jc w:val="left"/>
         <w:tblInd w:w="6" w:type="dxa"/>
+        <w:tblLayout w:type="fixed"/>
         <w:tblCellMar>
           <w:top w:w="100" w:type="dxa"/>
           <w:left w:w="100" w:type="dxa"/>
@@ -4594,7 +4973,6 @@
               <w:spacing w:lineRule="auto" w:line="276" w:before="0" w:after="0"/>
               <w:rPr>
                 <w:rFonts w:ascii="Arial" w:hAnsi="Arial" w:eastAsia="Arial" w:cs="Arial"/>
-                <w:b/>
                 <w:b/>
                 <w:sz w:val="20"/>
                 <w:szCs w:val="20"/>
@@ -4669,10 +5047,9 @@
               <w:pStyle w:val="Normal"/>
               <w:widowControl w:val="false"/>
               <w:spacing w:lineRule="auto" w:line="240" w:before="0" w:after="0"/>
-              <w:ind w:left="0" w:hanging="0"/>
+              <w:ind w:hanging="0" w:left="0"/>
               <w:rPr>
                 <w:rFonts w:ascii="Arial" w:hAnsi="Arial" w:eastAsia="Arial" w:cs="Arial"/>
-                <w:b/>
                 <w:b/>
                 <w:sz w:val="20"/>
                 <w:szCs w:val="20"/>
@@ -4708,7 +5085,6 @@
               <w:spacing w:lineRule="auto" w:line="276" w:before="0" w:after="0"/>
               <w:rPr>
                 <w:rFonts w:ascii="Arial" w:hAnsi="Arial" w:eastAsia="Arial" w:cs="Arial"/>
-                <w:b/>
                 <w:b/>
                 <w:sz w:val="20"/>
                 <w:szCs w:val="20"/>
@@ -4746,10 +5122,9 @@
               <w:pStyle w:val="Normal"/>
               <w:widowControl w:val="false"/>
               <w:spacing w:lineRule="auto" w:line="240" w:before="0" w:after="0"/>
-              <w:ind w:left="0" w:hanging="0"/>
+              <w:ind w:hanging="0" w:left="0"/>
               <w:rPr>
                 <w:rFonts w:ascii="Arial" w:hAnsi="Arial" w:eastAsia="Arial" w:cs="Arial"/>
-                <w:b/>
                 <w:b/>
                 <w:sz w:val="20"/>
                 <w:szCs w:val="20"/>
@@ -4785,7 +5160,6 @@
               <w:spacing w:lineRule="auto" w:line="276" w:before="0" w:after="0"/>
               <w:rPr>
                 <w:rFonts w:ascii="Arial" w:hAnsi="Arial" w:eastAsia="Arial" w:cs="Arial"/>
-                <w:b/>
                 <w:b/>
                 <w:sz w:val="20"/>
                 <w:szCs w:val="20"/>
@@ -4825,7 +5199,6 @@
               <w:spacing w:lineRule="auto" w:line="276" w:before="0" w:after="0"/>
               <w:rPr>
                 <w:rFonts w:ascii="Arial" w:hAnsi="Arial" w:eastAsia="Arial" w:cs="Arial"/>
-                <w:b/>
                 <w:b/>
                 <w:sz w:val="20"/>
                 <w:szCs w:val="20"/>
@@ -4873,25 +5246,7 @@
                 <w:szCs w:val="20"/>
                 <w:highlight w:val="white"/>
               </w:rPr>
-              <w:t>412031, Россия, Сар</w:t>
-            </w:r>
-            <w:r>
-              <w:rPr>
-                <w:rFonts w:eastAsia="Arial" w:cs="Arial" w:ascii="Arial" w:hAnsi="Arial"/>
-                <w:sz w:val="20"/>
-                <w:szCs w:val="20"/>
-                <w:highlight w:val="white"/>
-              </w:rPr>
-              <w:t>а</w:t>
-            </w:r>
-            <w:r>
-              <w:rPr>
-                <w:rFonts w:eastAsia="Arial" w:cs="Arial" w:ascii="Arial" w:hAnsi="Arial"/>
-                <w:sz w:val="20"/>
-                <w:szCs w:val="20"/>
-                <w:highlight w:val="white"/>
-              </w:rPr>
-              <w:t>товская обл., г. Ртищево, ул. Пролетарская, д. 2, кв. 87</w:t>
+              <w:t>412031, Россия, Саратовская обл., г. Ртищево, ул. Пролетарская, д. 2, кв. 87</w:t>
             </w:r>
           </w:p>
         </w:tc>
@@ -4918,7 +5273,6 @@
               <w:spacing w:lineRule="auto" w:line="276" w:before="0" w:after="0"/>
               <w:rPr>
                 <w:rFonts w:ascii="Arial" w:hAnsi="Arial" w:eastAsia="Arial" w:cs="Arial"/>
-                <w:b/>
                 <w:b/>
                 <w:sz w:val="20"/>
                 <w:szCs w:val="20"/>
@@ -4994,7 +5348,6 @@
               <w:rPr>
                 <w:rFonts w:ascii="Arial" w:hAnsi="Arial" w:eastAsia="Arial" w:cs="Arial"/>
                 <w:b/>
-                <w:b/>
                 <w:sz w:val="20"/>
                 <w:szCs w:val="20"/>
                 <w:highlight w:val="white"/>
@@ -5068,7 +5421,6 @@
               <w:spacing w:lineRule="auto" w:line="276" w:before="0" w:after="0"/>
               <w:rPr>
                 <w:rFonts w:ascii="Arial" w:hAnsi="Arial" w:eastAsia="Arial" w:cs="Arial"/>
-                <w:b/>
                 <w:b/>
                 <w:sz w:val="20"/>
                 <w:szCs w:val="20"/>
@@ -5144,7 +5496,6 @@
               <w:rPr>
                 <w:rFonts w:ascii="Arial" w:hAnsi="Arial" w:eastAsia="Arial" w:cs="Arial"/>
                 <w:b/>
-                <w:b/>
                 <w:sz w:val="20"/>
                 <w:szCs w:val="20"/>
                 <w:highlight w:val="white"/>
@@ -5216,10 +5567,9 @@
               <w:pStyle w:val="Normal"/>
               <w:widowControl w:val="false"/>
               <w:spacing w:lineRule="auto" w:line="240" w:before="0" w:after="0"/>
-              <w:ind w:left="0" w:hanging="0"/>
+              <w:ind w:hanging="0" w:left="0"/>
               <w:rPr>
                 <w:rFonts w:ascii="Arial" w:hAnsi="Arial" w:eastAsia="Arial" w:cs="Arial"/>
-                <w:b/>
                 <w:b/>
                 <w:sz w:val="20"/>
                 <w:szCs w:val="20"/>
@@ -5259,7 +5609,7 @@
             <w:hyperlink r:id="rId4">
               <w:r>
                 <w:rPr>
-                  <w:rStyle w:val="ListLabel2"/>
+                  <w:rStyle w:val="Style"/>
                   <w:rFonts w:eastAsia="Arial" w:cs="Arial" w:ascii="Arial" w:hAnsi="Arial"/>
                   <w:color w:val="1155CC"/>
                   <w:sz w:val="20"/>
@@ -5305,7 +5655,7 @@
         <w:pStyle w:val="Normal"/>
         <w:widowControl w:val="false"/>
         <w:spacing w:lineRule="auto" w:line="240" w:before="312" w:after="0"/>
-        <w:ind w:left="1800" w:firstLine="360"/>
+        <w:ind w:firstLine="360" w:left="1800"/>
         <w:rPr/>
       </w:pPr>
       <w:r>
@@ -5315,7 +5665,26 @@
           <w:sz w:val="22"/>
           <w:szCs w:val="22"/>
         </w:rPr>
-        <w:t xml:space="preserve">14. РЕКВИЗИТЫ ПОЛЬЗОВАТЕЛЯ </w:t>
+        <w:t>1</w:t>
+      </w:r>
+      <w:r>
+        <w:rPr>
+          <w:rFonts w:eastAsia="Arial" w:cs="Arial" w:ascii="Arial" w:hAnsi="Arial"/>
+          <w:b/>
+          <w:sz w:val="22"/>
+          <w:szCs w:val="22"/>
+          <w:lang w:val="en-US"/>
+        </w:rPr>
+        <w:t>5</w:t>
+      </w:r>
+      <w:r>
+        <w:rPr>
+          <w:rFonts w:eastAsia="Arial" w:cs="Arial" w:ascii="Arial" w:hAnsi="Arial"/>
+          <w:b/>
+          <w:sz w:val="22"/>
+          <w:szCs w:val="22"/>
+        </w:rPr>
+        <w:t xml:space="preserve">. РЕКВИЗИТЫ ПОЛЬЗОВАТЕЛЯ </w:t>
       </w:r>
       <w:r>
         <w:rPr>
@@ -5333,6 +5702,7 @@
         <w:tblW w:w="9071" w:type="dxa"/>
         <w:jc w:val="left"/>
         <w:tblInd w:w="0" w:type="dxa"/>
+        <w:tblLayout w:type="fixed"/>
         <w:tblCellMar>
           <w:top w:w="100" w:type="dxa"/>
           <w:left w:w="100" w:type="dxa"/>
@@ -5564,7 +5934,7 @@
         <w:pStyle w:val="Normal"/>
         <w:widowControl w:val="false"/>
         <w:spacing w:lineRule="auto" w:line="240" w:before="312" w:after="0"/>
-        <w:ind w:left="1800" w:firstLine="360"/>
+        <w:ind w:firstLine="360" w:left="1800"/>
         <w:rPr/>
       </w:pPr>
       <w:r>
@@ -5572,10 +5942,12 @@
       </w:r>
     </w:p>
     <w:sectPr>
-      <w:headerReference w:type="default" r:id="rId5"/>
+      <w:headerReference w:type="even" r:id="rId5"/>
+      <w:headerReference w:type="default" r:id="rId6"/>
+      <w:headerReference w:type="first" r:id="rId7"/>
       <w:type w:val="nextPage"/>
       <w:pgSz w:w="11906" w:h="16838"/>
-      <w:pgMar w:left="1701" w:right="850" w:header="708" w:top="1134" w:footer="0" w:bottom="1134" w:gutter="0"/>
+      <w:pgMar w:left="1701" w:right="850" w:gutter="0" w:header="708" w:top="1134" w:footer="0" w:bottom="1134"/>
       <w:pgNumType w:start="1" w:fmt="decimal"/>
       <w:formProt w:val="false"/>
       <w:textDirection w:val="lrTb"/>
@@ -5586,7 +5958,48 @@
 </file>
 
 <file path=word/header1.xml><?xml version="1.0" encoding="utf-8"?>
-<w:hdr xmlns:o="urn:schemas-microsoft-com:office:office" xmlns:r="http://schemas.openxmlformats.org/officeDocument/2006/relationships" xmlns:v="urn:schemas-microsoft-com:vml" xmlns:w="http://schemas.openxmlformats.org/wordprocessingml/2006/main" xmlns:w10="urn:schemas-microsoft-com:office:word" xmlns:wp="http://schemas.openxmlformats.org/drawingml/2006/wordprocessingDrawing" xmlns:wps="http://schemas.microsoft.com/office/word/2010/wordprocessingShape" xmlns:wpg="http://schemas.microsoft.com/office/word/2010/wordprocessingGroup" xmlns:mc="http://schemas.openxmlformats.org/markup-compatibility/2006" xmlns:wp14="http://schemas.microsoft.com/office/word/2010/wordprocessingDrawing" xmlns:w14="http://schemas.microsoft.com/office/word/2010/wordml" mc:Ignorable="w14 wp14">
+<w:hdr xmlns:o="urn:schemas-microsoft-com:office:office" xmlns:r="http://schemas.openxmlformats.org/officeDocument/2006/relationships" xmlns:v="urn:schemas-microsoft-com:vml" xmlns:w="http://schemas.openxmlformats.org/wordprocessingml/2006/main" xmlns:w10="urn:schemas-microsoft-com:office:word" xmlns:wp="http://schemas.openxmlformats.org/drawingml/2006/wordprocessingDrawing" xmlns:pic="http://schemas.openxmlformats.org/drawingml/2006/picture" xmlns:wps="http://schemas.microsoft.com/office/word/2010/wordprocessingShape" xmlns:wpg="http://schemas.microsoft.com/office/word/2010/wordprocessingGroup" xmlns:mc="http://schemas.openxmlformats.org/markup-compatibility/2006" xmlns:wp14="http://schemas.microsoft.com/office/word/2010/wordprocessingDrawing" xmlns:w14="http://schemas.microsoft.com/office/word/2010/wordml" xmlns:w15="http://schemas.microsoft.com/office/word/2012/wordml" mc:Ignorable="w14 wp14 w15">
+  <w:p>
+    <w:pPr>
+      <w:pStyle w:val="Header"/>
+      <w:spacing w:before="0" w:after="160"/>
+      <w:rPr/>
+    </w:pPr>
+    <w:r>
+      <w:rPr/>
+    </w:r>
+  </w:p>
+</w:hdr>
+</file>
+
+<file path=word/header2.xml><?xml version="1.0" encoding="utf-8"?>
+<w:hdr xmlns:o="urn:schemas-microsoft-com:office:office" xmlns:r="http://schemas.openxmlformats.org/officeDocument/2006/relationships" xmlns:v="urn:schemas-microsoft-com:vml" xmlns:w="http://schemas.openxmlformats.org/wordprocessingml/2006/main" xmlns:w10="urn:schemas-microsoft-com:office:word" xmlns:wp="http://schemas.openxmlformats.org/drawingml/2006/wordprocessingDrawing" xmlns:pic="http://schemas.openxmlformats.org/drawingml/2006/picture" xmlns:wps="http://schemas.microsoft.com/office/word/2010/wordprocessingShape" xmlns:wpg="http://schemas.microsoft.com/office/word/2010/wordprocessingGroup" xmlns:mc="http://schemas.openxmlformats.org/markup-compatibility/2006" xmlns:wp14="http://schemas.microsoft.com/office/word/2010/wordprocessingDrawing" xmlns:w14="http://schemas.microsoft.com/office/word/2010/wordml" xmlns:w15="http://schemas.microsoft.com/office/word/2012/wordml" mc:Ignorable="w14 wp14 w15">
+  <w:p>
+    <w:pPr>
+      <w:pStyle w:val="Normal"/>
+      <w:tabs>
+        <w:tab w:val="clear" w:pos="720"/>
+        <w:tab w:val="center" w:pos="4677" w:leader="none"/>
+        <w:tab w:val="right" w:pos="9355" w:leader="none"/>
+      </w:tabs>
+      <w:spacing w:lineRule="auto" w:line="240" w:before="0" w:after="0"/>
+      <w:jc w:val="right"/>
+      <w:rPr/>
+    </w:pPr>
+    <w:r>
+      <w:rPr>
+        <w:rFonts w:eastAsia="Arial" w:cs="Arial" w:ascii="Arial" w:hAnsi="Arial"/>
+        <w:sz w:val="22"/>
+        <w:szCs w:val="22"/>
+      </w:rPr>
+      <w:t>Редакция от 15.11. 2024 г.</w:t>
+    </w:r>
+  </w:p>
+</w:hdr>
+</file>
+
+<file path=word/header3.xml><?xml version="1.0" encoding="utf-8"?>
+<w:hdr xmlns:o="urn:schemas-microsoft-com:office:office" xmlns:r="http://schemas.openxmlformats.org/officeDocument/2006/relationships" xmlns:v="urn:schemas-microsoft-com:vml" xmlns:w="http://schemas.openxmlformats.org/wordprocessingml/2006/main" xmlns:w10="urn:schemas-microsoft-com:office:word" xmlns:wp="http://schemas.openxmlformats.org/drawingml/2006/wordprocessingDrawing" xmlns:pic="http://schemas.openxmlformats.org/drawingml/2006/picture" xmlns:wps="http://schemas.microsoft.com/office/word/2010/wordprocessingShape" xmlns:wpg="http://schemas.microsoft.com/office/word/2010/wordprocessingGroup" xmlns:mc="http://schemas.openxmlformats.org/markup-compatibility/2006" xmlns:wp14="http://schemas.microsoft.com/office/word/2010/wordprocessingDrawing" xmlns:w14="http://schemas.microsoft.com/office/word/2010/wordml" xmlns:w15="http://schemas.microsoft.com/office/word/2012/wordml" mc:Ignorable="w14 wp14 w15">
   <w:p>
     <w:pPr>
       <w:pStyle w:val="Normal"/>
@@ -5612,7 +6025,7 @@
 </file>
 
 <file path=word/numbering.xml><?xml version="1.0" encoding="utf-8"?>
-<w:numbering xmlns:w="http://schemas.openxmlformats.org/wordprocessingml/2006/main" xmlns:o="urn:schemas-microsoft-com:office:office" xmlns:r="http://schemas.openxmlformats.org/officeDocument/2006/relationships" xmlns:v="urn:schemas-microsoft-com:vml">
+<w:numbering xmlns:w="http://schemas.openxmlformats.org/wordprocessingml/2006/main" xmlns:o="urn:schemas-microsoft-com:office:office" xmlns:r="http://schemas.openxmlformats.org/officeDocument/2006/relationships" xmlns:v="urn:schemas-microsoft-com:vml" xmlns:mc="http://schemas.openxmlformats.org/markup-compatibility/2006" xmlns:w14="http://schemas.microsoft.com/office/word/2010/wordml" mc:Ignorable="w14">
   <w:abstractNum w:abstractNumId="1">
     <w:lvl w:ilvl="0">
       <w:start w:val="1"/>
@@ -5620,8 +6033,12 @@
       <w:lvlText w:val="%1."/>
       <w:lvlJc w:val="left"/>
       <w:pPr>
+        <w:tabs>
+          <w:tab w:val="num" w:pos="0"/>
+        </w:tabs>
         <w:ind w:left="360" w:hanging="360"/>
       </w:pPr>
+      <w:rPr/>
     </w:lvl>
     <w:lvl w:ilvl="1">
       <w:start w:val="1"/>
@@ -5629,8 +6046,12 @@
       <w:lvlText w:val="%1.%2."/>
       <w:lvlJc w:val="left"/>
       <w:pPr>
+        <w:tabs>
+          <w:tab w:val="num" w:pos="0"/>
+        </w:tabs>
         <w:ind w:left="792" w:hanging="432"/>
       </w:pPr>
+      <w:rPr/>
     </w:lvl>
     <w:lvl w:ilvl="2">
       <w:start w:val="1"/>
@@ -5638,8 +6059,12 @@
       <w:lvlText w:val="%1.%2.%3."/>
       <w:lvlJc w:val="left"/>
       <w:pPr>
+        <w:tabs>
+          <w:tab w:val="num" w:pos="0"/>
+        </w:tabs>
         <w:ind w:left="1224" w:hanging="504"/>
       </w:pPr>
+      <w:rPr/>
     </w:lvl>
     <w:lvl w:ilvl="3">
       <w:start w:val="1"/>
@@ -5647,8 +6072,12 @@
       <w:lvlText w:val="%1.%2.%3.%4."/>
       <w:lvlJc w:val="left"/>
       <w:pPr>
+        <w:tabs>
+          <w:tab w:val="num" w:pos="0"/>
+        </w:tabs>
         <w:ind w:left="1728" w:hanging="647"/>
       </w:pPr>
+      <w:rPr/>
     </w:lvl>
     <w:lvl w:ilvl="4">
       <w:start w:val="1"/>
@@ -5656,8 +6085,12 @@
       <w:lvlText w:val="%1.%2.%3.%4.%5."/>
       <w:lvlJc w:val="left"/>
       <w:pPr>
+        <w:tabs>
+          <w:tab w:val="num" w:pos="0"/>
+        </w:tabs>
         <w:ind w:left="2232" w:hanging="792"/>
       </w:pPr>
+      <w:rPr/>
     </w:lvl>
     <w:lvl w:ilvl="5">
       <w:start w:val="1"/>
@@ -5665,8 +6098,12 @@
       <w:lvlText w:val="%1.%2.%3.%4.%5.%6."/>
       <w:lvlJc w:val="left"/>
       <w:pPr>
+        <w:tabs>
+          <w:tab w:val="num" w:pos="0"/>
+        </w:tabs>
         <w:ind w:left="2736" w:hanging="935"/>
       </w:pPr>
+      <w:rPr/>
     </w:lvl>
     <w:lvl w:ilvl="6">
       <w:start w:val="1"/>
@@ -5674,8 +6111,12 @@
       <w:lvlText w:val="%1.%2.%3.%4.%5.%6.%7."/>
       <w:lvlJc w:val="left"/>
       <w:pPr>
+        <w:tabs>
+          <w:tab w:val="num" w:pos="0"/>
+        </w:tabs>
         <w:ind w:left="3240" w:hanging="1080"/>
       </w:pPr>
+      <w:rPr/>
     </w:lvl>
     <w:lvl w:ilvl="7">
       <w:start w:val="1"/>
@@ -5683,8 +6124,12 @@
       <w:lvlText w:val="%1.%2.%3.%4.%5.%6.%7.%8."/>
       <w:lvlJc w:val="left"/>
       <w:pPr>
+        <w:tabs>
+          <w:tab w:val="num" w:pos="0"/>
+        </w:tabs>
         <w:ind w:left="3744" w:hanging="1224"/>
       </w:pPr>
+      <w:rPr/>
     </w:lvl>
     <w:lvl w:ilvl="8">
       <w:start w:val="1"/>
@@ -5692,8 +6137,12 @@
       <w:lvlText w:val="%1.%2.%3.%4.%5.%6.%7.%8.%9."/>
       <w:lvlJc w:val="left"/>
       <w:pPr>
+        <w:tabs>
+          <w:tab w:val="num" w:pos="0"/>
+        </w:tabs>
         <w:ind w:left="4320" w:hanging="1440"/>
       </w:pPr>
+      <w:rPr/>
     </w:lvl>
   </w:abstractNum>
   <w:abstractNum w:abstractNumId="2">
@@ -5704,6 +6153,9 @@
       <w:lvlText w:val=""/>
       <w:lvlJc w:val="left"/>
       <w:pPr>
+        <w:tabs>
+          <w:tab w:val="num" w:pos="0"/>
+        </w:tabs>
         <w:ind w:left="0" w:hanging="0"/>
       </w:pPr>
     </w:lvl>
@@ -5714,6 +6166,9 @@
       <w:lvlText w:val=""/>
       <w:lvlJc w:val="left"/>
       <w:pPr>
+        <w:tabs>
+          <w:tab w:val="num" w:pos="0"/>
+        </w:tabs>
         <w:ind w:left="0" w:hanging="0"/>
       </w:pPr>
     </w:lvl>
@@ -5724,6 +6179,9 @@
       <w:lvlText w:val=""/>
       <w:lvlJc w:val="left"/>
       <w:pPr>
+        <w:tabs>
+          <w:tab w:val="num" w:pos="0"/>
+        </w:tabs>
         <w:ind w:left="0" w:hanging="0"/>
       </w:pPr>
     </w:lvl>
@@ -5734,6 +6192,9 @@
       <w:lvlText w:val=""/>
       <w:lvlJc w:val="left"/>
       <w:pPr>
+        <w:tabs>
+          <w:tab w:val="num" w:pos="0"/>
+        </w:tabs>
         <w:ind w:left="0" w:hanging="0"/>
       </w:pPr>
     </w:lvl>
@@ -5744,6 +6205,9 @@
       <w:lvlText w:val=""/>
       <w:lvlJc w:val="left"/>
       <w:pPr>
+        <w:tabs>
+          <w:tab w:val="num" w:pos="0"/>
+        </w:tabs>
         <w:ind w:left="0" w:hanging="0"/>
       </w:pPr>
     </w:lvl>
@@ -5754,6 +6218,9 @@
       <w:lvlText w:val=""/>
       <w:lvlJc w:val="left"/>
       <w:pPr>
+        <w:tabs>
+          <w:tab w:val="num" w:pos="0"/>
+        </w:tabs>
         <w:ind w:left="0" w:hanging="0"/>
       </w:pPr>
     </w:lvl>
@@ -5764,6 +6231,9 @@
       <w:lvlText w:val=""/>
       <w:lvlJc w:val="left"/>
       <w:pPr>
+        <w:tabs>
+          <w:tab w:val="num" w:pos="0"/>
+        </w:tabs>
         <w:ind w:left="0" w:hanging="0"/>
       </w:pPr>
     </w:lvl>
@@ -5774,6 +6244,9 @@
       <w:lvlText w:val=""/>
       <w:lvlJc w:val="left"/>
       <w:pPr>
+        <w:tabs>
+          <w:tab w:val="num" w:pos="0"/>
+        </w:tabs>
         <w:ind w:left="0" w:hanging="0"/>
       </w:pPr>
     </w:lvl>
@@ -5784,6 +6257,9 @@
       <w:lvlText w:val=""/>
       <w:lvlJc w:val="left"/>
       <w:pPr>
+        <w:tabs>
+          <w:tab w:val="num" w:pos="0"/>
+        </w:tabs>
         <w:ind w:left="0" w:hanging="0"/>
       </w:pPr>
     </w:lvl>
@@ -5808,7 +6284,9 @@
       </w:rPr>
     </w:rPrDefault>
     <w:pPrDefault>
-      <w:pPr/>
+      <w:pPr>
+        <w:suppressAutoHyphens w:val="true"/>
+      </w:pPr>
     </w:pPrDefault>
   </w:docDefaults>
   <w:style w:type="paragraph" w:styleId="Normal" w:default="1">
@@ -5830,10 +6308,9 @@
     </w:rPr>
   </w:style>
   <w:style w:type="paragraph" w:styleId="Heading1">
-    <w:name w:val="Heading 1"/>
+    <w:name w:val="heading 1"/>
     <w:basedOn w:val="Normal"/>
     <w:next w:val="Normal"/>
-    <w:link w:val="10"/>
     <w:uiPriority w:val="9"/>
     <w:qFormat/>
     <w:rsid w:val="008024a3"/>
@@ -5845,16 +6322,15 @@
     </w:pPr>
     <w:rPr>
       <w:rFonts w:ascii="Aptos Display" w:hAnsi="Aptos Display" w:eastAsia="" w:cs="" w:asciiTheme="majorHAnsi" w:cstheme="majorBidi" w:eastAsiaTheme="majorEastAsia" w:hAnsiTheme="majorHAnsi"/>
-      <w:color w:val="0F4761" w:themeColor="accent1" w:themeShade="bf"/>
+      <w:color w:themeColor="accent1" w:themeShade="bf" w:val="0F4761"/>
       <w:sz w:val="40"/>
       <w:szCs w:val="40"/>
     </w:rPr>
   </w:style>
   <w:style w:type="paragraph" w:styleId="Heading2">
-    <w:name w:val="Heading 2"/>
+    <w:name w:val="heading 2"/>
     <w:basedOn w:val="Normal"/>
     <w:next w:val="Normal"/>
-    <w:link w:val="20"/>
     <w:uiPriority w:val="9"/>
     <w:semiHidden/>
     <w:unhideWhenUsed/>
@@ -5868,16 +6344,15 @@
     </w:pPr>
     <w:rPr>
       <w:rFonts w:ascii="Aptos Display" w:hAnsi="Aptos Display" w:eastAsia="" w:cs="" w:asciiTheme="majorHAnsi" w:cstheme="majorBidi" w:eastAsiaTheme="majorEastAsia" w:hAnsiTheme="majorHAnsi"/>
-      <w:color w:val="0F4761" w:themeColor="accent1" w:themeShade="bf"/>
+      <w:color w:themeColor="accent1" w:themeShade="bf" w:val="0F4761"/>
       <w:sz w:val="32"/>
       <w:szCs w:val="32"/>
     </w:rPr>
   </w:style>
   <w:style w:type="paragraph" w:styleId="Heading3">
-    <w:name w:val="Heading 3"/>
+    <w:name w:val="heading 3"/>
     <w:basedOn w:val="Normal"/>
     <w:next w:val="Normal"/>
-    <w:link w:val="30"/>
     <w:uiPriority w:val="9"/>
     <w:semiHidden/>
     <w:unhideWhenUsed/>
@@ -5891,16 +6366,15 @@
     </w:pPr>
     <w:rPr>
       <w:rFonts w:eastAsia="" w:cs="" w:cstheme="majorBidi" w:eastAsiaTheme="majorEastAsia"/>
-      <w:color w:val="0F4761" w:themeColor="accent1" w:themeShade="bf"/>
+      <w:color w:themeColor="accent1" w:themeShade="bf" w:val="0F4761"/>
       <w:sz w:val="28"/>
       <w:szCs w:val="28"/>
     </w:rPr>
   </w:style>
   <w:style w:type="paragraph" w:styleId="Heading4">
-    <w:name w:val="Heading 4"/>
+    <w:name w:val="heading 4"/>
     <w:basedOn w:val="Normal"/>
     <w:next w:val="Normal"/>
-    <w:link w:val="40"/>
     <w:uiPriority w:val="9"/>
     <w:semiHidden/>
     <w:unhideWhenUsed/>
@@ -5916,14 +6390,13 @@
       <w:rFonts w:eastAsia="" w:cs="" w:cstheme="majorBidi" w:eastAsiaTheme="majorEastAsia"/>
       <w:i/>
       <w:iCs/>
-      <w:color w:val="0F4761" w:themeColor="accent1" w:themeShade="bf"/>
+      <w:color w:themeColor="accent1" w:themeShade="bf" w:val="0F4761"/>
     </w:rPr>
   </w:style>
   <w:style w:type="paragraph" w:styleId="Heading5">
-    <w:name w:val="Heading 5"/>
+    <w:name w:val="heading 5"/>
     <w:basedOn w:val="Normal"/>
     <w:next w:val="Normal"/>
-    <w:link w:val="50"/>
     <w:uiPriority w:val="9"/>
     <w:semiHidden/>
     <w:unhideWhenUsed/>
@@ -5937,14 +6410,13 @@
     </w:pPr>
     <w:rPr>
       <w:rFonts w:eastAsia="" w:cs="" w:cstheme="majorBidi" w:eastAsiaTheme="majorEastAsia"/>
-      <w:color w:val="0F4761" w:themeColor="accent1" w:themeShade="bf"/>
+      <w:color w:themeColor="accent1" w:themeShade="bf" w:val="0F4761"/>
     </w:rPr>
   </w:style>
   <w:style w:type="paragraph" w:styleId="Heading6">
-    <w:name w:val="Heading 6"/>
+    <w:name w:val="heading 6"/>
     <w:basedOn w:val="Normal"/>
     <w:next w:val="Normal"/>
-    <w:link w:val="60"/>
     <w:uiPriority w:val="9"/>
     <w:semiHidden/>
     <w:unhideWhenUsed/>
@@ -5960,14 +6432,13 @@
       <w:rFonts w:eastAsia="" w:cs="" w:cstheme="majorBidi" w:eastAsiaTheme="majorEastAsia"/>
       <w:i/>
       <w:iCs/>
-      <w:color w:val="595959" w:themeColor="text1" w:themeTint="a6"/>
+      <w:color w:themeColor="text1" w:themeTint="a6" w:val="595959"/>
     </w:rPr>
   </w:style>
   <w:style w:type="paragraph" w:styleId="Heading7">
-    <w:name w:val="Heading 7"/>
+    <w:name w:val="heading 7"/>
     <w:basedOn w:val="Normal"/>
     <w:next w:val="Normal"/>
-    <w:link w:val="70"/>
     <w:uiPriority w:val="9"/>
     <w:semiHidden/>
     <w:unhideWhenUsed/>
@@ -5981,14 +6452,13 @@
     </w:pPr>
     <w:rPr>
       <w:rFonts w:eastAsia="" w:cs="" w:cstheme="majorBidi" w:eastAsiaTheme="majorEastAsia"/>
-      <w:color w:val="595959" w:themeColor="text1" w:themeTint="a6"/>
+      <w:color w:themeColor="text1" w:themeTint="a6" w:val="595959"/>
     </w:rPr>
   </w:style>
   <w:style w:type="paragraph" w:styleId="Heading8">
-    <w:name w:val="Heading 8"/>
+    <w:name w:val="heading 8"/>
     <w:basedOn w:val="Normal"/>
     <w:next w:val="Normal"/>
-    <w:link w:val="80"/>
     <w:uiPriority w:val="9"/>
     <w:semiHidden/>
     <w:unhideWhenUsed/>
@@ -6004,14 +6474,13 @@
       <w:rFonts w:eastAsia="" w:cs="" w:cstheme="majorBidi" w:eastAsiaTheme="majorEastAsia"/>
       <w:i/>
       <w:iCs/>
-      <w:color w:val="272727" w:themeColor="text1" w:themeTint="d8"/>
+      <w:color w:themeColor="text1" w:themeTint="d8" w:val="272727"/>
     </w:rPr>
   </w:style>
   <w:style w:type="paragraph" w:styleId="Heading9">
-    <w:name w:val="Heading 9"/>
+    <w:name w:val="heading 9"/>
     <w:basedOn w:val="Normal"/>
     <w:next w:val="Normal"/>
-    <w:link w:val="90"/>
     <w:uiPriority w:val="9"/>
     <w:semiHidden/>
     <w:unhideWhenUsed/>
@@ -6025,7 +6494,7 @@
     </w:pPr>
     <w:rPr>
       <w:rFonts w:eastAsia="" w:cs="" w:cstheme="majorBidi" w:eastAsiaTheme="majorEastAsia"/>
-      <w:color w:val="272727" w:themeColor="text1" w:themeTint="d8"/>
+      <w:color w:themeColor="text1" w:themeTint="d8" w:val="272727"/>
     </w:rPr>
   </w:style>
   <w:style w:type="character" w:styleId="DefaultParagraphFont" w:default="1">
@@ -6039,13 +6508,12 @@
   <w:style w:type="character" w:styleId="1" w:customStyle="1">
     <w:name w:val="Заголовок 1 Знак"/>
     <w:basedOn w:val="DefaultParagraphFont"/>
-    <w:link w:val="1"/>
     <w:uiPriority w:val="9"/>
     <w:qFormat/>
     <w:rsid w:val="008024a3"/>
     <w:rPr>
       <w:rFonts w:ascii="Aptos Display" w:hAnsi="Aptos Display" w:eastAsia="" w:cs="" w:asciiTheme="majorHAnsi" w:cstheme="majorBidi" w:eastAsiaTheme="majorEastAsia" w:hAnsiTheme="majorHAnsi"/>
-      <w:color w:val="0F4761" w:themeColor="accent1" w:themeShade="bf"/>
+      <w:color w:themeColor="accent1" w:themeShade="bf" w:val="0F4761"/>
       <w:sz w:val="40"/>
       <w:szCs w:val="40"/>
     </w:rPr>
@@ -6053,14 +6521,13 @@
   <w:style w:type="character" w:styleId="2" w:customStyle="1">
     <w:name w:val="Заголовок 2 Знак"/>
     <w:basedOn w:val="DefaultParagraphFont"/>
-    <w:link w:val="2"/>
     <w:uiPriority w:val="9"/>
     <w:semiHidden/>
     <w:qFormat/>
     <w:rsid w:val="008024a3"/>
     <w:rPr>
       <w:rFonts w:ascii="Aptos Display" w:hAnsi="Aptos Display" w:eastAsia="" w:cs="" w:asciiTheme="majorHAnsi" w:cstheme="majorBidi" w:eastAsiaTheme="majorEastAsia" w:hAnsiTheme="majorHAnsi"/>
-      <w:color w:val="0F4761" w:themeColor="accent1" w:themeShade="bf"/>
+      <w:color w:themeColor="accent1" w:themeShade="bf" w:val="0F4761"/>
       <w:sz w:val="32"/>
       <w:szCs w:val="32"/>
     </w:rPr>
@@ -6068,14 +6535,13 @@
   <w:style w:type="character" w:styleId="3" w:customStyle="1">
     <w:name w:val="Заголовок 3 Знак"/>
     <w:basedOn w:val="DefaultParagraphFont"/>
-    <w:link w:val="3"/>
     <w:uiPriority w:val="9"/>
     <w:semiHidden/>
     <w:qFormat/>
     <w:rsid w:val="008024a3"/>
     <w:rPr>
       <w:rFonts w:eastAsia="" w:cs="" w:cstheme="majorBidi" w:eastAsiaTheme="majorEastAsia"/>
-      <w:color w:val="0F4761" w:themeColor="accent1" w:themeShade="bf"/>
+      <w:color w:themeColor="accent1" w:themeShade="bf" w:val="0F4761"/>
       <w:sz w:val="28"/>
       <w:szCs w:val="28"/>
     </w:rPr>
@@ -6083,7 +6549,6 @@
   <w:style w:type="character" w:styleId="4" w:customStyle="1">
     <w:name w:val="Заголовок 4 Знак"/>
     <w:basedOn w:val="DefaultParagraphFont"/>
-    <w:link w:val="4"/>
     <w:uiPriority w:val="9"/>
     <w:semiHidden/>
     <w:qFormat/>
@@ -6092,26 +6557,24 @@
       <w:rFonts w:eastAsia="" w:cs="" w:cstheme="majorBidi" w:eastAsiaTheme="majorEastAsia"/>
       <w:i/>
       <w:iCs/>
-      <w:color w:val="0F4761" w:themeColor="accent1" w:themeShade="bf"/>
+      <w:color w:themeColor="accent1" w:themeShade="bf" w:val="0F4761"/>
     </w:rPr>
   </w:style>
   <w:style w:type="character" w:styleId="5" w:customStyle="1">
     <w:name w:val="Заголовок 5 Знак"/>
     <w:basedOn w:val="DefaultParagraphFont"/>
-    <w:link w:val="5"/>
     <w:uiPriority w:val="9"/>
     <w:semiHidden/>
     <w:qFormat/>
     <w:rsid w:val="008024a3"/>
     <w:rPr>
       <w:rFonts w:eastAsia="" w:cs="" w:cstheme="majorBidi" w:eastAsiaTheme="majorEastAsia"/>
-      <w:color w:val="0F4761" w:themeColor="accent1" w:themeShade="bf"/>
+      <w:color w:themeColor="accent1" w:themeShade="bf" w:val="0F4761"/>
     </w:rPr>
   </w:style>
   <w:style w:type="character" w:styleId="6" w:customStyle="1">
     <w:name w:val="Заголовок 6 Знак"/>
     <w:basedOn w:val="DefaultParagraphFont"/>
-    <w:link w:val="6"/>
     <w:uiPriority w:val="9"/>
     <w:semiHidden/>
     <w:qFormat/>
@@ -6120,26 +6583,24 @@
       <w:rFonts w:eastAsia="" w:cs="" w:cstheme="majorBidi" w:eastAsiaTheme="majorEastAsia"/>
       <w:i/>
       <w:iCs/>
-      <w:color w:val="595959" w:themeColor="text1" w:themeTint="a6"/>
+      <w:color w:themeColor="text1" w:themeTint="a6" w:val="595959"/>
     </w:rPr>
   </w:style>
   <w:style w:type="character" w:styleId="7" w:customStyle="1">
     <w:name w:val="Заголовок 7 Знак"/>
     <w:basedOn w:val="DefaultParagraphFont"/>
-    <w:link w:val="7"/>
     <w:uiPriority w:val="9"/>
     <w:semiHidden/>
     <w:qFormat/>
     <w:rsid w:val="008024a3"/>
     <w:rPr>
       <w:rFonts w:eastAsia="" w:cs="" w:cstheme="majorBidi" w:eastAsiaTheme="majorEastAsia"/>
-      <w:color w:val="595959" w:themeColor="text1" w:themeTint="a6"/>
+      <w:color w:themeColor="text1" w:themeTint="a6" w:val="595959"/>
     </w:rPr>
   </w:style>
   <w:style w:type="character" w:styleId="8" w:customStyle="1">
     <w:name w:val="Заголовок 8 Знак"/>
     <w:basedOn w:val="DefaultParagraphFont"/>
-    <w:link w:val="8"/>
     <w:uiPriority w:val="9"/>
     <w:semiHidden/>
     <w:qFormat/>
@@ -6148,26 +6609,24 @@
       <w:rFonts w:eastAsia="" w:cs="" w:cstheme="majorBidi" w:eastAsiaTheme="majorEastAsia"/>
       <w:i/>
       <w:iCs/>
-      <w:color w:val="272727" w:themeColor="text1" w:themeTint="d8"/>
+      <w:color w:themeColor="text1" w:themeTint="d8" w:val="272727"/>
     </w:rPr>
   </w:style>
   <w:style w:type="character" w:styleId="9" w:customStyle="1">
     <w:name w:val="Заголовок 9 Знак"/>
     <w:basedOn w:val="DefaultParagraphFont"/>
-    <w:link w:val="9"/>
     <w:uiPriority w:val="9"/>
     <w:semiHidden/>
     <w:qFormat/>
     <w:rsid w:val="008024a3"/>
     <w:rPr>
       <w:rFonts w:eastAsia="" w:cs="" w:cstheme="majorBidi" w:eastAsiaTheme="majorEastAsia"/>
-      <w:color w:val="272727" w:themeColor="text1" w:themeTint="d8"/>
+      <w:color w:themeColor="text1" w:themeTint="d8" w:val="272727"/>
     </w:rPr>
   </w:style>
   <w:style w:type="character" w:styleId="Style5" w:customStyle="1">
     <w:name w:val="Заголовок Знак"/>
     <w:basedOn w:val="DefaultParagraphFont"/>
-    <w:link w:val="a3"/>
     <w:uiPriority w:val="10"/>
     <w:qFormat/>
     <w:rsid w:val="008024a3"/>
@@ -6182,13 +6641,12 @@
   <w:style w:type="character" w:styleId="Style6" w:customStyle="1">
     <w:name w:val="Подзаголовок Знак"/>
     <w:basedOn w:val="DefaultParagraphFont"/>
-    <w:link w:val="a5"/>
     <w:uiPriority w:val="11"/>
     <w:qFormat/>
     <w:rsid w:val="008024a3"/>
     <w:rPr>
       <w:rFonts w:eastAsia="" w:cs="" w:cstheme="majorBidi" w:eastAsiaTheme="majorEastAsia"/>
-      <w:color w:val="595959" w:themeColor="text1" w:themeTint="a6"/>
+      <w:color w:themeColor="text1" w:themeTint="a6" w:val="595959"/>
       <w:spacing w:val="15"/>
       <w:sz w:val="28"/>
       <w:szCs w:val="28"/>
@@ -6197,14 +6655,13 @@
   <w:style w:type="character" w:styleId="21" w:customStyle="1">
     <w:name w:val="Цитата 2 Знак"/>
     <w:basedOn w:val="DefaultParagraphFont"/>
-    <w:link w:val="21"/>
     <w:uiPriority w:val="29"/>
     <w:qFormat/>
     <w:rsid w:val="008024a3"/>
     <w:rPr>
       <w:i/>
       <w:iCs/>
-      <w:color w:val="404040" w:themeColor="text1" w:themeTint="bf"/>
+      <w:color w:themeColor="text1" w:themeTint="bf" w:val="404040"/>
     </w:rPr>
   </w:style>
   <w:style w:type="character" w:styleId="IntenseEmphasis">
@@ -6216,20 +6673,19 @@
     <w:rPr>
       <w:i/>
       <w:iCs/>
-      <w:color w:val="0F4761" w:themeColor="accent1" w:themeShade="bf"/>
+      <w:color w:themeColor="accent1" w:themeShade="bf" w:val="0F4761"/>
     </w:rPr>
   </w:style>
   <w:style w:type="character" w:styleId="Style7" w:customStyle="1">
     <w:name w:val="Выделенная цитата Знак"/>
     <w:basedOn w:val="DefaultParagraphFont"/>
-    <w:link w:val="a9"/>
     <w:uiPriority w:val="30"/>
     <w:qFormat/>
     <w:rsid w:val="008024a3"/>
     <w:rPr>
       <w:i/>
       <w:iCs/>
-      <w:color w:val="0F4761" w:themeColor="accent1" w:themeShade="bf"/>
+      <w:color w:themeColor="accent1" w:themeShade="bf" w:val="0F4761"/>
     </w:rPr>
   </w:style>
   <w:style w:type="character" w:styleId="IntenseReference">
@@ -6242,11 +6698,11 @@
       <w:b/>
       <w:bCs/>
       <w:smallCaps/>
-      <w:color w:val="0F4761" w:themeColor="accent1" w:themeShade="bf"/>
+      <w:color w:themeColor="accent1" w:themeShade="bf" w:val="0F4761"/>
       <w:spacing w:val="5"/>
     </w:rPr>
   </w:style>
-  <w:style w:type="character" w:styleId="Annotationreference">
+  <w:style w:type="character" w:styleId="CommentReference">
     <w:name w:val="annotation reference"/>
     <w:basedOn w:val="DefaultParagraphFont"/>
     <w:uiPriority w:val="99"/>
@@ -6262,7 +6718,6 @@
   <w:style w:type="character" w:styleId="Style8" w:customStyle="1">
     <w:name w:val="Текст примечания Знак"/>
     <w:basedOn w:val="DefaultParagraphFont"/>
-    <w:link w:val="ad"/>
     <w:uiPriority w:val="99"/>
     <w:qFormat/>
     <w:rsid w:val="004b2d34"/>
@@ -6274,7 +6729,6 @@
   <w:style w:type="character" w:styleId="Style9" w:customStyle="1">
     <w:name w:val="Тема примечания Знак"/>
     <w:basedOn w:val="Style8"/>
-    <w:link w:val="af"/>
     <w:uiPriority w:val="99"/>
     <w:semiHidden/>
     <w:qFormat/>
@@ -6286,106 +6740,26 @@
       <w:szCs w:val="20"/>
     </w:rPr>
   </w:style>
-  <w:style w:type="character" w:styleId="ListLabel1">
-    <w:name w:val="ListLabel 1"/>
+  <w:style w:type="character" w:styleId="InternetLinkuser">
+    <w:name w:val="Internet Link (user)"/>
     <w:qFormat/>
-    <w:rPr>
-      <w:rFonts w:ascii="Arial" w:hAnsi="Arial" w:eastAsia="Arial" w:cs="Arial"/>
-      <w:color w:val="0000FF"/>
-      <w:sz w:val="22"/>
-      <w:szCs w:val="22"/>
-      <w:u w:val="single"/>
-    </w:rPr>
-  </w:style>
-  <w:style w:type="character" w:styleId="InternetLink">
-    <w:name w:val="Internet Link"/>
     <w:rPr>
       <w:color w:val="000080"/>
       <w:u w:val="single"/>
       <w:lang w:val="zxx" w:eastAsia="zxx" w:bidi="zxx"/>
     </w:rPr>
   </w:style>
-  <w:style w:type="character" w:styleId="ListLabel2">
-    <w:name w:val="ListLabel 2"/>
-    <w:qFormat/>
+  <w:style w:type="character" w:styleId="Hyperlink">
+    <w:name w:val="Hyperlink"/>
     <w:rPr>
-      <w:rFonts w:ascii="Arial" w:hAnsi="Arial" w:eastAsia="Arial" w:cs="Arial"/>
-      <w:color w:val="1155CC"/>
-      <w:sz w:val="20"/>
-      <w:szCs w:val="20"/>
-      <w:u w:val="single"/>
-    </w:rPr>
-  </w:style>
-  <w:style w:type="character" w:styleId="ListLabel3">
-    <w:name w:val="ListLabel 3"/>
-    <w:qFormat/>
-    <w:rPr>
-      <w:rFonts w:ascii="Arial" w:hAnsi="Arial" w:eastAsia="Arial" w:cs="Arial"/>
-      <w:color w:val="0000FF"/>
-      <w:sz w:val="22"/>
-      <w:szCs w:val="22"/>
-      <w:u w:val="single"/>
-    </w:rPr>
-  </w:style>
-  <w:style w:type="character" w:styleId="ListLabel4">
-    <w:name w:val="ListLabel 4"/>
-    <w:qFormat/>
-    <w:rPr>
-      <w:rFonts w:ascii="Arial" w:hAnsi="Arial" w:eastAsia="Arial" w:cs="Arial"/>
-      <w:color w:val="1155CC"/>
-      <w:sz w:val="20"/>
-      <w:szCs w:val="20"/>
-      <w:u w:val="single"/>
-    </w:rPr>
-  </w:style>
-  <w:style w:type="character" w:styleId="ListLabel5">
-    <w:name w:val="ListLabel 5"/>
-    <w:qFormat/>
-    <w:rPr>
-      <w:rFonts w:ascii="Arial" w:hAnsi="Arial" w:eastAsia="Arial" w:cs="Arial"/>
-      <w:color w:val="0000FF"/>
-      <w:sz w:val="22"/>
-      <w:szCs w:val="22"/>
-      <w:u w:val="single"/>
-    </w:rPr>
-  </w:style>
-  <w:style w:type="character" w:styleId="ListLabel6">
-    <w:name w:val="ListLabel 6"/>
-    <w:qFormat/>
-    <w:rPr>
-      <w:rFonts w:ascii="Arial" w:hAnsi="Arial" w:eastAsia="Arial" w:cs="Arial"/>
-      <w:color w:val="1155CC"/>
-      <w:sz w:val="20"/>
-      <w:szCs w:val="20"/>
-      <w:u w:val="single"/>
-    </w:rPr>
-  </w:style>
-  <w:style w:type="character" w:styleId="ListLabel7">
-    <w:name w:val="ListLabel 7"/>
-    <w:qFormat/>
-    <w:rPr>
-      <w:rFonts w:ascii="Arial" w:hAnsi="Arial" w:eastAsia="Arial" w:cs="Arial"/>
-      <w:color w:val="0000FF"/>
-      <w:sz w:val="22"/>
-      <w:szCs w:val="22"/>
-      <w:u w:val="single"/>
-    </w:rPr>
-  </w:style>
-  <w:style w:type="character" w:styleId="ListLabel8">
-    <w:name w:val="ListLabel 8"/>
-    <w:qFormat/>
-    <w:rPr>
-      <w:rFonts w:ascii="Arial" w:hAnsi="Arial" w:eastAsia="Arial" w:cs="Arial"/>
-      <w:color w:val="1155CC"/>
-      <w:sz w:val="20"/>
-      <w:szCs w:val="20"/>
+      <w:color w:val="000080"/>
       <w:u w:val="single"/>
     </w:rPr>
   </w:style>
   <w:style w:type="paragraph" w:styleId="Heading">
     <w:name w:val="Heading"/>
     <w:basedOn w:val="Normal"/>
-    <w:next w:val="TextBody"/>
+    <w:next w:val="BodyText"/>
     <w:qFormat/>
     <w:pPr>
       <w:keepNext w:val="true"/>
@@ -6397,7 +6771,7 @@
       <w:szCs w:val="28"/>
     </w:rPr>
   </w:style>
-  <w:style w:type="paragraph" w:styleId="TextBody">
+  <w:style w:type="paragraph" w:styleId="BodyText">
     <w:name w:val="Body Text"/>
     <w:basedOn w:val="Normal"/>
     <w:pPr>
@@ -6407,14 +6781,14 @@
   </w:style>
   <w:style w:type="paragraph" w:styleId="List">
     <w:name w:val="List"/>
-    <w:basedOn w:val="TextBody"/>
+    <w:basedOn w:val="BodyText"/>
     <w:pPr/>
     <w:rPr>
       <w:rFonts w:cs="Arial"/>
     </w:rPr>
   </w:style>
   <w:style w:type="paragraph" w:styleId="Caption">
-    <w:name w:val="Caption"/>
+    <w:name w:val="caption"/>
     <w:basedOn w:val="Normal"/>
     <w:qFormat/>
     <w:pPr>
@@ -6440,7 +6814,7 @@
       <w:rFonts w:cs="Arial"/>
     </w:rPr>
   </w:style>
-  <w:style w:type="paragraph" w:styleId="LOnormal" w:default="1">
+  <w:style w:type="paragraph" w:styleId="LO-normal" w:default="1">
     <w:name w:val="LO-normal"/>
     <w:qFormat/>
     <w:pPr>
@@ -6462,7 +6836,6 @@
     <w:name w:val="Title"/>
     <w:basedOn w:val="Normal"/>
     <w:next w:val="Normal"/>
-    <w:link w:val="a4"/>
     <w:uiPriority w:val="10"/>
     <w:qFormat/>
     <w:rsid w:val="008024a3"/>
@@ -6480,9 +6853,8 @@
   </w:style>
   <w:style w:type="paragraph" w:styleId="Subtitle">
     <w:name w:val="Subtitle"/>
-    <w:basedOn w:val="LOnormal"/>
-    <w:next w:val="LOnormal"/>
-    <w:link w:val="a6"/>
+    <w:basedOn w:val="LO-normal"/>
+    <w:next w:val="LO-normal"/>
     <w:uiPriority w:val="11"/>
     <w:qFormat/>
     <w:rsid w:val="008024a3"/>
@@ -6497,7 +6869,6 @@
     <w:name w:val="Quote"/>
     <w:basedOn w:val="Normal"/>
     <w:next w:val="Normal"/>
-    <w:link w:val="22"/>
     <w:uiPriority w:val="29"/>
     <w:qFormat/>
     <w:rsid w:val="008024a3"/>
@@ -6508,7 +6879,7 @@
     <w:rPr>
       <w:i/>
       <w:iCs/>
-      <w:color w:val="404040" w:themeColor="text1" w:themeTint="bf"/>
+      <w:color w:themeColor="text1" w:themeTint="bf" w:val="404040"/>
     </w:rPr>
   </w:style>
   <w:style w:type="paragraph" w:styleId="ListParagraph">
@@ -6519,7 +6890,7 @@
     <w:rsid w:val="008024a3"/>
     <w:pPr>
       <w:spacing w:before="0" w:after="160"/>
-      <w:ind w:left="720" w:hanging="0"/>
+      <w:ind w:hanging="0" w:left="720"/>
       <w:contextualSpacing/>
     </w:pPr>
     <w:rPr/>
@@ -6528,7 +6899,6 @@
     <w:name w:val="Intense Quote"/>
     <w:basedOn w:val="Normal"/>
     <w:next w:val="Normal"/>
-    <w:link w:val="aa"/>
     <w:uiPriority w:val="30"/>
     <w:qFormat/>
     <w:rsid w:val="008024a3"/>
@@ -6538,19 +6908,18 @@
         <w:bottom w:val="single" w:sz="4" w:space="10" w:color="0F4761"/>
       </w:pBdr>
       <w:spacing w:before="360" w:after="360"/>
-      <w:ind w:left="864" w:right="864" w:hanging="0"/>
+      <w:ind w:hanging="0" w:left="864" w:right="864"/>
       <w:jc w:val="center"/>
     </w:pPr>
     <w:rPr>
       <w:i/>
       <w:iCs/>
-      <w:color w:val="0F4761" w:themeColor="accent1" w:themeShade="bf"/>
+      <w:color w:themeColor="accent1" w:themeShade="bf" w:val="0F4761"/>
     </w:rPr>
   </w:style>
-  <w:style w:type="paragraph" w:styleId="Annotationtext">
+  <w:style w:type="paragraph" w:styleId="CommentText">
     <w:name w:val="annotation text"/>
     <w:basedOn w:val="Normal"/>
-    <w:link w:val="ae"/>
     <w:uiPriority w:val="99"/>
     <w:unhideWhenUsed/>
     <w:qFormat/>
@@ -6563,11 +6932,10 @@
       <w:szCs w:val="20"/>
     </w:rPr>
   </w:style>
-  <w:style w:type="paragraph" w:styleId="Annotationsubject">
+  <w:style w:type="paragraph" w:styleId="annotationsubject">
     <w:name w:val="annotation subject"/>
-    <w:basedOn w:val="Annotationtext"/>
-    <w:next w:val="Annotationtext"/>
-    <w:link w:val="af0"/>
+    <w:basedOn w:val="CommentText"/>
+    <w:next w:val="CommentText"/>
     <w:uiPriority w:val="99"/>
     <w:semiHidden/>
     <w:unhideWhenUsed/>
@@ -6579,11 +6947,36 @@
       <w:bCs/>
     </w:rPr>
   </w:style>
+  <w:style w:type="paragraph" w:styleId="HeaderandFooter">
+    <w:name w:val="Header and Footer"/>
+    <w:basedOn w:val="Normal"/>
+    <w:qFormat/>
+    <w:pPr/>
+    <w:rPr/>
+  </w:style>
   <w:style w:type="paragraph" w:styleId="Header">
-    <w:name w:val="Header"/>
+    <w:name w:val="header"/>
     <w:basedOn w:val="Normal"/>
     <w:pPr/>
     <w:rPr/>
+  </w:style>
+  <w:style w:type="paragraph" w:styleId="normal1">
+    <w:name w:val="normal1"/>
+    <w:qFormat/>
+    <w:pPr>
+      <w:widowControl/>
+      <w:bidi w:val="0"/>
+      <w:spacing w:lineRule="auto" w:line="276" w:before="0" w:after="160"/>
+      <w:jc w:val="left"/>
+    </w:pPr>
+    <w:rPr>
+      <w:rFonts w:ascii="Aptos" w:hAnsi="Aptos" w:eastAsia="Aptos" w:cs="Aptos"/>
+      <w:color w:val="auto"/>
+      <w:kern w:val="0"/>
+      <w:sz w:val="20"/>
+      <w:szCs w:val="24"/>
+      <w:lang w:val="ru-RU" w:eastAsia="zh-CN" w:bidi="hi-IN"/>
+    </w:rPr>
   </w:style>
   <w:style w:type="numbering" w:styleId="NoList" w:default="1">
     <w:name w:val="No List"/>
@@ -6601,7 +6994,6 @@
     <w:semiHidden/>
     <w:unhideWhenUsed/>
     <w:tblPr>
-      <w:tblInd w:w="0" w:type="dxa"/>
       <w:tblCellMar>
         <w:top w:w="0" w:type="dxa"/>
         <w:left w:w="108" w:type="dxa"/>
@@ -6614,195 +7006,97 @@
 </file>
 
 <file path=word/theme/theme1.xml><?xml version="1.0" encoding="utf-8"?>
-<a:theme xmlns:a="http://schemas.openxmlformats.org/drawingml/2006/main" name="Тема Office">
+<a:theme xmlns:a="http://schemas.openxmlformats.org/drawingml/2006/main" xmlns:r="http://schemas.openxmlformats.org/officeDocument/2006/relationships" name="Тема Office">
   <a:themeElements>
     <a:clrScheme name="Стандартная">
       <a:dk1>
-        <a:sysClr val="windowText" lastClr="000000"/>
+        <a:srgbClr val="000000"/>
       </a:dk1>
       <a:lt1>
-        <a:sysClr val="window" lastClr="FFFFFF"/>
+        <a:srgbClr val="ffffff"/>
       </a:lt1>
       <a:dk2>
-        <a:srgbClr val="0E2841"/>
+        <a:srgbClr val="0e2841"/>
       </a:dk2>
       <a:lt2>
-        <a:srgbClr val="E8E8E8"/>
+        <a:srgbClr val="e8e8e8"/>
       </a:lt2>
       <a:accent1>
         <a:srgbClr val="156082"/>
       </a:accent1>
       <a:accent2>
-        <a:srgbClr val="E97132"/>
+        <a:srgbClr val="e97132"/>
       </a:accent2>
       <a:accent3>
-        <a:srgbClr val="196B24"/>
+        <a:srgbClr val="196b24"/>
       </a:accent3>
       <a:accent4>
-        <a:srgbClr val="0F9ED5"/>
+        <a:srgbClr val="0f9ed5"/>
       </a:accent4>
       <a:accent5>
-        <a:srgbClr val="A02B93"/>
+        <a:srgbClr val="a02b93"/>
       </a:accent5>
       <a:accent6>
-        <a:srgbClr val="4EA72E"/>
+        <a:srgbClr val="4ea72e"/>
       </a:accent6>
       <a:hlink>
         <a:srgbClr val="467886"/>
       </a:hlink>
       <a:folHlink>
-        <a:srgbClr val="96607D"/>
+        <a:srgbClr val="96607d"/>
       </a:folHlink>
     </a:clrScheme>
     <a:fontScheme name="Стандартная">
       <a:majorFont>
-        <a:latin typeface="Aptos Display" panose="02110004020202020204"/>
+        <a:latin typeface="Aptos Display" panose="02110004020202020204" pitchFamily="0" charset="1"/>
         <a:ea typeface=""/>
         <a:cs typeface=""/>
-        <a:font script="Jpan" typeface="游ゴシック Light"/>
-        <a:font script="Hang" typeface="맑은 고딕"/>
-        <a:font script="Hans" typeface="等线 Light"/>
-        <a:font script="Hant" typeface="新細明體"/>
-        <a:font script="Arab" typeface="Times New Roman"/>
-        <a:font script="Hebr" typeface="Times New Roman"/>
-        <a:font script="Thai" typeface="Angsana New"/>
-        <a:font script="Ethi" typeface="Nyala"/>
-        <a:font script="Beng" typeface="Vrinda"/>
-        <a:font script="Gujr" typeface="Shruti"/>
-        <a:font script="Khmr" typeface="MoolBoran"/>
-        <a:font script="Knda" typeface="Tunga"/>
-        <a:font script="Guru" typeface="Raavi"/>
-        <a:font script="Cans" typeface="Euphemia"/>
-        <a:font script="Cher" typeface="Plantagenet Cherokee"/>
-        <a:font script="Yiii" typeface="Microsoft Yi Baiti"/>
-        <a:font script="Tibt" typeface="Microsoft Himalaya"/>
-        <a:font script="Thaa" typeface="MV Boli"/>
-        <a:font script="Deva" typeface="Mangal"/>
-        <a:font script="Telu" typeface="Gautami"/>
-        <a:font script="Taml" typeface="Latha"/>
-        <a:font script="Syrc" typeface="Estrangelo Edessa"/>
-        <a:font script="Orya" typeface="Kalinga"/>
-        <a:font script="Mlym" typeface="Kartika"/>
-        <a:font script="Laoo" typeface="DokChampa"/>
-        <a:font script="Sinh" typeface="Iskoola Pota"/>
-        <a:font script="Mong" typeface="Mongolian Baiti"/>
-        <a:font script="Viet" typeface="Times New Roman"/>
-        <a:font script="Uigh" typeface="Microsoft Uighur"/>
-        <a:font script="Geor" typeface="Sylfaen"/>
-        <a:font script="Armn" typeface="Arial"/>
-        <a:font script="Bugi" typeface="Leelawadee UI"/>
-        <a:font script="Bopo" typeface="Microsoft JhengHei"/>
-        <a:font script="Java" typeface="Javanese Text"/>
-        <a:font script="Lisu" typeface="Segoe UI"/>
-        <a:font script="Mymr" typeface="Myanmar Text"/>
-        <a:font script="Nkoo" typeface="Ebrima"/>
-        <a:font script="Olck" typeface="Nirmala UI"/>
-        <a:font script="Osma" typeface="Ebrima"/>
-        <a:font script="Phag" typeface="Phagspa"/>
-        <a:font script="Syrn" typeface="Estrangelo Edessa"/>
-        <a:font script="Syrj" typeface="Estrangelo Edessa"/>
-        <a:font script="Syre" typeface="Estrangelo Edessa"/>
-        <a:font script="Sora" typeface="Nirmala UI"/>
-        <a:font script="Tale" typeface="Microsoft Tai Le"/>
-        <a:font script="Talu" typeface="Microsoft New Tai Lue"/>
-        <a:font script="Tfng" typeface="Ebrima"/>
       </a:majorFont>
       <a:minorFont>
-        <a:latin typeface="Aptos" panose="02110004020202020204"/>
+        <a:latin typeface="Aptos" panose="02110004020202020204" pitchFamily="0" charset="1"/>
         <a:ea typeface=""/>
         <a:cs typeface=""/>
-        <a:font script="Jpan" typeface="游明朝"/>
-        <a:font script="Hang" typeface="맑은 고딕"/>
-        <a:font script="Hans" typeface="等线"/>
-        <a:font script="Hant" typeface="新細明體"/>
-        <a:font script="Arab" typeface="Arial"/>
-        <a:font script="Hebr" typeface="Arial"/>
-        <a:font script="Thai" typeface="Cordia New"/>
-        <a:font script="Ethi" typeface="Nyala"/>
-        <a:font script="Beng" typeface="Vrinda"/>
-        <a:font script="Gujr" typeface="Shruti"/>
-        <a:font script="Khmr" typeface="DaunPenh"/>
-        <a:font script="Knda" typeface="Tunga"/>
-        <a:font script="Guru" typeface="Raavi"/>
-        <a:font script="Cans" typeface="Euphemia"/>
-        <a:font script="Cher" typeface="Plantagenet Cherokee"/>
-        <a:font script="Yiii" typeface="Microsoft Yi Baiti"/>
-        <a:font script="Tibt" typeface="Microsoft Himalaya"/>
-        <a:font script="Thaa" typeface="MV Boli"/>
-        <a:font script="Deva" typeface="Mangal"/>
-        <a:font script="Telu" typeface="Gautami"/>
-        <a:font script="Taml" typeface="Latha"/>
-        <a:font script="Syrc" typeface="Estrangelo Edessa"/>
-        <a:font script="Orya" typeface="Kalinga"/>
-        <a:font script="Mlym" typeface="Kartika"/>
-        <a:font script="Laoo" typeface="DokChampa"/>
-        <a:font script="Sinh" typeface="Iskoola Pota"/>
-        <a:font script="Mong" typeface="Mongolian Baiti"/>
-        <a:font script="Viet" typeface="Arial"/>
-        <a:font script="Uigh" typeface="Microsoft Uighur"/>
-        <a:font script="Geor" typeface="Sylfaen"/>
-        <a:font script="Armn" typeface="Arial"/>
-        <a:font script="Bugi" typeface="Leelawadee UI"/>
-        <a:font script="Bopo" typeface="Microsoft JhengHei"/>
-        <a:font script="Java" typeface="Javanese Text"/>
-        <a:font script="Lisu" typeface="Segoe UI"/>
-        <a:font script="Mymr" typeface="Myanmar Text"/>
-        <a:font script="Nkoo" typeface="Ebrima"/>
-        <a:font script="Olck" typeface="Nirmala UI"/>
-        <a:font script="Osma" typeface="Ebrima"/>
-        <a:font script="Phag" typeface="Phagspa"/>
-        <a:font script="Syrn" typeface="Estrangelo Edessa"/>
-        <a:font script="Syrj" typeface="Estrangelo Edessa"/>
-        <a:font script="Syre" typeface="Estrangelo Edessa"/>
-        <a:font script="Sora" typeface="Nirmala UI"/>
-        <a:font script="Tale" typeface="Microsoft Tai Le"/>
-        <a:font script="Talu" typeface="Microsoft New Tai Lue"/>
-        <a:font script="Tfng" typeface="Ebrima"/>
       </a:minorFont>
     </a:fontScheme>
-    <a:fmtScheme name="Стандартная">
+    <a:fmtScheme>
       <a:fillStyleLst>
         <a:solidFill>
           <a:schemeClr val="phClr"/>
         </a:solidFill>
-        <a:gradFill rotWithShape="1">
+        <a:gradFill>
           <a:gsLst>
             <a:gs pos="0">
               <a:schemeClr val="phClr">
                 <a:lumMod val="110000"/>
-                <a:satMod val="105000"/>
                 <a:tint val="67000"/>
               </a:schemeClr>
             </a:gs>
             <a:gs pos="50000">
               <a:schemeClr val="phClr">
                 <a:lumMod val="105000"/>
-                <a:satMod val="103000"/>
                 <a:tint val="73000"/>
               </a:schemeClr>
             </a:gs>
             <a:gs pos="100000">
               <a:schemeClr val="phClr">
                 <a:lumMod val="105000"/>
-                <a:satMod val="109000"/>
                 <a:tint val="81000"/>
               </a:schemeClr>
             </a:gs>
           </a:gsLst>
           <a:lin ang="5400000" scaled="0"/>
+          <a:tileRect l="0" t="0" r="0" b="0"/>
         </a:gradFill>
-        <a:gradFill rotWithShape="1">
+        <a:gradFill>
           <a:gsLst>
             <a:gs pos="0">
               <a:schemeClr val="phClr">
-                <a:satMod val="103000"/>
                 <a:lumMod val="102000"/>
                 <a:tint val="94000"/>
               </a:schemeClr>
             </a:gs>
             <a:gs pos="50000">
               <a:schemeClr val="phClr">
-                <a:satMod val="110000"/>
                 <a:lumMod val="100000"/>
                 <a:shade val="100000"/>
               </a:schemeClr>
@@ -6810,33 +7104,24 @@
             <a:gs pos="100000">
               <a:schemeClr val="phClr">
                 <a:lumMod val="99000"/>
-                <a:satMod val="120000"/>
                 <a:shade val="78000"/>
               </a:schemeClr>
             </a:gs>
           </a:gsLst>
           <a:lin ang="5400000" scaled="0"/>
+          <a:tileRect l="0" t="0" r="0" b="0"/>
         </a:gradFill>
       </a:fillStyleLst>
       <a:lnStyleLst>
         <a:ln w="6350" cap="flat" cmpd="sng" algn="ctr">
-          <a:solidFill>
-            <a:schemeClr val="phClr"/>
-          </a:solidFill>
           <a:prstDash val="solid"/>
           <a:miter lim="800000"/>
         </a:ln>
         <a:ln w="12700" cap="flat" cmpd="sng" algn="ctr">
-          <a:solidFill>
-            <a:schemeClr val="phClr"/>
-          </a:solidFill>
           <a:prstDash val="solid"/>
           <a:miter lim="800000"/>
         </a:ln>
         <a:ln w="19050" cap="flat" cmpd="sng" algn="ctr">
-          <a:solidFill>
-            <a:schemeClr val="phClr"/>
-          </a:solidFill>
           <a:prstDash val="solid"/>
           <a:miter lim="800000"/>
         </a:ln>
@@ -6849,13 +7134,7 @@
           <a:effectLst/>
         </a:effectStyle>
         <a:effectStyle>
-          <a:effectLst>
-            <a:outerShdw blurRad="57150" dist="19050" dir="5400000" algn="ctr" rotWithShape="0">
-              <a:srgbClr val="000000">
-                <a:alpha val="63000"/>
-              </a:srgbClr>
-            </a:outerShdw>
-          </a:effectLst>
+          <a:effectLst/>
         </a:effectStyle>
       </a:effectStyleLst>
       <a:bgFillStyleLst>
@@ -6865,15 +7144,13 @@
         <a:solidFill>
           <a:schemeClr val="phClr">
             <a:tint val="95000"/>
-            <a:satMod val="170000"/>
           </a:schemeClr>
         </a:solidFill>
-        <a:gradFill rotWithShape="1">
+        <a:gradFill>
           <a:gsLst>
             <a:gs pos="0">
               <a:schemeClr val="phClr">
                 <a:tint val="93000"/>
-                <a:satMod val="150000"/>
                 <a:shade val="98000"/>
                 <a:lumMod val="102000"/>
               </a:schemeClr>
@@ -6881,7 +7158,6 @@
             <a:gs pos="50000">
               <a:schemeClr val="phClr">
                 <a:tint val="98000"/>
-                <a:satMod val="130000"/>
                 <a:shade val="90000"/>
                 <a:lumMod val="103000"/>
               </a:schemeClr>
@@ -6889,22 +7165,15 @@
             <a:gs pos="100000">
               <a:schemeClr val="phClr">
                 <a:shade val="63000"/>
-                <a:satMod val="120000"/>
               </a:schemeClr>
             </a:gs>
           </a:gsLst>
           <a:lin ang="5400000" scaled="0"/>
+          <a:tileRect l="0" t="0" r="0" b="0"/>
         </a:gradFill>
       </a:bgFillStyleLst>
     </a:fmtScheme>
   </a:themeElements>
-  <a:objectDefaults/>
-  <a:extraClrSchemeLst/>
-  <a:extLst>
-    <a:ext uri="{05A4C25C-085E-4340-85A3-A5531E510DB2}">
-      <thm15:themeFamily xmlns:thm15="http://schemas.microsoft.com/office/thememl/2012/main" name="Office Theme" id="{2E142A2C-CD16-42D6-873A-C26D2A0506FA}" vid="{1BDDFF52-6CD6-40A5-AB3C-68EB2F1E4D0A}"/>
-    </a:ext>
-  </a:extLst>
 </a:theme>
 </file>
 
